--- a/LICENTA.docx
+++ b/LICENTA.docx
@@ -3628,7 +3628,7 @@
           <w:sz w:val="24"/>
           <w:szCs w:val="24"/>
         </w:rPr>
-        <w:t xml:space="preserve">Salutul personalizat în funcție de ora din zi (dimineața / ziua / seara);</w:t>
+        <w:t xml:space="preserve">Salutul personalizat în funcție de ora din zi;</w:t>
       </w:r>
     </w:p>
     <w:p>
@@ -3646,7 +3646,7 @@
           <w:sz w:val="24"/>
           <w:szCs w:val="24"/>
         </w:rPr>
-        <w:t xml:space="preserve">Trei carduri KPI cu sold curent, venituri și cheltuieli pentru luna curentă, fiecare însoțit de un sparkline care arată tendința pe ultimele luni;</w:t>
+        <w:t xml:space="preserve">Trei carduri KPI cu sold curent, venituri și cheltuieli pentru luna curentă, cu sparkline-uri pentru tendință;</w:t>
       </w:r>
     </w:p>
     <w:p>
@@ -3664,7 +3664,7 @@
           <w:sz w:val="24"/>
           <w:szCs w:val="24"/>
         </w:rPr>
-        <w:t xml:space="preserve">Alertă pentru tranzacțiile neobișnuite (cu z-score peste 2 față de media istorică a categoriei);</w:t>
+        <w:t xml:space="preserve">Alertă pentru tranzacțiile neobișnuite (cu z-score peste 2 față de media istorică);</w:t>
       </w:r>
     </w:p>
     <w:p>
@@ -3700,7 +3700,7 @@
           <w:sz w:val="24"/>
           <w:szCs w:val="24"/>
         </w:rPr>
-        <w:t xml:space="preserve">Grafic donut cu distribuția cheltuielilor pe categorii în luna curentă;</w:t>
+        <w:t xml:space="preserve">Grafic donut cu distribuția cheltuielilor pe categorii;</w:t>
       </w:r>
     </w:p>
     <w:p>
@@ -3718,563 +3718,7 @@
           <w:sz w:val="24"/>
           <w:szCs w:val="24"/>
         </w:rPr>
-        <w:t xml:space="preserve">Listă cu ultimele 5 tranzacții;</w:t>
-      </w:r>
-    </w:p>
-    <w:p>
-      <w:pPr>
-        <w:pStyle w:val="ListParagraph"/>
-        <w:numPr>
-          <w:ilvl w:val="0"/>
-          <w:numId w:val="2"/>
-        </w:numPr>
-        <w:spacing w:after="80" w:before="0" w:line="360"/>
-      </w:pPr>
-      <w:r>
-        <w:rPr>
-          <w:rFonts w:ascii="Times New Roman" w:cs="Times New Roman" w:eastAsia="Times New Roman" w:hAnsi="Times New Roman"/>
-          <w:sz w:val="24"/>
-          <w:szCs w:val="24"/>
-        </w:rPr>
-        <w:t xml:space="preserve">Mini-vizualizare a progresului bugetelor active.</w:t>
-      </w:r>
-    </w:p>
-    <w:p>
-      <w:pPr>
-        <w:spacing w:after="120" w:before="0" w:line="360"/>
-        <w:jc w:val="both"/>
-      </w:pPr>
-      <w:r>
-        <w:rPr>
-          <w:rFonts w:ascii="Times New Roman" w:cs="Times New Roman" w:eastAsia="Times New Roman" w:hAnsi="Times New Roman"/>
-          <w:sz w:val="24"/>
-          <w:szCs w:val="24"/>
-        </w:rPr>
-        <w:t xml:space="preserve">Modulul Tranzacții este responsabil pentru operațiunile CRUD asupra tranzacțiilor:</w:t>
-      </w:r>
-    </w:p>
-    <w:p>
-      <w:pPr>
-        <w:pStyle w:val="ListParagraph"/>
-        <w:numPr>
-          <w:ilvl w:val="0"/>
-          <w:numId w:val="2"/>
-        </w:numPr>
-        <w:spacing w:after="80" w:before="0" w:line="360"/>
-      </w:pPr>
-      <w:r>
-        <w:rPr>
-          <w:rFonts w:ascii="Times New Roman" w:cs="Times New Roman" w:eastAsia="Times New Roman" w:hAnsi="Times New Roman"/>
-          <w:sz w:val="24"/>
-          <w:szCs w:val="24"/>
-        </w:rPr>
-        <w:t xml:space="preserve">Listă paginată (10 tranzacții pe pagină) cu filtre pe segment (toate/venituri/cheltuieli/recurente), perioadă, categorii și interval de sumă;</w:t>
-      </w:r>
-    </w:p>
-    <w:p>
-      <w:pPr>
-        <w:pStyle w:val="ListParagraph"/>
-        <w:numPr>
-          <w:ilvl w:val="0"/>
-          <w:numId w:val="2"/>
-        </w:numPr>
-        <w:spacing w:after="80" w:before="0" w:line="360"/>
-      </w:pPr>
-      <w:r>
-        <w:rPr>
-          <w:rFonts w:ascii="Times New Roman" w:cs="Times New Roman" w:eastAsia="Times New Roman" w:hAnsi="Times New Roman"/>
-          <w:sz w:val="24"/>
-          <w:szCs w:val="24"/>
-        </w:rPr>
-        <w:t xml:space="preserve">Căutare în descriere și sumă;</w:t>
-      </w:r>
-    </w:p>
-    <w:p>
-      <w:pPr>
-        <w:pStyle w:val="ListParagraph"/>
-        <w:numPr>
-          <w:ilvl w:val="0"/>
-          <w:numId w:val="2"/>
-        </w:numPr>
-        <w:spacing w:after="80" w:before="0" w:line="360"/>
-      </w:pPr>
-      <w:r>
-        <w:rPr>
-          <w:rFonts w:ascii="Times New Roman" w:cs="Times New Roman" w:eastAsia="Times New Roman" w:hAnsi="Times New Roman"/>
-          <w:sz w:val="24"/>
-          <w:szCs w:val="24"/>
-        </w:rPr>
-        <w:t xml:space="preserve">Adăugare manuală a unei tranzacții prin formular;</w:t>
-      </w:r>
-    </w:p>
-    <w:p>
-      <w:pPr>
-        <w:pStyle w:val="ListParagraph"/>
-        <w:numPr>
-          <w:ilvl w:val="0"/>
-          <w:numId w:val="2"/>
-        </w:numPr>
-        <w:spacing w:after="80" w:before="0" w:line="360"/>
-      </w:pPr>
-      <w:r>
-        <w:rPr>
-          <w:rFonts w:ascii="Times New Roman" w:cs="Times New Roman" w:eastAsia="Times New Roman" w:hAnsi="Times New Roman"/>
-          <w:sz w:val="24"/>
-          <w:szCs w:val="24"/>
-        </w:rPr>
-        <w:t xml:space="preserve">Scanare bon fiscal cu OCR Gemini (Figura 12), cu preview-ul bonului digital înainte de salvare;</w:t>
-      </w:r>
-    </w:p>
-    <w:p>
-      <w:pPr>
-        <w:pStyle w:val="ListParagraph"/>
-        <w:numPr>
-          <w:ilvl w:val="0"/>
-          <w:numId w:val="2"/>
-        </w:numPr>
-        <w:spacing w:after="80" w:before="0" w:line="360"/>
-      </w:pPr>
-      <w:r>
-        <w:rPr>
-          <w:rFonts w:ascii="Times New Roman" w:cs="Times New Roman" w:eastAsia="Times New Roman" w:hAnsi="Times New Roman"/>
-          <w:sz w:val="24"/>
-          <w:szCs w:val="24"/>
-        </w:rPr>
-        <w:t xml:space="preserve">Editare și ștergere;</w:t>
-      </w:r>
-    </w:p>
-    <w:p>
-      <w:pPr>
-        <w:pStyle w:val="ListParagraph"/>
-        <w:numPr>
-          <w:ilvl w:val="0"/>
-          <w:numId w:val="2"/>
-        </w:numPr>
-        <w:spacing w:after="80" w:before="0" w:line="360"/>
-      </w:pPr>
-      <w:r>
-        <w:rPr>
-          <w:rFonts w:ascii="Times New Roman" w:cs="Times New Roman" w:eastAsia="Times New Roman" w:hAnsi="Times New Roman"/>
-          <w:sz w:val="24"/>
-          <w:szCs w:val="24"/>
-        </w:rPr>
-        <w:t xml:space="preserve">Suport pentru tranzacții recurente (zilnice, săptămânale, lunare, anuale) cu generare automată a instanțelor;</w:t>
-      </w:r>
-    </w:p>
-    <w:p>
-      <w:pPr>
-        <w:pStyle w:val="ListParagraph"/>
-        <w:numPr>
-          <w:ilvl w:val="0"/>
-          <w:numId w:val="2"/>
-        </w:numPr>
-        <w:spacing w:after="80" w:before="0" w:line="360"/>
-      </w:pPr>
-      <w:r>
-        <w:rPr>
-          <w:rFonts w:ascii="Times New Roman" w:cs="Times New Roman" w:eastAsia="Times New Roman" w:hAnsi="Times New Roman"/>
-          <w:sz w:val="24"/>
-          <w:szCs w:val="24"/>
-        </w:rPr>
-        <w:t xml:space="preserve">Export al tranzacțiilor în format PDF sau Excel;</w:t>
-      </w:r>
-    </w:p>
-    <w:p>
-      <w:pPr>
-        <w:pStyle w:val="ListParagraph"/>
-        <w:numPr>
-          <w:ilvl w:val="0"/>
-          <w:numId w:val="2"/>
-        </w:numPr>
-        <w:spacing w:after="80" w:before="0" w:line="360"/>
-      </w:pPr>
-      <w:r>
-        <w:rPr>
-          <w:rFonts w:ascii="Times New Roman" w:cs="Times New Roman" w:eastAsia="Times New Roman" w:hAnsi="Times New Roman"/>
-          <w:sz w:val="24"/>
-          <w:szCs w:val="24"/>
-        </w:rPr>
-        <w:t xml:space="preserve">Acces direct din modulul Bugete prin parametri URL pentru drill-down.</w:t>
-      </w:r>
-    </w:p>
-    <w:p>
-      <w:pPr>
-        <w:spacing w:after="120" w:before="0" w:line="360"/>
-        <w:jc w:val="both"/>
-      </w:pPr>
-      <w:r>
-        <w:rPr>
-          <w:rFonts w:ascii="Times New Roman" w:cs="Times New Roman" w:eastAsia="Times New Roman" w:hAnsi="Times New Roman"/>
-          <w:sz w:val="24"/>
-          <w:szCs w:val="24"/>
-        </w:rPr>
-        <w:t xml:space="preserve">Modulul Bugete permite planificarea cheltuielilor:</w:t>
-      </w:r>
-    </w:p>
-    <w:p>
-      <w:pPr>
-        <w:pStyle w:val="ListParagraph"/>
-        <w:numPr>
-          <w:ilvl w:val="0"/>
-          <w:numId w:val="2"/>
-        </w:numPr>
-        <w:spacing w:after="80" w:before="0" w:line="360"/>
-      </w:pPr>
-      <w:r>
-        <w:rPr>
-          <w:rFonts w:ascii="Times New Roman" w:cs="Times New Roman" w:eastAsia="Times New Roman" w:hAnsi="Times New Roman"/>
-          <w:sz w:val="24"/>
-          <w:szCs w:val="24"/>
-        </w:rPr>
-        <w:t xml:space="preserve">Card hero cu bugetul total al lunii curente;</w:t>
-      </w:r>
-    </w:p>
-    <w:p>
-      <w:pPr>
-        <w:pStyle w:val="ListParagraph"/>
-        <w:numPr>
-          <w:ilvl w:val="0"/>
-          <w:numId w:val="2"/>
-        </w:numPr>
-        <w:spacing w:after="80" w:before="0" w:line="360"/>
-      </w:pPr>
-      <w:r>
-        <w:rPr>
-          <w:rFonts w:ascii="Times New Roman" w:cs="Times New Roman" w:eastAsia="Times New Roman" w:hAnsi="Times New Roman"/>
-          <w:sz w:val="24"/>
-          <w:szCs w:val="24"/>
-        </w:rPr>
-        <w:t xml:space="preserve">Listă de carduri pentru bugetele active (atât totale lunare cât și pe categorii);</w:t>
-      </w:r>
-    </w:p>
-    <w:p>
-      <w:pPr>
-        <w:pStyle w:val="ListParagraph"/>
-        <w:numPr>
-          <w:ilvl w:val="0"/>
-          <w:numId w:val="2"/>
-        </w:numPr>
-        <w:spacing w:after="80" w:before="0" w:line="360"/>
-      </w:pPr>
-      <w:r>
-        <w:rPr>
-          <w:rFonts w:ascii="Times New Roman" w:cs="Times New Roman" w:eastAsia="Times New Roman" w:hAnsi="Times New Roman"/>
-          <w:sz w:val="24"/>
-          <w:szCs w:val="24"/>
-        </w:rPr>
-        <w:t xml:space="preserve">Creare și editare bugete cu interfață vizuală;</w:t>
-      </w:r>
-    </w:p>
-    <w:p>
-      <w:pPr>
-        <w:pStyle w:val="ListParagraph"/>
-        <w:numPr>
-          <w:ilvl w:val="0"/>
-          <w:numId w:val="2"/>
-        </w:numPr>
-        <w:spacing w:after="80" w:before="0" w:line="360"/>
-      </w:pPr>
-      <w:r>
-        <w:rPr>
-          <w:rFonts w:ascii="Times New Roman" w:cs="Times New Roman" w:eastAsia="Times New Roman" w:hAnsi="Times New Roman"/>
-          <w:sz w:val="24"/>
-          <w:szCs w:val="24"/>
-        </w:rPr>
-        <w:t xml:space="preserve">Selector pentru navigarea între luni;</w:t>
-      </w:r>
-    </w:p>
-    <w:p>
-      <w:pPr>
-        <w:pStyle w:val="ListParagraph"/>
-        <w:numPr>
-          <w:ilvl w:val="0"/>
-          <w:numId w:val="2"/>
-        </w:numPr>
-        <w:spacing w:after="80" w:before="0" w:line="360"/>
-      </w:pPr>
-      <w:r>
-        <w:rPr>
-          <w:rFonts w:ascii="Times New Roman" w:cs="Times New Roman" w:eastAsia="Times New Roman" w:hAnsi="Times New Roman"/>
-          <w:sz w:val="24"/>
-          <w:szCs w:val="24"/>
-        </w:rPr>
-        <w:t xml:space="preserve">Click pe un buget redirecționează la lista de tranzacții filtrată pe acea categorie și perioadă;</w:t>
-      </w:r>
-    </w:p>
-    <w:p>
-      <w:pPr>
-        <w:pStyle w:val="ListParagraph"/>
-        <w:numPr>
-          <w:ilvl w:val="0"/>
-          <w:numId w:val="2"/>
-        </w:numPr>
-        <w:spacing w:after="80" w:before="0" w:line="360"/>
-      </w:pPr>
-      <w:r>
-        <w:rPr>
-          <w:rFonts w:ascii="Times New Roman" w:cs="Times New Roman" w:eastAsia="Times New Roman" w:hAnsi="Times New Roman"/>
-          <w:sz w:val="24"/>
-          <w:szCs w:val="24"/>
-        </w:rPr>
-        <w:t xml:space="preserve">Avertizare la depășirea limitei (atât în UI cât și prin notificare in-app — Figura 16).</w:t>
-      </w:r>
-    </w:p>
-    <w:p>
-      <w:pPr>
-        <w:spacing w:after="120" w:before="0" w:line="360"/>
-        <w:jc w:val="both"/>
-      </w:pPr>
-      <w:r>
-        <w:rPr>
-          <w:rFonts w:ascii="Times New Roman" w:cs="Times New Roman" w:eastAsia="Times New Roman" w:hAnsi="Times New Roman"/>
-          <w:sz w:val="24"/>
-          <w:szCs w:val="24"/>
-        </w:rPr>
-        <w:t xml:space="preserve">Modulul Categorii gestionează categoriile de venituri și cheltuieli:</w:t>
-      </w:r>
-    </w:p>
-    <w:p>
-      <w:pPr>
-        <w:pStyle w:val="ListParagraph"/>
-        <w:numPr>
-          <w:ilvl w:val="0"/>
-          <w:numId w:val="2"/>
-        </w:numPr>
-        <w:spacing w:after="80" w:before="0" w:line="360"/>
-      </w:pPr>
-      <w:r>
-        <w:rPr>
-          <w:rFonts w:ascii="Times New Roman" w:cs="Times New Roman" w:eastAsia="Times New Roman" w:hAnsi="Times New Roman"/>
-          <w:sz w:val="24"/>
-          <w:szCs w:val="24"/>
-        </w:rPr>
-        <w:t xml:space="preserve">Listă cu toate categoriile, atât cele predefinite (Mâncare, Transport, Facturi etc.) cât și cele personalizate de utilizator;</w:t>
-      </w:r>
-    </w:p>
-    <w:p>
-      <w:pPr>
-        <w:pStyle w:val="ListParagraph"/>
-        <w:numPr>
-          <w:ilvl w:val="0"/>
-          <w:numId w:val="2"/>
-        </w:numPr>
-        <w:spacing w:after="80" w:before="0" w:line="360"/>
-      </w:pPr>
-      <w:r>
-        <w:rPr>
-          <w:rFonts w:ascii="Times New Roman" w:cs="Times New Roman" w:eastAsia="Times New Roman" w:hAnsi="Times New Roman"/>
-          <w:sz w:val="24"/>
-          <w:szCs w:val="24"/>
-        </w:rPr>
-        <w:t xml:space="preserve">Adăugare categorie cu icoană (din setul Lucide sau emoji) și culoare;</w:t>
-      </w:r>
-    </w:p>
-    <w:p>
-      <w:pPr>
-        <w:pStyle w:val="ListParagraph"/>
-        <w:numPr>
-          <w:ilvl w:val="0"/>
-          <w:numId w:val="2"/>
-        </w:numPr>
-        <w:spacing w:after="80" w:before="0" w:line="360"/>
-      </w:pPr>
-      <w:r>
-        <w:rPr>
-          <w:rFonts w:ascii="Times New Roman" w:cs="Times New Roman" w:eastAsia="Times New Roman" w:hAnsi="Times New Roman"/>
-          <w:sz w:val="24"/>
-          <w:szCs w:val="24"/>
-        </w:rPr>
-        <w:t xml:space="preserve">Editarea și ștergerea sunt permise doar pentru categoriile create de utilizator; cele predefinite sunt blocate;</w:t>
-      </w:r>
-    </w:p>
-    <w:p>
-      <w:pPr>
-        <w:pStyle w:val="ListParagraph"/>
-        <w:numPr>
-          <w:ilvl w:val="0"/>
-          <w:numId w:val="2"/>
-        </w:numPr>
-        <w:spacing w:after="80" w:before="0" w:line="360"/>
-      </w:pPr>
-      <w:r>
-        <w:rPr>
-          <w:rFonts w:ascii="Times New Roman" w:cs="Times New Roman" w:eastAsia="Times New Roman" w:hAnsi="Times New Roman"/>
-          <w:sz w:val="24"/>
-          <w:szCs w:val="24"/>
-        </w:rPr>
-        <w:t xml:space="preserve">Sugerare automată a categoriei pentru o tranzacție pe baza descrierii (folosind Gemini).</w:t>
-      </w:r>
-    </w:p>
-    <w:p>
-      <w:pPr>
-        <w:spacing w:after="120" w:before="0" w:line="360"/>
-        <w:jc w:val="both"/>
-      </w:pPr>
-      <w:r>
-        <w:rPr>
-          <w:rFonts w:ascii="Times New Roman" w:cs="Times New Roman" w:eastAsia="Times New Roman" w:hAnsi="Times New Roman"/>
-          <w:sz w:val="24"/>
-          <w:szCs w:val="24"/>
-        </w:rPr>
-        <w:t xml:space="preserve">Modulul Rapoarte oferă exporturi detaliate:</w:t>
-      </w:r>
-    </w:p>
-    <w:p>
-      <w:pPr>
-        <w:pStyle w:val="ListParagraph"/>
-        <w:numPr>
-          <w:ilvl w:val="0"/>
-          <w:numId w:val="2"/>
-        </w:numPr>
-        <w:spacing w:after="80" w:before="0" w:line="360"/>
-      </w:pPr>
-      <w:r>
-        <w:rPr>
-          <w:rFonts w:ascii="Times New Roman" w:cs="Times New Roman" w:eastAsia="Times New Roman" w:hAnsi="Times New Roman"/>
-          <w:sz w:val="24"/>
-          <w:szCs w:val="24"/>
-        </w:rPr>
-        <w:t xml:space="preserve">Generator în trei pași: tip raport (venituri / cheltuieli / complet) → perioadă (luna curentă / ultimele 30 zile / trimestru / an / personalizat) → categorii selectate;</w:t>
-      </w:r>
-    </w:p>
-    <w:p>
-      <w:pPr>
-        <w:pStyle w:val="ListParagraph"/>
-        <w:numPr>
-          <w:ilvl w:val="0"/>
-          <w:numId w:val="2"/>
-        </w:numPr>
-        <w:spacing w:after="80" w:before="0" w:line="360"/>
-      </w:pPr>
-      <w:r>
-        <w:rPr>
-          <w:rFonts w:ascii="Times New Roman" w:cs="Times New Roman" w:eastAsia="Times New Roman" w:hAnsi="Times New Roman"/>
-          <w:sz w:val="24"/>
-          <w:szCs w:val="24"/>
-        </w:rPr>
-        <w:t xml:space="preserve">Preview live al raportului cu KPI-uri, tabel detaliat pe categorii și diagramă donut;</w:t>
-      </w:r>
-    </w:p>
-    <w:p>
-      <w:pPr>
-        <w:pStyle w:val="ListParagraph"/>
-        <w:numPr>
-          <w:ilvl w:val="0"/>
-          <w:numId w:val="2"/>
-        </w:numPr>
-        <w:spacing w:after="80" w:before="0" w:line="360"/>
-      </w:pPr>
-      <w:r>
-        <w:rPr>
-          <w:rFonts w:ascii="Times New Roman" w:cs="Times New Roman" w:eastAsia="Times New Roman" w:hAnsi="Times New Roman"/>
-          <w:sz w:val="24"/>
-          <w:szCs w:val="24"/>
-        </w:rPr>
-        <w:t xml:space="preserve">Export PDF generat cu PDFKit;</w:t>
-      </w:r>
-    </w:p>
-    <w:p>
-      <w:pPr>
-        <w:pStyle w:val="ListParagraph"/>
-        <w:numPr>
-          <w:ilvl w:val="0"/>
-          <w:numId w:val="2"/>
-        </w:numPr>
-        <w:spacing w:after="80" w:before="0" w:line="360"/>
-      </w:pPr>
-      <w:r>
-        <w:rPr>
-          <w:rFonts w:ascii="Times New Roman" w:cs="Times New Roman" w:eastAsia="Times New Roman" w:hAnsi="Times New Roman"/>
-          <w:sz w:val="24"/>
-          <w:szCs w:val="24"/>
-        </w:rPr>
-        <w:t xml:space="preserve">Export Excel generat cu ExcelJS.</w:t>
-      </w:r>
-    </w:p>
-    <w:p>
-      <w:pPr>
-        <w:spacing w:after="120" w:before="0" w:line="360"/>
-        <w:jc w:val="both"/>
-      </w:pPr>
-      <w:r>
-        <w:rPr>
-          <w:rFonts w:ascii="Times New Roman" w:cs="Times New Roman" w:eastAsia="Times New Roman" w:hAnsi="Times New Roman"/>
-          <w:sz w:val="24"/>
-          <w:szCs w:val="24"/>
-        </w:rPr>
-        <w:t xml:space="preserve">Modulul Setări permite personalizarea aplicației:</w:t>
-      </w:r>
-    </w:p>
-    <w:p>
-      <w:pPr>
-        <w:pStyle w:val="ListParagraph"/>
-        <w:numPr>
-          <w:ilvl w:val="0"/>
-          <w:numId w:val="2"/>
-        </w:numPr>
-        <w:spacing w:after="80" w:before="0" w:line="360"/>
-      </w:pPr>
-      <w:r>
-        <w:rPr>
-          <w:rFonts w:ascii="Times New Roman" w:cs="Times New Roman" w:eastAsia="Times New Roman" w:hAnsi="Times New Roman"/>
-          <w:sz w:val="24"/>
-          <w:szCs w:val="24"/>
-        </w:rPr>
-        <w:t xml:space="preserve">Profil (nume, prenume, monedă, fotografie de profil);</w:t>
-      </w:r>
-    </w:p>
-    <w:p>
-      <w:pPr>
-        <w:pStyle w:val="ListParagraph"/>
-        <w:numPr>
-          <w:ilvl w:val="0"/>
-          <w:numId w:val="2"/>
-        </w:numPr>
-        <w:spacing w:after="80" w:before="0" w:line="360"/>
-      </w:pPr>
-      <w:r>
-        <w:rPr>
-          <w:rFonts w:ascii="Times New Roman" w:cs="Times New Roman" w:eastAsia="Times New Roman" w:hAnsi="Times New Roman"/>
-          <w:sz w:val="24"/>
-          <w:szCs w:val="24"/>
-        </w:rPr>
-        <w:t xml:space="preserve">Securitate (schimbarea parolei, ștergerea contului);</w:t>
-      </w:r>
-    </w:p>
-    <w:p>
-      <w:pPr>
-        <w:pStyle w:val="ListParagraph"/>
-        <w:numPr>
-          <w:ilvl w:val="0"/>
-          <w:numId w:val="2"/>
-        </w:numPr>
-        <w:spacing w:after="80" w:before="0" w:line="360"/>
-      </w:pPr>
-      <w:r>
-        <w:rPr>
-          <w:rFonts w:ascii="Times New Roman" w:cs="Times New Roman" w:eastAsia="Times New Roman" w:hAnsi="Times New Roman"/>
-          <w:sz w:val="24"/>
-          <w:szCs w:val="24"/>
-        </w:rPr>
-        <w:t xml:space="preserve">Preferințe (mod întunecat, sunete, format dată);</w:t>
-      </w:r>
-    </w:p>
-    <w:p>
-      <w:pPr>
-        <w:pStyle w:val="ListParagraph"/>
-        <w:numPr>
-          <w:ilvl w:val="0"/>
-          <w:numId w:val="2"/>
-        </w:numPr>
-        <w:spacing w:after="80" w:before="0" w:line="360"/>
-      </w:pPr>
-      <w:r>
-        <w:rPr>
-          <w:rFonts w:ascii="Times New Roman" w:cs="Times New Roman" w:eastAsia="Times New Roman" w:hAnsi="Times New Roman"/>
-          <w:sz w:val="24"/>
-          <w:szCs w:val="24"/>
-        </w:rPr>
-        <w:t xml:space="preserve">Notificări (activarea/dezactivarea alertelor de buget).</w:t>
+        <w:t xml:space="preserve">Listă cu ultimele 5 tranzacții și mini-vizualizare a progresului bugetelor.</w:t>
       </w:r>
     </w:p>
     <w:p>
@@ -4289,7 +3733,82 @@
           <w:sz w:val="24"/>
           <w:szCs w:val="24"/>
         </w:rPr>
-        <w:t xml:space="preserve">În plus față de funcționalitățile specifice modulelor, aplicația include și componente transversale: bara de navigare laterală cu acces la toate modulele și butonul de deconectare; bara de sus cu breadcrumb, căutare globală (deschisă cu Ctrl+K), buton pentru asistentul AI (Figura 17), clopoțel de notificări cu badge pentru mesajele necitite și buton pentru adăugare rapidă; asistent AI conversațional accesibil în orice moment ca drawer lateral, care răspunde la întrebări libere despre finanțele utilizatorului folosind Gemini; paleta de căutare care permite navigarea rapidă către orice pagină sau tranzacție; suport pentru mod întunecat aplicat global prin CSS custom properties.</w:t>
+        <w:t xml:space="preserve">Modulul Tranzacții este responsabil pentru operațiunile CRUD asupra tranzacțiilor: listă paginată cu filtre, formular de adăugare, scanare bon fiscal cu OCR Gemini (Figura 12), editare/ștergere, suport pentru tranzacții recurente și export PDF/Excel.</w:t>
+      </w:r>
+    </w:p>
+    <w:p>
+      <w:pPr>
+        <w:spacing w:after="120" w:before="0" w:line="360"/>
+        <w:ind w:firstLine="567"/>
+        <w:jc w:val="both"/>
+      </w:pPr>
+      <w:r>
+        <w:rPr>
+          <w:rFonts w:ascii="Times New Roman" w:cs="Times New Roman" w:eastAsia="Times New Roman" w:hAnsi="Times New Roman"/>
+          <w:sz w:val="24"/>
+          <w:szCs w:val="24"/>
+        </w:rPr>
+        <w:t xml:space="preserve">Modulul Bugete permite planificarea cheltuielilor: card hero cu bugetul total al lunii, carduri pentru bugetele active, creare/editare cu interfață vizuală, navigare între luni, drill-down către tranzacții la click pe card și avertizare la depășire (Figura 16).</w:t>
+      </w:r>
+    </w:p>
+    <w:p>
+      <w:pPr>
+        <w:spacing w:after="120" w:before="0" w:line="360"/>
+        <w:ind w:firstLine="567"/>
+        <w:jc w:val="both"/>
+      </w:pPr>
+      <w:r>
+        <w:rPr>
+          <w:rFonts w:ascii="Times New Roman" w:cs="Times New Roman" w:eastAsia="Times New Roman" w:hAnsi="Times New Roman"/>
+          <w:sz w:val="24"/>
+          <w:szCs w:val="24"/>
+        </w:rPr>
+        <w:t xml:space="preserve">Modulul Categorii gestionează categoriile de venituri și cheltuieli: listă cu cele predefinite și cele personalizate, adăugare cu icoană și culoare, sugestie automată cu Gemini pentru clasificare.</w:t>
+      </w:r>
+    </w:p>
+    <w:p>
+      <w:pPr>
+        <w:spacing w:after="120" w:before="0" w:line="360"/>
+        <w:ind w:firstLine="567"/>
+        <w:jc w:val="both"/>
+      </w:pPr>
+      <w:r>
+        <w:rPr>
+          <w:rFonts w:ascii="Times New Roman" w:cs="Times New Roman" w:eastAsia="Times New Roman" w:hAnsi="Times New Roman"/>
+          <w:sz w:val="24"/>
+          <w:szCs w:val="24"/>
+        </w:rPr>
+        <w:t xml:space="preserve">Modulul Rapoarte oferă un generator în trei pași (tip, perioadă, categorii) cu preview live, export PDF cu PDFKit și export Excel cu ExcelJS.</w:t>
+      </w:r>
+    </w:p>
+    <w:p>
+      <w:pPr>
+        <w:spacing w:after="120" w:before="0" w:line="360"/>
+        <w:ind w:firstLine="567"/>
+        <w:jc w:val="both"/>
+      </w:pPr>
+      <w:r>
+        <w:rPr>
+          <w:rFonts w:ascii="Times New Roman" w:cs="Times New Roman" w:eastAsia="Times New Roman" w:hAnsi="Times New Roman"/>
+          <w:sz w:val="24"/>
+          <w:szCs w:val="24"/>
+        </w:rPr>
+        <w:t xml:space="preserve">Modulul Setări permite personalizarea: profil, securitate, preferințe UI și controlul notificărilor.</w:t>
+      </w:r>
+    </w:p>
+    <w:p>
+      <w:pPr>
+        <w:spacing w:after="120" w:before="0" w:line="360"/>
+        <w:ind w:firstLine="567"/>
+        <w:jc w:val="both"/>
+      </w:pPr>
+      <w:r>
+        <w:rPr>
+          <w:rFonts w:ascii="Times New Roman" w:cs="Times New Roman" w:eastAsia="Times New Roman" w:hAnsi="Times New Roman"/>
+          <w:sz w:val="24"/>
+          <w:szCs w:val="24"/>
+        </w:rPr>
+        <w:t xml:space="preserve">În plus, aplicația include componente transversale: bara de navigare laterală cu acces la toate modulele, bara de sus cu căutare globală și asistent AI (Figura 17), paleta de căutare și suport pentru mod întunecat aplicat global prin CSS custom properties.</w:t>
       </w:r>
     </w:p>
     <w:p>
@@ -4353,22 +3872,7 @@
           <w:sz w:val="24"/>
           <w:szCs w:val="24"/>
         </w:rPr>
-        <w:t xml:space="preserve">Dezvoltarea aplicației FARO a urmat modelul în V al ciclului de viață software, prezentat în Figura 2. Acest model este o variantă a modelului clasic în cascadă, în care fiecare etapă de specificare de pe ramura stângă este pereche cu o etapă corespunzătoare de validare de pe ramura dreaptă. Spre exemplu, analiza cerințelor utilizatorului determină ce trebuie validat prin teste de acceptare, iar proiectarea detaliată dictează formele testelor unitare.</w:t>
-      </w:r>
-    </w:p>
-    <w:p>
-      <w:pPr>
-        <w:spacing w:after="120" w:before="0" w:line="360"/>
-        <w:ind w:firstLine="567"/>
-        <w:jc w:val="both"/>
-      </w:pPr>
-      <w:r>
-        <w:rPr>
-          <w:rFonts w:ascii="Times New Roman" w:cs="Times New Roman" w:eastAsia="Times New Roman" w:hAnsi="Times New Roman"/>
-          <w:sz w:val="24"/>
-          <w:szCs w:val="24"/>
-        </w:rPr>
-        <w:t xml:space="preserve">Avantajele alegerii modelului în V pentru acest proiect au inclus trasabilitatea clară între cerințe și teste (fiecare cerință funcțională din etapa inițială are un caz de test corespunzător în etapa de validare), detectarea timpurie a defectelor (planurile de testare sunt scrise în paralel cu specificațiile, ceea ce forțează identificarea ambiguităților înainte de a începe codarea) și documentarea structurată (fiecare etapă produce un livrabil specific — specificații, arhitectură, cod, raport de testare — ceea ce facilitează redactarea documentației finale).</w:t>
+        <w:t xml:space="preserve">Dezvoltarea aplicației FARO a urmat modelul în V al ciclului de viață software, prezentat în Figura 2. Acest model este o variantă a modelului clasic în cascadă, în care fiecare etapă de specificare de pe ramura stângă este pereche cu o etapă corespunzătoare de validare de pe ramura dreaptă.</w:t>
       </w:r>
     </w:p>
     <w:p>
@@ -4451,22 +3955,7 @@
           <w:sz w:val="24"/>
           <w:szCs w:val="24"/>
         </w:rPr>
-        <w:t xml:space="preserve">Diagrama Gantt este un instrument de planificare frecvent utilizat în managementul de proiect, care oferă o ilustrare grafică a programului de activități. Aceasta ajută la planificarea, coordonarea și monitorizarea sarcinilor dintr-un proiect. Forma grafică constă într-o matrice în care pe axa orizontală se reprezintă timpul, iar pe axa verticală sunt enumerate sarcinile proiectului.</w:t>
-      </w:r>
-    </w:p>
-    <w:p>
-      <w:pPr>
-        <w:spacing w:after="120" w:before="0" w:line="360"/>
-        <w:ind w:firstLine="567"/>
-        <w:jc w:val="both"/>
-      </w:pPr>
-      <w:r>
-        <w:rPr>
-          <w:rFonts w:ascii="Times New Roman" w:cs="Times New Roman" w:eastAsia="Times New Roman" w:hAnsi="Times New Roman"/>
-          <w:sz w:val="24"/>
-          <w:szCs w:val="24"/>
-        </w:rPr>
-        <w:t xml:space="preserve">Planificarea aplicației FARO a urmat un calendar de aproximativ șase luni, structurat pe patru faze majore, conform tabelului următor:</w:t>
+        <w:t xml:space="preserve">Diagrama Gantt este un instrument de planificare frecvent utilizat în managementul de proiect, care oferă o ilustrare grafică a programului de activități. Planificarea aplicației FARO a urmat un calendar de aproximativ șase luni:</w:t>
       </w:r>
     </w:p>
     <w:tbl>
@@ -6851,107 +6340,6 @@
     </w:p>
     <w:p>
       <w:pPr>
-        <w:spacing w:after="120" w:before="0" w:line="360"/>
-        <w:jc w:val="both"/>
-      </w:pPr>
-      <w:r>
-        <w:rPr>
-          <w:rFonts w:ascii="Times New Roman" w:cs="Times New Roman" w:eastAsia="Times New Roman" w:hAnsi="Times New Roman"/>
-          <w:sz w:val="24"/>
-          <w:szCs w:val="24"/>
-        </w:rPr>
-        <w:t xml:space="preserve">Cele patru faze majore identificabile în calendar sunt:</w:t>
-      </w:r>
-    </w:p>
-    <w:p>
-      <w:pPr>
-        <w:pStyle w:val="ListParagraph"/>
-        <w:numPr>
-          <w:ilvl w:val="0"/>
-          <w:numId w:val="2"/>
-        </w:numPr>
-        <w:spacing w:after="80" w:before="0" w:line="360"/>
-      </w:pPr>
-      <w:r>
-        <w:rPr>
-          <w:rFonts w:ascii="Times New Roman" w:cs="Times New Roman" w:eastAsia="Times New Roman" w:hAnsi="Times New Roman"/>
-          <w:sz w:val="24"/>
-          <w:szCs w:val="24"/>
-        </w:rPr>
-        <w:t xml:space="preserve">Faza de planificare (decembrie 2025) — documentare, specificații, setup mediu;</w:t>
-      </w:r>
-    </w:p>
-    <w:p>
-      <w:pPr>
-        <w:pStyle w:val="ListParagraph"/>
-        <w:numPr>
-          <w:ilvl w:val="0"/>
-          <w:numId w:val="2"/>
-        </w:numPr>
-        <w:spacing w:after="80" w:before="0" w:line="360"/>
-      </w:pPr>
-      <w:r>
-        <w:rPr>
-          <w:rFonts w:ascii="Times New Roman" w:cs="Times New Roman" w:eastAsia="Times New Roman" w:hAnsi="Times New Roman"/>
-          <w:sz w:val="24"/>
-          <w:szCs w:val="24"/>
-        </w:rPr>
-        <w:t xml:space="preserve">Faza de implementare (ianuarie - martie 2026) — dezvoltarea propriu-zisă a celor șase module funcționale și integrarea cu serviciile externe;</w:t>
-      </w:r>
-    </w:p>
-    <w:p>
-      <w:pPr>
-        <w:pStyle w:val="ListParagraph"/>
-        <w:numPr>
-          <w:ilvl w:val="0"/>
-          <w:numId w:val="2"/>
-        </w:numPr>
-        <w:spacing w:after="80" w:before="0" w:line="360"/>
-      </w:pPr>
-      <w:r>
-        <w:rPr>
-          <w:rFonts w:ascii="Times New Roman" w:cs="Times New Roman" w:eastAsia="Times New Roman" w:hAnsi="Times New Roman"/>
-          <w:sz w:val="24"/>
-          <w:szCs w:val="24"/>
-        </w:rPr>
-        <w:t xml:space="preserve">Faza de polish și deploy (aprilie - mai 2026) — redesign UI, optimizare mobilă, testare, deploy în producție;</w:t>
-      </w:r>
-    </w:p>
-    <w:p>
-      <w:pPr>
-        <w:pStyle w:val="ListParagraph"/>
-        <w:numPr>
-          <w:ilvl w:val="0"/>
-          <w:numId w:val="2"/>
-        </w:numPr>
-        <w:spacing w:after="80" w:before="0" w:line="360"/>
-      </w:pPr>
-      <w:r>
-        <w:rPr>
-          <w:rFonts w:ascii="Times New Roman" w:cs="Times New Roman" w:eastAsia="Times New Roman" w:hAnsi="Times New Roman"/>
-          <w:sz w:val="24"/>
-          <w:szCs w:val="24"/>
-        </w:rPr>
-        <w:t xml:space="preserve">Faza de documentare și susținere (mai - iunie 2026) — redactarea lucrării de licență și pregătirea prezentării.</w:t>
-      </w:r>
-    </w:p>
-    <w:p>
-      <w:pPr>
-        <w:spacing w:after="120" w:before="0" w:line="360"/>
-        <w:ind w:firstLine="567"/>
-        <w:jc w:val="both"/>
-      </w:pPr>
-      <w:r>
-        <w:rPr>
-          <w:rFonts w:ascii="Times New Roman" w:cs="Times New Roman" w:eastAsia="Times New Roman" w:hAnsi="Times New Roman"/>
-          <w:sz w:val="24"/>
-          <w:szCs w:val="24"/>
-        </w:rPr>
-        <w:t xml:space="preserve">Această planificare a permis o dezvoltare incrementală — fiecare modul a fost complet funcțional la sfârșitul perioadei alocate, astfel încât la final aplicația a fost gata pentru deploy fără o fază lungă de integrare. Faza de polish, deși aparent mai scurtă, a inclus o serie de iterații vizuale și de optimizare a experienței utilizatorului care nu erau previzibile la începutul proiectului.</w:t>
-      </w:r>
-    </w:p>
-    <w:p>
-      <w:pPr>
         <w:pStyle w:val="Heading1"/>
         <w:pageBreakBefore/>
         <w:spacing w:after="360" w:before="480"/>
@@ -7057,7 +6445,364 @@
           <w:sz w:val="24"/>
           <w:szCs w:val="24"/>
         </w:rPr>
-        <w:t xml:space="preserve">Validarea datelor primite de la client este realizată cu biblioteca Zod, care permite definirea schemelor declarative și inferarea automată a tipurilor TypeScript. Astfel, o singură schemă servește atât pentru validarea runtime cât și pentru tipajul static, eliminând duplicarea.</w:t>
+        <w:t xml:space="preserve">Validarea datelor primite de la client este realizată cu biblioteca Zod, care permite definirea schemelor declarative și inferarea automată a tipurilor TypeScript. Astfel, o singură schemă servește atât pentru validarea runtime cât și pentru tipajul static, eliminând duplicarea. Variabilele de mediu sunt și ele validate cu Zod la pornirea serverului, conform Listing-ului 1.</w:t>
+      </w:r>
+    </w:p>
+    <w:p>
+      <w:pPr>
+        <w:pBdr>
+          <w:top w:val="single" w:color="CCCCCC" w:sz="4"/>
+        </w:pBdr>
+        <w:spacing w:after="0" w:before="120" w:line="240"/>
+        <w:ind w:left="567"/>
+      </w:pPr>
+      <w:r>
+        <w:rPr>
+          <w:rFonts w:ascii="Courier New" w:cs="Courier New" w:eastAsia="Courier New" w:hAnsi="Courier New"/>
+          <w:sz w:val="20"/>
+          <w:szCs w:val="20"/>
+        </w:rPr>
+        <w:t xml:space="preserve">import { z } from 'zod';</w:t>
+      </w:r>
+    </w:p>
+    <w:p>
+      <w:pPr>
+        <w:spacing w:after="0" w:before="0" w:line="240"/>
+        <w:ind w:left="567"/>
+      </w:pPr>
+      <w:r>
+        <w:rPr>
+          <w:rFonts w:ascii="Courier New" w:cs="Courier New" w:eastAsia="Courier New" w:hAnsi="Courier New"/>
+          <w:sz w:val="20"/>
+          <w:szCs w:val="20"/>
+        </w:rPr>
+        <w:t xml:space="preserve">import dotenv from 'dotenv';</w:t>
+      </w:r>
+    </w:p>
+    <w:p>
+      <w:pPr>
+        <w:spacing w:after="0" w:before="0" w:line="240"/>
+        <w:ind w:left="567"/>
+      </w:pPr>
+      <w:r>
+        <w:rPr>
+          <w:rFonts w:ascii="Courier New" w:cs="Courier New" w:eastAsia="Courier New" w:hAnsi="Courier New"/>
+          <w:sz w:val="20"/>
+          <w:szCs w:val="20"/>
+        </w:rPr>
+        <w:t xml:space="preserve"> </w:t>
+      </w:r>
+    </w:p>
+    <w:p>
+      <w:pPr>
+        <w:spacing w:after="0" w:before="0" w:line="240"/>
+        <w:ind w:left="567"/>
+      </w:pPr>
+      <w:r>
+        <w:rPr>
+          <w:rFonts w:ascii="Courier New" w:cs="Courier New" w:eastAsia="Courier New" w:hAnsi="Courier New"/>
+          <w:sz w:val="20"/>
+          <w:szCs w:val="20"/>
+        </w:rPr>
+        <w:t xml:space="preserve">dotenv.config();</w:t>
+      </w:r>
+    </w:p>
+    <w:p>
+      <w:pPr>
+        <w:spacing w:after="0" w:before="0" w:line="240"/>
+        <w:ind w:left="567"/>
+      </w:pPr>
+      <w:r>
+        <w:rPr>
+          <w:rFonts w:ascii="Courier New" w:cs="Courier New" w:eastAsia="Courier New" w:hAnsi="Courier New"/>
+          <w:sz w:val="20"/>
+          <w:szCs w:val="20"/>
+        </w:rPr>
+        <w:t xml:space="preserve"> </w:t>
+      </w:r>
+    </w:p>
+    <w:p>
+      <w:pPr>
+        <w:spacing w:after="0" w:before="0" w:line="240"/>
+        <w:ind w:left="567"/>
+      </w:pPr>
+      <w:r>
+        <w:rPr>
+          <w:rFonts w:ascii="Courier New" w:cs="Courier New" w:eastAsia="Courier New" w:hAnsi="Courier New"/>
+          <w:sz w:val="20"/>
+          <w:szCs w:val="20"/>
+        </w:rPr>
+        <w:t xml:space="preserve">const envSchema = z.object({</w:t>
+      </w:r>
+    </w:p>
+    <w:p>
+      <w:pPr>
+        <w:spacing w:after="0" w:before="0" w:line="240"/>
+        <w:ind w:left="567"/>
+      </w:pPr>
+      <w:r>
+        <w:rPr>
+          <w:rFonts w:ascii="Courier New" w:cs="Courier New" w:eastAsia="Courier New" w:hAnsi="Courier New"/>
+          <w:sz w:val="20"/>
+          <w:szCs w:val="20"/>
+        </w:rPr>
+        <w:t xml:space="preserve">  PORT: z.string().default('4000'),</w:t>
+      </w:r>
+    </w:p>
+    <w:p>
+      <w:pPr>
+        <w:spacing w:after="0" w:before="0" w:line="240"/>
+        <w:ind w:left="567"/>
+      </w:pPr>
+      <w:r>
+        <w:rPr>
+          <w:rFonts w:ascii="Courier New" w:cs="Courier New" w:eastAsia="Courier New" w:hAnsi="Courier New"/>
+          <w:sz w:val="20"/>
+          <w:szCs w:val="20"/>
+        </w:rPr>
+        <w:t xml:space="preserve">  DATABASE_URL: z.string(),</w:t>
+      </w:r>
+    </w:p>
+    <w:p>
+      <w:pPr>
+        <w:spacing w:after="0" w:before="0" w:line="240"/>
+        <w:ind w:left="567"/>
+      </w:pPr>
+      <w:r>
+        <w:rPr>
+          <w:rFonts w:ascii="Courier New" w:cs="Courier New" w:eastAsia="Courier New" w:hAnsi="Courier New"/>
+          <w:sz w:val="20"/>
+          <w:szCs w:val="20"/>
+        </w:rPr>
+        <w:t xml:space="preserve">  JWT_SECRET: z.string(),</w:t>
+      </w:r>
+    </w:p>
+    <w:p>
+      <w:pPr>
+        <w:spacing w:after="0" w:before="0" w:line="240"/>
+        <w:ind w:left="567"/>
+      </w:pPr>
+      <w:r>
+        <w:rPr>
+          <w:rFonts w:ascii="Courier New" w:cs="Courier New" w:eastAsia="Courier New" w:hAnsi="Courier New"/>
+          <w:sz w:val="20"/>
+          <w:szCs w:val="20"/>
+        </w:rPr>
+        <w:t xml:space="preserve">  JWT_REFRESH_SECRET: z.string(),</w:t>
+      </w:r>
+    </w:p>
+    <w:p>
+      <w:pPr>
+        <w:spacing w:after="0" w:before="0" w:line="240"/>
+        <w:ind w:left="567"/>
+      </w:pPr>
+      <w:r>
+        <w:rPr>
+          <w:rFonts w:ascii="Courier New" w:cs="Courier New" w:eastAsia="Courier New" w:hAnsi="Courier New"/>
+          <w:sz w:val="20"/>
+          <w:szCs w:val="20"/>
+        </w:rPr>
+        <w:t xml:space="preserve">  NODE_ENV: z.enum(['development', 'production', 'test']).default('development'),</w:t>
+      </w:r>
+    </w:p>
+    <w:p>
+      <w:pPr>
+        <w:spacing w:after="0" w:before="0" w:line="240"/>
+        <w:ind w:left="567"/>
+      </w:pPr>
+      <w:r>
+        <w:rPr>
+          <w:rFonts w:ascii="Courier New" w:cs="Courier New" w:eastAsia="Courier New" w:hAnsi="Courier New"/>
+          <w:sz w:val="20"/>
+          <w:szCs w:val="20"/>
+        </w:rPr>
+        <w:t xml:space="preserve">  FRONTEND_URL: z.string().optional(),</w:t>
+      </w:r>
+    </w:p>
+    <w:p>
+      <w:pPr>
+        <w:spacing w:after="0" w:before="0" w:line="240"/>
+        <w:ind w:left="567"/>
+      </w:pPr>
+      <w:r>
+        <w:rPr>
+          <w:rFonts w:ascii="Courier New" w:cs="Courier New" w:eastAsia="Courier New" w:hAnsi="Courier New"/>
+          <w:sz w:val="20"/>
+          <w:szCs w:val="20"/>
+        </w:rPr>
+        <w:t xml:space="preserve">  GEMINI_API_KEY: z.string().optional(),</w:t>
+      </w:r>
+    </w:p>
+    <w:p>
+      <w:pPr>
+        <w:spacing w:after="0" w:before="0" w:line="240"/>
+        <w:ind w:left="567"/>
+      </w:pPr>
+      <w:r>
+        <w:rPr>
+          <w:rFonts w:ascii="Courier New" w:cs="Courier New" w:eastAsia="Courier New" w:hAnsi="Courier New"/>
+          <w:sz w:val="20"/>
+          <w:szCs w:val="20"/>
+        </w:rPr>
+        <w:t xml:space="preserve">  RESEND_API_KEY: z.string().optional(),</w:t>
+      </w:r>
+    </w:p>
+    <w:p>
+      <w:pPr>
+        <w:spacing w:after="0" w:before="0" w:line="240"/>
+        <w:ind w:left="567"/>
+      </w:pPr>
+      <w:r>
+        <w:rPr>
+          <w:rFonts w:ascii="Courier New" w:cs="Courier New" w:eastAsia="Courier New" w:hAnsi="Courier New"/>
+          <w:sz w:val="20"/>
+          <w:szCs w:val="20"/>
+        </w:rPr>
+        <w:t xml:space="preserve">});</w:t>
+      </w:r>
+    </w:p>
+    <w:p>
+      <w:pPr>
+        <w:spacing w:after="0" w:before="0" w:line="240"/>
+        <w:ind w:left="567"/>
+      </w:pPr>
+      <w:r>
+        <w:rPr>
+          <w:rFonts w:ascii="Courier New" w:cs="Courier New" w:eastAsia="Courier New" w:hAnsi="Courier New"/>
+          <w:sz w:val="20"/>
+          <w:szCs w:val="20"/>
+        </w:rPr>
+        <w:t xml:space="preserve"> </w:t>
+      </w:r>
+    </w:p>
+    <w:p>
+      <w:pPr>
+        <w:spacing w:after="0" w:before="0" w:line="240"/>
+        <w:ind w:left="567"/>
+      </w:pPr>
+      <w:r>
+        <w:rPr>
+          <w:rFonts w:ascii="Courier New" w:cs="Courier New" w:eastAsia="Courier New" w:hAnsi="Courier New"/>
+          <w:sz w:val="20"/>
+          <w:szCs w:val="20"/>
+        </w:rPr>
+        <w:t xml:space="preserve">const parseResult = envSchema.safeParse(process.env);</w:t>
+      </w:r>
+    </w:p>
+    <w:p>
+      <w:pPr>
+        <w:spacing w:after="0" w:before="0" w:line="240"/>
+        <w:ind w:left="567"/>
+      </w:pPr>
+      <w:r>
+        <w:rPr>
+          <w:rFonts w:ascii="Courier New" w:cs="Courier New" w:eastAsia="Courier New" w:hAnsi="Courier New"/>
+          <w:sz w:val="20"/>
+          <w:szCs w:val="20"/>
+        </w:rPr>
+        <w:t xml:space="preserve">if (!parseResult.success) {</w:t>
+      </w:r>
+    </w:p>
+    <w:p>
+      <w:pPr>
+        <w:spacing w:after="0" w:before="0" w:line="240"/>
+        <w:ind w:left="567"/>
+      </w:pPr>
+      <w:r>
+        <w:rPr>
+          <w:rFonts w:ascii="Courier New" w:cs="Courier New" w:eastAsia="Courier New" w:hAnsi="Courier New"/>
+          <w:sz w:val="20"/>
+          <w:szCs w:val="20"/>
+        </w:rPr>
+        <w:t xml:space="preserve">  console.error('Variabile de mediu invalide:', parseResult.error.format());</w:t>
+      </w:r>
+    </w:p>
+    <w:p>
+      <w:pPr>
+        <w:spacing w:after="0" w:before="0" w:line="240"/>
+        <w:ind w:left="567"/>
+      </w:pPr>
+      <w:r>
+        <w:rPr>
+          <w:rFonts w:ascii="Courier New" w:cs="Courier New" w:eastAsia="Courier New" w:hAnsi="Courier New"/>
+          <w:sz w:val="20"/>
+          <w:szCs w:val="20"/>
+        </w:rPr>
+        <w:t xml:space="preserve">  process.exit(1);</w:t>
+      </w:r>
+    </w:p>
+    <w:p>
+      <w:pPr>
+        <w:spacing w:after="0" w:before="0" w:line="240"/>
+        <w:ind w:left="567"/>
+      </w:pPr>
+      <w:r>
+        <w:rPr>
+          <w:rFonts w:ascii="Courier New" w:cs="Courier New" w:eastAsia="Courier New" w:hAnsi="Courier New"/>
+          <w:sz w:val="20"/>
+          <w:szCs w:val="20"/>
+        </w:rPr>
+        <w:t xml:space="preserve">}</w:t>
+      </w:r>
+    </w:p>
+    <w:p>
+      <w:pPr>
+        <w:pBdr>
+          <w:bottom w:val="single" w:color="CCCCCC" w:sz="4"/>
+        </w:pBdr>
+        <w:spacing w:after="120" w:before="0" w:line="240"/>
+        <w:ind w:left="567"/>
+      </w:pPr>
+      <w:r>
+        <w:rPr>
+          <w:rFonts w:ascii="Courier New" w:cs="Courier New" w:eastAsia="Courier New" w:hAnsi="Courier New"/>
+          <w:sz w:val="20"/>
+          <w:szCs w:val="20"/>
+        </w:rPr>
+        <w:t xml:space="preserve">export const env = parseResult.data;</w:t>
+      </w:r>
+    </w:p>
+    <w:p>
+      <w:pPr>
+        <w:spacing w:after="240" w:before="60"/>
+        <w:jc w:val="center"/>
+      </w:pPr>
+      <w:r>
+        <w:rPr>
+          <w:rFonts w:ascii="Times New Roman" w:cs="Times New Roman" w:eastAsia="Times New Roman" w:hAnsi="Times New Roman"/>
+          <w:b/>
+          <w:bCs/>
+          <w:i/>
+          <w:iCs/>
+          <w:sz w:val="22"/>
+          <w:szCs w:val="22"/>
+        </w:rPr>
+        <w:t xml:space="preserve">Listing 1 — </w:t>
+      </w:r>
+      <w:r>
+        <w:rPr>
+          <w:rFonts w:ascii="Times New Roman" w:cs="Times New Roman" w:eastAsia="Times New Roman" w:hAnsi="Times New Roman"/>
+          <w:i/>
+          <w:iCs/>
+          <w:sz w:val="22"/>
+          <w:szCs w:val="22"/>
+        </w:rPr>
+        <w:t xml:space="preserve">Validarea variabilelor de mediu la pornirea serverului (env.ts)</w:t>
+      </w:r>
+    </w:p>
+    <w:p>
+      <w:pPr>
+        <w:spacing w:after="120" w:before="0" w:line="360"/>
+        <w:ind w:firstLine="567"/>
+        <w:jc w:val="both"/>
+      </w:pPr>
+      <w:r>
+        <w:rPr>
+          <w:rFonts w:ascii="Times New Roman" w:cs="Times New Roman" w:eastAsia="Times New Roman" w:hAnsi="Times New Roman"/>
+          <w:sz w:val="24"/>
+          <w:szCs w:val="24"/>
+        </w:rPr>
+        <w:t xml:space="preserve">Schema Zod definește toate variabilele de mediu necesare aplicației, împreună cu tipurile lor (z.string(), z.enum()) și valorile implicite. La pornire, safeParse() validează process.env împotriva schemei; dacă validarea eșuează, serverul afișează exact ce variabile lipsesc sau au format incorect și se oprește cu cod de eroare 1. Această abordare fail-fast previne bug-uri silențioase în producție cauzate de configurări incomplete.</w:t>
       </w:r>
     </w:p>
     <w:p>
@@ -7236,7 +6981,7 @@
           <w:sz w:val="24"/>
           <w:szCs w:val="24"/>
         </w:rPr>
-        <w:t xml:space="preserve">Modulul Dashboard (Figura 5.1) afișează imaginea financiară curentă a utilizatorului. La încărcarea paginii sunt declanșate paralel mai multe cereri către endpoint-urile de statistici: overview lunar, by-category, monthly-trend pe 12 luni și anomalies. Datele sunt utilizate pentru a randa cele trei carduri KPI (sold, venituri, cheltuieli), graficul liniar de evoluție, graficul donut de distribuție pe categorii și lista anomaliilor. Componenta principală este Dashboard.tsx, iar randările cardurilor și ale graficelor sunt extrase în sub-componente reutilizabile.</w:t>
+        <w:t xml:space="preserve">Modulul Dashboard (Figura 5.1) afișează imaginea financiară curentă a utilizatorului. La încărcarea paginii sunt declanșate paralel mai multe cereri către endpoint-urile de statistici: overview lunar, by-category, monthly-trend pe 12 luni și anomalies. Datele sunt utilizate pentru a randa cele trei carduri KPI (sold, venituri, cheltuieli), graficul liniar de evoluție, graficul donut de distribuție pe categorii și lista anomaliilor.</w:t>
       </w:r>
     </w:p>
     <w:p>
@@ -7302,7 +7047,7 @@
           <w:sz w:val="24"/>
           <w:szCs w:val="24"/>
         </w:rPr>
-        <w:t xml:space="preserve">Modulul Tranzacții (Figura 5.2) este cel mai complex modul al aplicației. Acesta include lista paginată cu filtre, formularul de adăugare/editare, integrarea OCR pentru scanarea bonurilor, generatorul de instanțe pentru tranzacțiile recurente și exportul în PDF/Excel. Componenta principală Transactions.tsx orchestrează multiple sub-componente: ImportCsvModal (eliminat în versiunea finală), AddTransactionModal, ReceiptPreviewCard, DigitalReceiptViewer și BudgetWarningDialog.</w:t>
+        <w:t xml:space="preserve">Modulul Tranzacții (Figura 5.2) este cel mai complex modul al aplicației. Acesta include lista paginată cu filtre, formularul de adăugare/editare, integrarea OCR pentru scanarea bonurilor, generatorul de instanțe pentru tranzacțiile recurente și exportul în PDF/Excel.</w:t>
       </w:r>
     </w:p>
     <w:p>
@@ -7368,7 +7113,7 @@
           <w:sz w:val="24"/>
           <w:szCs w:val="24"/>
         </w:rPr>
-        <w:t xml:space="preserve">Modulul Bugete (Figura 5.3) permite crearea și gestionarea bugetelor lunare, atât a celor totale cât și a celor pe categorii. Pagina afișează un card hero cu bugetul lunii curente, urmat de o listă de carduri pentru fiecare buget activ. Click-ul pe un card multi-categorie face drill-down către modulul Tranzacții filtrat pe acea categorie și perioadă, prin parametri URL (?category=...&amp;from=...&amp;to=...).</w:t>
+        <w:t xml:space="preserve">Modulul Bugete (Figura 5.3) permite crearea și gestionarea bugetelor lunare, atât a celor totale cât și a celor pe categorii. Click-ul pe un card multi-categorie face drill-down către modulul Tranzacții filtrat pe acea categorie și perioadă, prin parametri URL.</w:t>
       </w:r>
     </w:p>
     <w:p>
@@ -7434,7 +7179,7 @@
           <w:sz w:val="24"/>
           <w:szCs w:val="24"/>
         </w:rPr>
-        <w:t xml:space="preserve">Modulul Categorii (Figura 5.4) afișează lista categoriilor predefinite (Mâncare, Transport, Facturi, Sănătate, Haine, Divertisment, Salariu, Bonus, Vânzări) și a celor create de utilizator. Categoriile predefinite sunt blocate pentru editare și ștergere — operațiunile sunt permise doar pentru cele user-defined. Funcționalitatea de sugestie automată folosește un apel către Gemini pentru a recomanda cea mai potrivită categorie pe baza descrierii tranzacției.</w:t>
+        <w:t xml:space="preserve">Modulul Categorii (Figura 5.4) afișează lista categoriilor predefinite și a celor create de utilizator. Categoriile predefinite sunt blocate pentru editare și ștergere — operațiunile sunt permise doar pentru cele user-defined. Funcționalitatea de sugestie automată folosește un apel către Gemini pentru a recomanda cea mai potrivită categorie pe baza descrierii tranzacției.</w:t>
       </w:r>
     </w:p>
     <w:p>
@@ -7500,7 +7245,7 @@
           <w:sz w:val="24"/>
           <w:szCs w:val="24"/>
         </w:rPr>
-        <w:t xml:space="preserve">Modulul Rapoarte (Figura 5.5) implementează un generator de rapoarte în trei pași: utilizatorul alege tipul (venituri, cheltuieli sau complet), perioada (luna curentă, ultimele 30 zile, trimestru, an, sau interval personalizat) și categoriile incluse. Raportul este previzualizat live în partea stângă a paginii, iar exportul se face în format PDF (prin biblioteca PDFKit) sau Excel (prin ExcelJS).</w:t>
+        <w:t xml:space="preserve">Modulul Rapoarte (Figura 5.5) implementează un generator de rapoarte în trei pași. Raportul este previzualizat live în partea stângă a paginii, iar exportul se face în format PDF (prin biblioteca PDFKit) sau Excel (prin ExcelJS).</w:t>
       </w:r>
     </w:p>
     <w:p>
@@ -7566,7 +7311,7 @@
           <w:sz w:val="24"/>
           <w:szCs w:val="24"/>
         </w:rPr>
-        <w:t xml:space="preserve">Modulul Setări (Figura 5.6) permite utilizatorului să personalizeze profilul (nume, monedă, avatar), să schimbe parola, să șteargă contul, să configureze preferințele (mod întunecat, sunete) și să activeze/dezactiveze notificările de buget. Setările sunt salvate atât în baza de date (cele care țin de cont) cât și în localStorage (cele de UI).</w:t>
+        <w:t xml:space="preserve">Modulul Setări (Figura 5.6) permite utilizatorului să personalizeze profilul, să schimbe parola, să șteargă contul, să configureze preferințele și să activeze/dezactiveze notificările de buget.</w:t>
       </w:r>
     </w:p>
     <w:p>
@@ -7706,6 +7451,7 @@
     <w:p>
       <w:pPr>
         <w:spacing w:after="120" w:before="0" w:line="360"/>
+        <w:ind w:firstLine="567"/>
         <w:jc w:val="both"/>
       </w:pPr>
       <w:r>
@@ -7714,120 +7460,13 @@
           <w:sz w:val="24"/>
           <w:szCs w:val="24"/>
         </w:rPr>
-        <w:t xml:space="preserve">Directorul backend/ conține aplicația server. Subdirectorul prisma/ stochează schema bazei de date (schema.prisma) — un singur fișier declarativ care definește toate cele șase modele cu câmpurile, tipurile și relațiile lor. Directorul src/ conține codul TypeScript organizat astfel:</w:t>
-      </w:r>
-    </w:p>
-    <w:p>
-      <w:pPr>
-        <w:pStyle w:val="ListParagraph"/>
-        <w:numPr>
-          <w:ilvl w:val="0"/>
-          <w:numId w:val="2"/>
-        </w:numPr>
-        <w:spacing w:after="80" w:before="0" w:line="360"/>
-      </w:pPr>
-      <w:r>
-        <w:rPr>
-          <w:rFonts w:ascii="Times New Roman" w:cs="Times New Roman" w:eastAsia="Times New Roman" w:hAnsi="Times New Roman"/>
-          <w:sz w:val="24"/>
-          <w:szCs w:val="24"/>
-        </w:rPr>
-        <w:t xml:space="preserve">src/app.ts — instanța Express, middleware-urile globale (helmet, cors, morgan, cookieParser, passport), montarea rutelor pe prefixul /api;</w:t>
-      </w:r>
-    </w:p>
-    <w:p>
-      <w:pPr>
-        <w:pStyle w:val="ListParagraph"/>
-        <w:numPr>
-          <w:ilvl w:val="0"/>
-          <w:numId w:val="2"/>
-        </w:numPr>
-        <w:spacing w:after="80" w:before="0" w:line="360"/>
-      </w:pPr>
-      <w:r>
-        <w:rPr>
-          <w:rFonts w:ascii="Times New Roman" w:cs="Times New Roman" w:eastAsia="Times New Roman" w:hAnsi="Times New Roman"/>
-          <w:sz w:val="24"/>
-          <w:szCs w:val="24"/>
-        </w:rPr>
-        <w:t xml:space="preserve">src/server.ts — punctul de pornire al aplicației, care apelează app.listen() pe portul specificat;</w:t>
-      </w:r>
-    </w:p>
-    <w:p>
-      <w:pPr>
-        <w:pStyle w:val="ListParagraph"/>
-        <w:numPr>
-          <w:ilvl w:val="0"/>
-          <w:numId w:val="2"/>
-        </w:numPr>
-        <w:spacing w:after="80" w:before="0" w:line="360"/>
-      </w:pPr>
-      <w:r>
-        <w:rPr>
-          <w:rFonts w:ascii="Times New Roman" w:cs="Times New Roman" w:eastAsia="Times New Roman" w:hAnsi="Times New Roman"/>
-          <w:sz w:val="24"/>
-          <w:szCs w:val="24"/>
-        </w:rPr>
-        <w:t xml:space="preserve">src/config/env.ts — schema Zod pentru variabilele de mediu, validate la pornire;</w:t>
-      </w:r>
-    </w:p>
-    <w:p>
-      <w:pPr>
-        <w:pStyle w:val="ListParagraph"/>
-        <w:numPr>
-          <w:ilvl w:val="0"/>
-          <w:numId w:val="2"/>
-        </w:numPr>
-        <w:spacing w:after="80" w:before="0" w:line="360"/>
-      </w:pPr>
-      <w:r>
-        <w:rPr>
-          <w:rFonts w:ascii="Times New Roman" w:cs="Times New Roman" w:eastAsia="Times New Roman" w:hAnsi="Times New Roman"/>
-          <w:sz w:val="24"/>
-          <w:szCs w:val="24"/>
-        </w:rPr>
-        <w:t xml:space="preserve">src/middleware/ — middleware-uri custom: requireAuth (verifică JWT-ul din header), errorHandler (transformă erorile în răspunsuri JSON);</w:t>
-      </w:r>
-    </w:p>
-    <w:p>
-      <w:pPr>
-        <w:pStyle w:val="ListParagraph"/>
-        <w:numPr>
-          <w:ilvl w:val="0"/>
-          <w:numId w:val="2"/>
-        </w:numPr>
-        <w:spacing w:after="80" w:before="0" w:line="360"/>
-      </w:pPr>
-      <w:r>
-        <w:rPr>
-          <w:rFonts w:ascii="Times New Roman" w:cs="Times New Roman" w:eastAsia="Times New Roman" w:hAnsi="Times New Roman"/>
-          <w:sz w:val="24"/>
-          <w:szCs w:val="24"/>
-        </w:rPr>
-        <w:t xml:space="preserve">src/shared/ — utilitare reutilizate în mai multe module: prisma.ts (singleton clientul Prisma), cookies.ts (helper pentru refresh cookie), email.ts (wrapper peste Resend), errors.ts (clase de erori custom), default-categories.ts;</w:t>
-      </w:r>
-    </w:p>
-    <w:p>
-      <w:pPr>
-        <w:pStyle w:val="ListParagraph"/>
-        <w:numPr>
-          <w:ilvl w:val="0"/>
-          <w:numId w:val="2"/>
-        </w:numPr>
-        <w:spacing w:after="80" w:before="0" w:line="360"/>
-      </w:pPr>
-      <w:r>
-        <w:rPr>
-          <w:rFonts w:ascii="Times New Roman" w:cs="Times New Roman" w:eastAsia="Times New Roman" w:hAnsi="Times New Roman"/>
-          <w:sz w:val="24"/>
-          <w:szCs w:val="24"/>
-        </w:rPr>
-        <w:t xml:space="preserve">src/modules/ — implementarea efectivă, un sub-director per modul: auth/, user/, category/, transaction/, budget/, statistics/, notification/, report/, insights/.</w:t>
+        <w:t xml:space="preserve">Directorul backend/ conține aplicația server. Subdirectorul prisma/ stochează schema bazei de date (schema.prisma) — un singur fișier declarativ care definește toate cele șase modele cu câmpurile, tipurile și relațiile lor. Directorul src/ conține codul TypeScript organizat pe module funcționale (auth, user, category, transaction, budget, statistics, notification, report, insights), fiecare cu fișiere routes / controller / service separate.</w:t>
       </w:r>
     </w:p>
     <w:p>
       <w:pPr>
         <w:spacing w:after="120" w:before="0" w:line="360"/>
+        <w:ind w:firstLine="567"/>
         <w:jc w:val="both"/>
       </w:pPr>
       <w:r>
@@ -7836,205 +7475,7 @@
           <w:sz w:val="24"/>
           <w:szCs w:val="24"/>
         </w:rPr>
-        <w:t xml:space="preserve">Directorul frontend/ conține aplicația client. Structura sa este:</w:t>
-      </w:r>
-    </w:p>
-    <w:p>
-      <w:pPr>
-        <w:pStyle w:val="ListParagraph"/>
-        <w:numPr>
-          <w:ilvl w:val="0"/>
-          <w:numId w:val="2"/>
-        </w:numPr>
-        <w:spacing w:after="80" w:before="0" w:line="360"/>
-      </w:pPr>
-      <w:r>
-        <w:rPr>
-          <w:rFonts w:ascii="Times New Roman" w:cs="Times New Roman" w:eastAsia="Times New Roman" w:hAnsi="Times New Roman"/>
-          <w:sz w:val="24"/>
-          <w:szCs w:val="24"/>
-        </w:rPr>
-        <w:t xml:space="preserve">index.html — punctul de intrare HTML, încarcă /src/main.tsx;</w:t>
-      </w:r>
-    </w:p>
-    <w:p>
-      <w:pPr>
-        <w:pStyle w:val="ListParagraph"/>
-        <w:numPr>
-          <w:ilvl w:val="0"/>
-          <w:numId w:val="2"/>
-        </w:numPr>
-        <w:spacing w:after="80" w:before="0" w:line="360"/>
-      </w:pPr>
-      <w:r>
-        <w:rPr>
-          <w:rFonts w:ascii="Times New Roman" w:cs="Times New Roman" w:eastAsia="Times New Roman" w:hAnsi="Times New Roman"/>
-          <w:sz w:val="24"/>
-          <w:szCs w:val="24"/>
-        </w:rPr>
-        <w:t xml:space="preserve">src/main.tsx — bootstrap-ul React (mount în div#root);</w:t>
-      </w:r>
-    </w:p>
-    <w:p>
-      <w:pPr>
-        <w:pStyle w:val="ListParagraph"/>
-        <w:numPr>
-          <w:ilvl w:val="0"/>
-          <w:numId w:val="2"/>
-        </w:numPr>
-        <w:spacing w:after="80" w:before="0" w:line="360"/>
-      </w:pPr>
-      <w:r>
-        <w:rPr>
-          <w:rFonts w:ascii="Times New Roman" w:cs="Times New Roman" w:eastAsia="Times New Roman" w:hAnsi="Times New Roman"/>
-          <w:sz w:val="24"/>
-          <w:szCs w:val="24"/>
-        </w:rPr>
-        <w:t xml:space="preserve">src/App.tsx — definirea rutelor React Router;</w:t>
-      </w:r>
-    </w:p>
-    <w:p>
-      <w:pPr>
-        <w:pStyle w:val="ListParagraph"/>
-        <w:numPr>
-          <w:ilvl w:val="0"/>
-          <w:numId w:val="2"/>
-        </w:numPr>
-        <w:spacing w:after="80" w:before="0" w:line="360"/>
-      </w:pPr>
-      <w:r>
-        <w:rPr>
-          <w:rFonts w:ascii="Times New Roman" w:cs="Times New Roman" w:eastAsia="Times New Roman" w:hAnsi="Times New Roman"/>
-          <w:sz w:val="24"/>
-          <w:szCs w:val="24"/>
-        </w:rPr>
-        <w:t xml:space="preserve">src/index.css — fișierul CSS unic al aplicației (peste 1700 de linii), care conține design tokens, layout și media queries responsive;</w:t>
-      </w:r>
-    </w:p>
-    <w:p>
-      <w:pPr>
-        <w:pStyle w:val="ListParagraph"/>
-        <w:numPr>
-          <w:ilvl w:val="0"/>
-          <w:numId w:val="2"/>
-        </w:numPr>
-        <w:spacing w:after="80" w:before="0" w:line="360"/>
-      </w:pPr>
-      <w:r>
-        <w:rPr>
-          <w:rFonts w:ascii="Times New Roman" w:cs="Times New Roman" w:eastAsia="Times New Roman" w:hAnsi="Times New Roman"/>
-          <w:sz w:val="24"/>
-          <w:szCs w:val="24"/>
-        </w:rPr>
-        <w:t xml:space="preserve">src/components/ — componente reutilizabile, grupate pe layout/ (MainLayout, Sidebar, Header, AiAssistantDrawer, NotificationDropdown) și ui/ (Modal, Button, Input, Select, EmptyState) plus componente specifice (CategoryIcon, BudgetWarningDialog);</w:t>
-      </w:r>
-    </w:p>
-    <w:p>
-      <w:pPr>
-        <w:pStyle w:val="ListParagraph"/>
-        <w:numPr>
-          <w:ilvl w:val="0"/>
-          <w:numId w:val="2"/>
-        </w:numPr>
-        <w:spacing w:after="80" w:before="0" w:line="360"/>
-      </w:pPr>
-      <w:r>
-        <w:rPr>
-          <w:rFonts w:ascii="Times New Roman" w:cs="Times New Roman" w:eastAsia="Times New Roman" w:hAnsi="Times New Roman"/>
-          <w:sz w:val="24"/>
-          <w:szCs w:val="24"/>
-        </w:rPr>
-        <w:t xml:space="preserve">src/features/ — câte un sub-director per pagină: auth/ (Login, Register, ForgotPassword, ResetPassword), dashboard/, transactions/, budgets/, categories/, reports/, settings/;</w:t>
-      </w:r>
-    </w:p>
-    <w:p>
-      <w:pPr>
-        <w:pStyle w:val="ListParagraph"/>
-        <w:numPr>
-          <w:ilvl w:val="0"/>
-          <w:numId w:val="2"/>
-        </w:numPr>
-        <w:spacing w:after="80" w:before="0" w:line="360"/>
-      </w:pPr>
-      <w:r>
-        <w:rPr>
-          <w:rFonts w:ascii="Times New Roman" w:cs="Times New Roman" w:eastAsia="Times New Roman" w:hAnsi="Times New Roman"/>
-          <w:sz w:val="24"/>
-          <w:szCs w:val="24"/>
-        </w:rPr>
-        <w:t xml:space="preserve">src/hooks/ — hook-uri custom (useCategorySuggestion);</w:t>
-      </w:r>
-    </w:p>
-    <w:p>
-      <w:pPr>
-        <w:pStyle w:val="ListParagraph"/>
-        <w:numPr>
-          <w:ilvl w:val="0"/>
-          <w:numId w:val="2"/>
-        </w:numPr>
-        <w:spacing w:after="80" w:before="0" w:line="360"/>
-      </w:pPr>
-      <w:r>
-        <w:rPr>
-          <w:rFonts w:ascii="Times New Roman" w:cs="Times New Roman" w:eastAsia="Times New Roman" w:hAnsi="Times New Roman"/>
-          <w:sz w:val="24"/>
-          <w:szCs w:val="24"/>
-        </w:rPr>
-        <w:t xml:space="preserve">src/services/ — clienții pentru endpoint-urile API (api.ts cu axios + interceptors, transactions.service.ts, budgets.service.ts etc.);</w:t>
-      </w:r>
-    </w:p>
-    <w:p>
-      <w:pPr>
-        <w:pStyle w:val="ListParagraph"/>
-        <w:numPr>
-          <w:ilvl w:val="0"/>
-          <w:numId w:val="2"/>
-        </w:numPr>
-        <w:spacing w:after="80" w:before="0" w:line="360"/>
-      </w:pPr>
-      <w:r>
-        <w:rPr>
-          <w:rFonts w:ascii="Times New Roman" w:cs="Times New Roman" w:eastAsia="Times New Roman" w:hAnsi="Times New Roman"/>
-          <w:sz w:val="24"/>
-          <w:szCs w:val="24"/>
-        </w:rPr>
-        <w:t xml:space="preserve">src/store/useAuthStore.ts — store-ul Zustand pentru utilizator și token;</w:t>
-      </w:r>
-    </w:p>
-    <w:p>
-      <w:pPr>
-        <w:pStyle w:val="ListParagraph"/>
-        <w:numPr>
-          <w:ilvl w:val="0"/>
-          <w:numId w:val="2"/>
-        </w:numPr>
-        <w:spacing w:after="80" w:before="0" w:line="360"/>
-      </w:pPr>
-      <w:r>
-        <w:rPr>
-          <w:rFonts w:ascii="Times New Roman" w:cs="Times New Roman" w:eastAsia="Times New Roman" w:hAnsi="Times New Roman"/>
-          <w:sz w:val="24"/>
-          <w:szCs w:val="24"/>
-        </w:rPr>
-        <w:t xml:space="preserve">src/types/shared.ts — tipurile de domeniu utilizate în toată aplicația;</w:t>
-      </w:r>
-    </w:p>
-    <w:p>
-      <w:pPr>
-        <w:pStyle w:val="ListParagraph"/>
-        <w:numPr>
-          <w:ilvl w:val="0"/>
-          <w:numId w:val="2"/>
-        </w:numPr>
-        <w:spacing w:after="80" w:before="0" w:line="360"/>
-      </w:pPr>
-      <w:r>
-        <w:rPr>
-          <w:rFonts w:ascii="Times New Roman" w:cs="Times New Roman" w:eastAsia="Times New Roman" w:hAnsi="Times New Roman"/>
-          <w:sz w:val="24"/>
-          <w:szCs w:val="24"/>
-        </w:rPr>
-        <w:t xml:space="preserve">src/utils/receiptOcr.ts — wrapper-ul pentru endpoint-ul de scanare bon.</w:t>
+        <w:t xml:space="preserve">Directorul frontend/ conține aplicația client cu structura standard React: index.html ca punct de intrare HTML, src/main.tsx pentru bootstrap, src/App.tsx pentru definirea rutelor, src/index.css pentru stilul global (peste 1700 de linii cu design tokens și media queries responsive), src/components/ pentru componente reutilizabile (layout/, ui/), src/features/ pentru fiecare pagină (auth, dashboard, transactions, budgets, categories, reports, settings), src/services/ pentru clienții API, src/store/ pentru Zustand și src/utils/ pentru funcții utilitare.</w:t>
       </w:r>
     </w:p>
     <w:p>
@@ -8066,7 +7507,7 @@
           <w:sz w:val="24"/>
           <w:szCs w:val="24"/>
         </w:rPr>
-        <w:t xml:space="preserve">În această secțiune sunt prezentate detaliile implementării pentru cele mai importante module ale aplicației, cu accent pe algoritmii non-triviali și pe deciziile de design.</w:t>
+        <w:t xml:space="preserve">În această secțiune sunt prezentate detaliile implementării pentru cele mai importante module ale aplicației, cu accent pe algoritmii non-triviali și pe deciziile de design. Fiecare funcționalitate critică este însoțită de un fragment de cod sursă care ilustrează implementarea propriu-zisă.</w:t>
       </w:r>
     </w:p>
     <w:p>
@@ -8098,7 +7539,7 @@
           <w:sz w:val="24"/>
           <w:szCs w:val="24"/>
         </w:rPr>
-        <w:t xml:space="preserve">Înregistrarea unui utilizator implică validarea cu Zod a datelor de intrare (email, parolă, nume, prenume), verificarea că email-ul nu este deja folosit, hash-ul parolei cu bcrypt (cost factor 10) și inserarea în tabela User. La final, sunt create automat și categoriile default pentru noul utilizator (acestea sunt în realitate categorii globale, dar fiecare cont are acces la ele).</w:t>
+        <w:t xml:space="preserve">Înregistrarea unui utilizator implică validarea cu Zod a datelor de intrare (email, parolă, nume, prenume), verificarea că email-ul nu este deja folosit, hash-ul parolei cu bcrypt (cost factor 10) și inserarea în tabela User. La final, sunt create automat și categoriile default pentru noul utilizator.</w:t>
       </w:r>
     </w:p>
     <w:p>
@@ -8113,7 +7554,7 @@
           <w:sz w:val="24"/>
           <w:szCs w:val="24"/>
         </w:rPr>
-        <w:t xml:space="preserve">Login-ul caută utilizatorul după email, compară parola primită cu hash-ul stocat folosind bcrypt.compare, apoi generează cele două token-uri. Fragmentul de cod care implementează această logică este:</w:t>
+        <w:t xml:space="preserve">Login-ul caută utilizatorul după email, compară parola primită cu hash-ul stocat folosind bcrypt.compare, apoi generează cele două token-uri. Funcția corespunzătoare este prezentată în Listing-ul 2.</w:t>
       </w:r>
     </w:p>
     <w:p>
@@ -8130,105 +7571,259 @@
           <w:sz w:val="20"/>
           <w:szCs w:val="20"/>
         </w:rPr>
-        <w:t xml:space="preserve">const { email, password } = loginSchema.parse(req.body);</w:t>
-      </w:r>
-    </w:p>
-    <w:p>
-      <w:pPr>
-        <w:spacing w:after="0" w:before="0" w:line="240"/>
-        <w:ind w:left="567"/>
-      </w:pPr>
-      <w:r>
-        <w:rPr>
-          <w:rFonts w:ascii="Courier New" w:cs="Courier New" w:eastAsia="Courier New" w:hAnsi="Courier New"/>
-          <w:sz w:val="20"/>
-          <w:szCs w:val="20"/>
-        </w:rPr>
-        <w:t xml:space="preserve">const user = await prisma.user.findUnique({ where: { email } });</w:t>
-      </w:r>
-    </w:p>
-    <w:p>
-      <w:pPr>
-        <w:spacing w:after="0" w:before="0" w:line="240"/>
-        <w:ind w:left="567"/>
-      </w:pPr>
-      <w:r>
-        <w:rPr>
-          <w:rFonts w:ascii="Courier New" w:cs="Courier New" w:eastAsia="Courier New" w:hAnsi="Courier New"/>
-          <w:sz w:val="20"/>
-          <w:szCs w:val="20"/>
-        </w:rPr>
-        <w:t xml:space="preserve">if (!user) throw new AppError('EMAIL_NOT_FOUND', 'Nu există cont cu acest email.', 401);</w:t>
-      </w:r>
-    </w:p>
-    <w:p>
-      <w:pPr>
-        <w:spacing w:after="0" w:before="0" w:line="240"/>
-        <w:ind w:left="567"/>
-      </w:pPr>
-      <w:r>
-        <w:rPr>
-          <w:rFonts w:ascii="Courier New" w:cs="Courier New" w:eastAsia="Courier New" w:hAnsi="Courier New"/>
-          <w:sz w:val="20"/>
-          <w:szCs w:val="20"/>
-        </w:rPr>
-        <w:t xml:space="preserve">const valid = await bcrypt.compare(password, user.password);</w:t>
-      </w:r>
-    </w:p>
-    <w:p>
-      <w:pPr>
-        <w:spacing w:after="0" w:before="0" w:line="240"/>
-        <w:ind w:left="567"/>
-      </w:pPr>
-      <w:r>
-        <w:rPr>
-          <w:rFonts w:ascii="Courier New" w:cs="Courier New" w:eastAsia="Courier New" w:hAnsi="Courier New"/>
-          <w:sz w:val="20"/>
-          <w:szCs w:val="20"/>
-        </w:rPr>
-        <w:t xml:space="preserve">if (!valid) throw new AppError('INVALID_PASSWORD', 'Parolă incorectă.', 401);</w:t>
-      </w:r>
-    </w:p>
-    <w:p>
-      <w:pPr>
-        <w:spacing w:after="0" w:before="0" w:line="240"/>
-        <w:ind w:left="567"/>
-      </w:pPr>
-      <w:r>
-        <w:rPr>
-          <w:rFonts w:ascii="Courier New" w:cs="Courier New" w:eastAsia="Courier New" w:hAnsi="Courier New"/>
-          <w:sz w:val="20"/>
-          <w:szCs w:val="20"/>
-        </w:rPr>
-        <w:t xml:space="preserve">const accessToken = jwt.sign({ userId: user.id }, JWT_SECRET, { expiresIn: '15m' });</w:t>
-      </w:r>
-    </w:p>
-    <w:p>
-      <w:pPr>
-        <w:spacing w:after="0" w:before="0" w:line="240"/>
-        <w:ind w:left="567"/>
-      </w:pPr>
-      <w:r>
-        <w:rPr>
-          <w:rFonts w:ascii="Courier New" w:cs="Courier New" w:eastAsia="Courier New" w:hAnsi="Courier New"/>
-          <w:sz w:val="20"/>
-          <w:szCs w:val="20"/>
-        </w:rPr>
-        <w:t xml:space="preserve">const refreshToken = jwt.sign({ userId: user.id }, JWT_REFRESH_SECRET, { expiresIn: '7d' });</w:t>
-      </w:r>
-    </w:p>
-    <w:p>
-      <w:pPr>
-        <w:spacing w:after="0" w:before="0" w:line="240"/>
-        <w:ind w:left="567"/>
-      </w:pPr>
-      <w:r>
-        <w:rPr>
-          <w:rFonts w:ascii="Courier New" w:cs="Courier New" w:eastAsia="Courier New" w:hAnsi="Courier New"/>
-          <w:sz w:val="20"/>
-          <w:szCs w:val="20"/>
-        </w:rPr>
-        <w:t xml:space="preserve">setRefreshCookie(res, refreshToken);</w:t>
+        <w:t xml:space="preserve">import bcrypt from 'bcryptjs';</w:t>
+      </w:r>
+    </w:p>
+    <w:p>
+      <w:pPr>
+        <w:spacing w:after="0" w:before="0" w:line="240"/>
+        <w:ind w:left="567"/>
+      </w:pPr>
+      <w:r>
+        <w:rPr>
+          <w:rFonts w:ascii="Courier New" w:cs="Courier New" w:eastAsia="Courier New" w:hAnsi="Courier New"/>
+          <w:sz w:val="20"/>
+          <w:szCs w:val="20"/>
+        </w:rPr>
+        <w:t xml:space="preserve">import jwt from 'jsonwebtoken';</w:t>
+      </w:r>
+    </w:p>
+    <w:p>
+      <w:pPr>
+        <w:spacing w:after="0" w:before="0" w:line="240"/>
+        <w:ind w:left="567"/>
+      </w:pPr>
+      <w:r>
+        <w:rPr>
+          <w:rFonts w:ascii="Courier New" w:cs="Courier New" w:eastAsia="Courier New" w:hAnsi="Courier New"/>
+          <w:sz w:val="20"/>
+          <w:szCs w:val="20"/>
+        </w:rPr>
+        <w:t xml:space="preserve"> </w:t>
+      </w:r>
+    </w:p>
+    <w:p>
+      <w:pPr>
+        <w:spacing w:after="0" w:before="0" w:line="240"/>
+        <w:ind w:left="567"/>
+      </w:pPr>
+      <w:r>
+        <w:rPr>
+          <w:rFonts w:ascii="Courier New" w:cs="Courier New" w:eastAsia="Courier New" w:hAnsi="Courier New"/>
+          <w:sz w:val="20"/>
+          <w:szCs w:val="20"/>
+        </w:rPr>
+        <w:t xml:space="preserve">static async login(data: z.infer&lt;typeof loginSchema&gt;) {</w:t>
+      </w:r>
+    </w:p>
+    <w:p>
+      <w:pPr>
+        <w:spacing w:after="0" w:before="0" w:line="240"/>
+        <w:ind w:left="567"/>
+      </w:pPr>
+      <w:r>
+        <w:rPr>
+          <w:rFonts w:ascii="Courier New" w:cs="Courier New" w:eastAsia="Courier New" w:hAnsi="Courier New"/>
+          <w:sz w:val="20"/>
+          <w:szCs w:val="20"/>
+        </w:rPr>
+        <w:t xml:space="preserve">  const user = await prisma.user.findUnique({ where: { email: data.email } });</w:t>
+      </w:r>
+    </w:p>
+    <w:p>
+      <w:pPr>
+        <w:spacing w:after="0" w:before="0" w:line="240"/>
+        <w:ind w:left="567"/>
+      </w:pPr>
+      <w:r>
+        <w:rPr>
+          <w:rFonts w:ascii="Courier New" w:cs="Courier New" w:eastAsia="Courier New" w:hAnsi="Courier New"/>
+          <w:sz w:val="20"/>
+          <w:szCs w:val="20"/>
+        </w:rPr>
+        <w:t xml:space="preserve">  if (!user) {</w:t>
+      </w:r>
+    </w:p>
+    <w:p>
+      <w:pPr>
+        <w:spacing w:after="0" w:before="0" w:line="240"/>
+        <w:ind w:left="567"/>
+      </w:pPr>
+      <w:r>
+        <w:rPr>
+          <w:rFonts w:ascii="Courier New" w:cs="Courier New" w:eastAsia="Courier New" w:hAnsi="Courier New"/>
+          <w:sz w:val="20"/>
+          <w:szCs w:val="20"/>
+        </w:rPr>
+        <w:t xml:space="preserve">    throw new AppError('Nu exista cont cu acest email.', 401, 'EMAIL_NOT_FOUND');</w:t>
+      </w:r>
+    </w:p>
+    <w:p>
+      <w:pPr>
+        <w:spacing w:after="0" w:before="0" w:line="240"/>
+        <w:ind w:left="567"/>
+      </w:pPr>
+      <w:r>
+        <w:rPr>
+          <w:rFonts w:ascii="Courier New" w:cs="Courier New" w:eastAsia="Courier New" w:hAnsi="Courier New"/>
+          <w:sz w:val="20"/>
+          <w:szCs w:val="20"/>
+        </w:rPr>
+        <w:t xml:space="preserve">  }</w:t>
+      </w:r>
+    </w:p>
+    <w:p>
+      <w:pPr>
+        <w:spacing w:after="0" w:before="0" w:line="240"/>
+        <w:ind w:left="567"/>
+      </w:pPr>
+      <w:r>
+        <w:rPr>
+          <w:rFonts w:ascii="Courier New" w:cs="Courier New" w:eastAsia="Courier New" w:hAnsi="Courier New"/>
+          <w:sz w:val="20"/>
+          <w:szCs w:val="20"/>
+        </w:rPr>
+        <w:t xml:space="preserve">  // bcrypt extrage salt-ul din hash-ul stocat, re-hash-uieste</w:t>
+      </w:r>
+    </w:p>
+    <w:p>
+      <w:pPr>
+        <w:spacing w:after="0" w:before="0" w:line="240"/>
+        <w:ind w:left="567"/>
+      </w:pPr>
+      <w:r>
+        <w:rPr>
+          <w:rFonts w:ascii="Courier New" w:cs="Courier New" w:eastAsia="Courier New" w:hAnsi="Courier New"/>
+          <w:sz w:val="20"/>
+          <w:szCs w:val="20"/>
+        </w:rPr>
+        <w:t xml:space="preserve">  // input-ul si compara. Cost factor 10 = ~100ms per incercare.</w:t>
+      </w:r>
+    </w:p>
+    <w:p>
+      <w:pPr>
+        <w:spacing w:after="0" w:before="0" w:line="240"/>
+        <w:ind w:left="567"/>
+      </w:pPr>
+      <w:r>
+        <w:rPr>
+          <w:rFonts w:ascii="Courier New" w:cs="Courier New" w:eastAsia="Courier New" w:hAnsi="Courier New"/>
+          <w:sz w:val="20"/>
+          <w:szCs w:val="20"/>
+        </w:rPr>
+        <w:t xml:space="preserve">  const valid = await bcrypt.compare(data.password, user.password);</w:t>
+      </w:r>
+    </w:p>
+    <w:p>
+      <w:pPr>
+        <w:spacing w:after="0" w:before="0" w:line="240"/>
+        <w:ind w:left="567"/>
+      </w:pPr>
+      <w:r>
+        <w:rPr>
+          <w:rFonts w:ascii="Courier New" w:cs="Courier New" w:eastAsia="Courier New" w:hAnsi="Courier New"/>
+          <w:sz w:val="20"/>
+          <w:szCs w:val="20"/>
+        </w:rPr>
+        <w:t xml:space="preserve">  if (!valid) {</w:t>
+      </w:r>
+    </w:p>
+    <w:p>
+      <w:pPr>
+        <w:spacing w:after="0" w:before="0" w:line="240"/>
+        <w:ind w:left="567"/>
+      </w:pPr>
+      <w:r>
+        <w:rPr>
+          <w:rFonts w:ascii="Courier New" w:cs="Courier New" w:eastAsia="Courier New" w:hAnsi="Courier New"/>
+          <w:sz w:val="20"/>
+          <w:szCs w:val="20"/>
+        </w:rPr>
+        <w:t xml:space="preserve">    throw new AppError('Parola incorecta.', 401, 'INVALID_PASSWORD');</w:t>
+      </w:r>
+    </w:p>
+    <w:p>
+      <w:pPr>
+        <w:spacing w:after="0" w:before="0" w:line="240"/>
+        <w:ind w:left="567"/>
+      </w:pPr>
+      <w:r>
+        <w:rPr>
+          <w:rFonts w:ascii="Courier New" w:cs="Courier New" w:eastAsia="Courier New" w:hAnsi="Courier New"/>
+          <w:sz w:val="20"/>
+          <w:szCs w:val="20"/>
+        </w:rPr>
+        <w:t xml:space="preserve">  }</w:t>
+      </w:r>
+    </w:p>
+    <w:p>
+      <w:pPr>
+        <w:spacing w:after="0" w:before="0" w:line="240"/>
+        <w:ind w:left="567"/>
+      </w:pPr>
+      <w:r>
+        <w:rPr>
+          <w:rFonts w:ascii="Courier New" w:cs="Courier New" w:eastAsia="Courier New" w:hAnsi="Courier New"/>
+          <w:sz w:val="20"/>
+          <w:szCs w:val="20"/>
+        </w:rPr>
+        <w:t xml:space="preserve">  const accessToken = jwt.sign({ userId: user.id }, env.JWT_SECRET,</w:t>
+      </w:r>
+    </w:p>
+    <w:p>
+      <w:pPr>
+        <w:spacing w:after="0" w:before="0" w:line="240"/>
+        <w:ind w:left="567"/>
+      </w:pPr>
+      <w:r>
+        <w:rPr>
+          <w:rFonts w:ascii="Courier New" w:cs="Courier New" w:eastAsia="Courier New" w:hAnsi="Courier New"/>
+          <w:sz w:val="20"/>
+          <w:szCs w:val="20"/>
+        </w:rPr>
+        <w:t xml:space="preserve">    { expiresIn: '15m' });</w:t>
+      </w:r>
+    </w:p>
+    <w:p>
+      <w:pPr>
+        <w:spacing w:after="0" w:before="0" w:line="240"/>
+        <w:ind w:left="567"/>
+      </w:pPr>
+      <w:r>
+        <w:rPr>
+          <w:rFonts w:ascii="Courier New" w:cs="Courier New" w:eastAsia="Courier New" w:hAnsi="Courier New"/>
+          <w:sz w:val="20"/>
+          <w:szCs w:val="20"/>
+        </w:rPr>
+        <w:t xml:space="preserve">  const refreshToken = jwt.sign({ userId: user.id }, env.JWT_REFRESH_SECRET,</w:t>
+      </w:r>
+    </w:p>
+    <w:p>
+      <w:pPr>
+        <w:spacing w:after="0" w:before="0" w:line="240"/>
+        <w:ind w:left="567"/>
+      </w:pPr>
+      <w:r>
+        <w:rPr>
+          <w:rFonts w:ascii="Courier New" w:cs="Courier New" w:eastAsia="Courier New" w:hAnsi="Courier New"/>
+          <w:sz w:val="20"/>
+          <w:szCs w:val="20"/>
+        </w:rPr>
+        <w:t xml:space="preserve">    { expiresIn: '7d' });</w:t>
+      </w:r>
+    </w:p>
+    <w:p>
+      <w:pPr>
+        <w:spacing w:after="0" w:before="0" w:line="240"/>
+        <w:ind w:left="567"/>
+      </w:pPr>
+      <w:r>
+        <w:rPr>
+          <w:rFonts w:ascii="Courier New" w:cs="Courier New" w:eastAsia="Courier New" w:hAnsi="Courier New"/>
+          <w:sz w:val="20"/>
+          <w:szCs w:val="20"/>
+        </w:rPr>
+        <w:t xml:space="preserve">  return { user, accessToken, refreshToken };</w:t>
       </w:r>
     </w:p>
     <w:p>
@@ -8245,7 +7840,736 @@
           <w:sz w:val="20"/>
           <w:szCs w:val="20"/>
         </w:rPr>
-        <w:t xml:space="preserve">res.json({ success: true, data: { user, accessToken } });</w:t>
+        <w:t xml:space="preserve">}</w:t>
+      </w:r>
+    </w:p>
+    <w:p>
+      <w:pPr>
+        <w:spacing w:after="240" w:before="60"/>
+        <w:jc w:val="center"/>
+      </w:pPr>
+      <w:r>
+        <w:rPr>
+          <w:rFonts w:ascii="Times New Roman" w:cs="Times New Roman" w:eastAsia="Times New Roman" w:hAnsi="Times New Roman"/>
+          <w:b/>
+          <w:bCs/>
+          <w:i/>
+          <w:iCs/>
+          <w:sz w:val="22"/>
+          <w:szCs w:val="22"/>
+        </w:rPr>
+        <w:t xml:space="preserve">Listing 2 — </w:t>
+      </w:r>
+      <w:r>
+        <w:rPr>
+          <w:rFonts w:ascii="Times New Roman" w:cs="Times New Roman" w:eastAsia="Times New Roman" w:hAnsi="Times New Roman"/>
+          <w:i/>
+          <w:iCs/>
+          <w:sz w:val="22"/>
+          <w:szCs w:val="22"/>
+        </w:rPr>
+        <w:t xml:space="preserve">Login cu bcrypt + generare JWT (auth.service.ts)</w:t>
+      </w:r>
+    </w:p>
+    <w:p>
+      <w:pPr>
+        <w:spacing w:after="120" w:before="0" w:line="360"/>
+        <w:ind w:firstLine="567"/>
+        <w:jc w:val="both"/>
+      </w:pPr>
+      <w:r>
+        <w:rPr>
+          <w:rFonts w:ascii="Times New Roman" w:cs="Times New Roman" w:eastAsia="Times New Roman" w:hAnsi="Times New Roman"/>
+          <w:sz w:val="24"/>
+          <w:szCs w:val="24"/>
+        </w:rPr>
+        <w:t xml:space="preserve">Cele două token-uri JWT sunt generate cu secret-uri distincte. Această separare permite revocarea independentă — schimbarea JWT_REFRESH_SECRET forțează re-login pe toți utilizatorii, fără a invalida access token-urile active care expiră oricum în maxim 15 minute.</w:t>
+      </w:r>
+    </w:p>
+    <w:p>
+      <w:pPr>
+        <w:spacing w:after="120" w:before="0" w:line="360"/>
+        <w:ind w:firstLine="567"/>
+        <w:jc w:val="both"/>
+      </w:pPr>
+      <w:r>
+        <w:rPr>
+          <w:rFonts w:ascii="Times New Roman" w:cs="Times New Roman" w:eastAsia="Times New Roman" w:hAnsi="Times New Roman"/>
+          <w:sz w:val="24"/>
+          <w:szCs w:val="24"/>
+        </w:rPr>
+        <w:t xml:space="preserve">Cookie-ul care stochează refresh token-ul este configurat cu flag-urile de securitate prezentate în Listing-ul 3. Atributul httpOnly îl face inaccesibil din JavaScript (protejează împotriva atacurilor XSS), iar SameSite=None combinat cu Secure permite trimiterea cookie-ului cross-domain doar peste HTTPS.</w:t>
+      </w:r>
+    </w:p>
+    <w:p>
+      <w:pPr>
+        <w:pBdr>
+          <w:top w:val="single" w:color="CCCCCC" w:sz="4"/>
+        </w:pBdr>
+        <w:spacing w:after="0" w:before="120" w:line="240"/>
+        <w:ind w:left="567"/>
+      </w:pPr>
+      <w:r>
+        <w:rPr>
+          <w:rFonts w:ascii="Courier New" w:cs="Courier New" w:eastAsia="Courier New" w:hAnsi="Courier New"/>
+          <w:sz w:val="20"/>
+          <w:szCs w:val="20"/>
+        </w:rPr>
+        <w:t xml:space="preserve">import type { Response, CookieOptions } from 'express';</w:t>
+      </w:r>
+    </w:p>
+    <w:p>
+      <w:pPr>
+        <w:spacing w:after="0" w:before="0" w:line="240"/>
+        <w:ind w:left="567"/>
+      </w:pPr>
+      <w:r>
+        <w:rPr>
+          <w:rFonts w:ascii="Courier New" w:cs="Courier New" w:eastAsia="Courier New" w:hAnsi="Courier New"/>
+          <w:sz w:val="20"/>
+          <w:szCs w:val="20"/>
+        </w:rPr>
+        <w:t xml:space="preserve">import { isProduction } from '../config/env.js';</w:t>
+      </w:r>
+    </w:p>
+    <w:p>
+      <w:pPr>
+        <w:spacing w:after="0" w:before="0" w:line="240"/>
+        <w:ind w:left="567"/>
+      </w:pPr>
+      <w:r>
+        <w:rPr>
+          <w:rFonts w:ascii="Courier New" w:cs="Courier New" w:eastAsia="Courier New" w:hAnsi="Courier New"/>
+          <w:sz w:val="20"/>
+          <w:szCs w:val="20"/>
+        </w:rPr>
+        <w:t xml:space="preserve"> </w:t>
+      </w:r>
+    </w:p>
+    <w:p>
+      <w:pPr>
+        <w:spacing w:after="0" w:before="0" w:line="240"/>
+        <w:ind w:left="567"/>
+      </w:pPr>
+      <w:r>
+        <w:rPr>
+          <w:rFonts w:ascii="Courier New" w:cs="Courier New" w:eastAsia="Courier New" w:hAnsi="Courier New"/>
+          <w:sz w:val="20"/>
+          <w:szCs w:val="20"/>
+        </w:rPr>
+        <w:t xml:space="preserve">const SEVEN_DAYS_MS = 7 * 24 * 60 * 60 * 1000;</w:t>
+      </w:r>
+    </w:p>
+    <w:p>
+      <w:pPr>
+        <w:spacing w:after="0" w:before="0" w:line="240"/>
+        <w:ind w:left="567"/>
+      </w:pPr>
+      <w:r>
+        <w:rPr>
+          <w:rFonts w:ascii="Courier New" w:cs="Courier New" w:eastAsia="Courier New" w:hAnsi="Courier New"/>
+          <w:sz w:val="20"/>
+          <w:szCs w:val="20"/>
+        </w:rPr>
+        <w:t xml:space="preserve"> </w:t>
+      </w:r>
+    </w:p>
+    <w:p>
+      <w:pPr>
+        <w:spacing w:after="0" w:before="0" w:line="240"/>
+        <w:ind w:left="567"/>
+      </w:pPr>
+      <w:r>
+        <w:rPr>
+          <w:rFonts w:ascii="Courier New" w:cs="Courier New" w:eastAsia="Courier New" w:hAnsi="Courier New"/>
+          <w:sz w:val="20"/>
+          <w:szCs w:val="20"/>
+        </w:rPr>
+        <w:t xml:space="preserve">export function refreshCookieOptions(): CookieOptions {</w:t>
+      </w:r>
+    </w:p>
+    <w:p>
+      <w:pPr>
+        <w:spacing w:after="0" w:before="0" w:line="240"/>
+        <w:ind w:left="567"/>
+      </w:pPr>
+      <w:r>
+        <w:rPr>
+          <w:rFonts w:ascii="Courier New" w:cs="Courier New" w:eastAsia="Courier New" w:hAnsi="Courier New"/>
+          <w:sz w:val="20"/>
+          <w:szCs w:val="20"/>
+        </w:rPr>
+        <w:t xml:space="preserve">  return {</w:t>
+      </w:r>
+    </w:p>
+    <w:p>
+      <w:pPr>
+        <w:spacing w:after="0" w:before="0" w:line="240"/>
+        <w:ind w:left="567"/>
+      </w:pPr>
+      <w:r>
+        <w:rPr>
+          <w:rFonts w:ascii="Courier New" w:cs="Courier New" w:eastAsia="Courier New" w:hAnsi="Courier New"/>
+          <w:sz w:val="20"/>
+          <w:szCs w:val="20"/>
+        </w:rPr>
+        <w:t xml:space="preserve">    httpOnly: true,        // JS din browser NU poate citi cookie-ul</w:t>
+      </w:r>
+    </w:p>
+    <w:p>
+      <w:pPr>
+        <w:spacing w:after="0" w:before="0" w:line="240"/>
+        <w:ind w:left="567"/>
+      </w:pPr>
+      <w:r>
+        <w:rPr>
+          <w:rFonts w:ascii="Courier New" w:cs="Courier New" w:eastAsia="Courier New" w:hAnsi="Courier New"/>
+          <w:sz w:val="20"/>
+          <w:szCs w:val="20"/>
+        </w:rPr>
+        <w:t xml:space="preserve">    secure: isProduction,  // doar peste HTTPS in productie</w:t>
+      </w:r>
+    </w:p>
+    <w:p>
+      <w:pPr>
+        <w:spacing w:after="0" w:before="0" w:line="240"/>
+        <w:ind w:left="567"/>
+      </w:pPr>
+      <w:r>
+        <w:rPr>
+          <w:rFonts w:ascii="Courier New" w:cs="Courier New" w:eastAsia="Courier New" w:hAnsi="Courier New"/>
+          <w:sz w:val="20"/>
+          <w:szCs w:val="20"/>
+        </w:rPr>
+        <w:t xml:space="preserve">    sameSite: isProduction ? 'none' : 'lax',</w:t>
+      </w:r>
+    </w:p>
+    <w:p>
+      <w:pPr>
+        <w:spacing w:after="0" w:before="0" w:line="240"/>
+        <w:ind w:left="567"/>
+      </w:pPr>
+      <w:r>
+        <w:rPr>
+          <w:rFonts w:ascii="Courier New" w:cs="Courier New" w:eastAsia="Courier New" w:hAnsi="Courier New"/>
+          <w:sz w:val="20"/>
+          <w:szCs w:val="20"/>
+        </w:rPr>
+        <w:t xml:space="preserve">    maxAge: SEVEN_DAYS_MS,</w:t>
+      </w:r>
+    </w:p>
+    <w:p>
+      <w:pPr>
+        <w:spacing w:after="0" w:before="0" w:line="240"/>
+        <w:ind w:left="567"/>
+      </w:pPr>
+      <w:r>
+        <w:rPr>
+          <w:rFonts w:ascii="Courier New" w:cs="Courier New" w:eastAsia="Courier New" w:hAnsi="Courier New"/>
+          <w:sz w:val="20"/>
+          <w:szCs w:val="20"/>
+        </w:rPr>
+        <w:t xml:space="preserve">    path: '/',</w:t>
+      </w:r>
+    </w:p>
+    <w:p>
+      <w:pPr>
+        <w:spacing w:after="0" w:before="0" w:line="240"/>
+        <w:ind w:left="567"/>
+      </w:pPr>
+      <w:r>
+        <w:rPr>
+          <w:rFonts w:ascii="Courier New" w:cs="Courier New" w:eastAsia="Courier New" w:hAnsi="Courier New"/>
+          <w:sz w:val="20"/>
+          <w:szCs w:val="20"/>
+        </w:rPr>
+        <w:t xml:space="preserve">  };</w:t>
+      </w:r>
+    </w:p>
+    <w:p>
+      <w:pPr>
+        <w:spacing w:after="0" w:before="0" w:line="240"/>
+        <w:ind w:left="567"/>
+      </w:pPr>
+      <w:r>
+        <w:rPr>
+          <w:rFonts w:ascii="Courier New" w:cs="Courier New" w:eastAsia="Courier New" w:hAnsi="Courier New"/>
+          <w:sz w:val="20"/>
+          <w:szCs w:val="20"/>
+        </w:rPr>
+        <w:t xml:space="preserve">}</w:t>
+      </w:r>
+    </w:p>
+    <w:p>
+      <w:pPr>
+        <w:spacing w:after="0" w:before="0" w:line="240"/>
+        <w:ind w:left="567"/>
+      </w:pPr>
+      <w:r>
+        <w:rPr>
+          <w:rFonts w:ascii="Courier New" w:cs="Courier New" w:eastAsia="Courier New" w:hAnsi="Courier New"/>
+          <w:sz w:val="20"/>
+          <w:szCs w:val="20"/>
+        </w:rPr>
+        <w:t xml:space="preserve"> </w:t>
+      </w:r>
+    </w:p>
+    <w:p>
+      <w:pPr>
+        <w:spacing w:after="0" w:before="0" w:line="240"/>
+        <w:ind w:left="567"/>
+      </w:pPr>
+      <w:r>
+        <w:rPr>
+          <w:rFonts w:ascii="Courier New" w:cs="Courier New" w:eastAsia="Courier New" w:hAnsi="Courier New"/>
+          <w:sz w:val="20"/>
+          <w:szCs w:val="20"/>
+        </w:rPr>
+        <w:t xml:space="preserve">export function setRefreshCookie(res: Response, token: string) {</w:t>
+      </w:r>
+    </w:p>
+    <w:p>
+      <w:pPr>
+        <w:spacing w:after="0" w:before="0" w:line="240"/>
+        <w:ind w:left="567"/>
+      </w:pPr>
+      <w:r>
+        <w:rPr>
+          <w:rFonts w:ascii="Courier New" w:cs="Courier New" w:eastAsia="Courier New" w:hAnsi="Courier New"/>
+          <w:sz w:val="20"/>
+          <w:szCs w:val="20"/>
+        </w:rPr>
+        <w:t xml:space="preserve">  res.cookie('refreshToken', token, refreshCookieOptions());</w:t>
+      </w:r>
+    </w:p>
+    <w:p>
+      <w:pPr>
+        <w:pBdr>
+          <w:bottom w:val="single" w:color="CCCCCC" w:sz="4"/>
+        </w:pBdr>
+        <w:spacing w:after="120" w:before="0" w:line="240"/>
+        <w:ind w:left="567"/>
+      </w:pPr>
+      <w:r>
+        <w:rPr>
+          <w:rFonts w:ascii="Courier New" w:cs="Courier New" w:eastAsia="Courier New" w:hAnsi="Courier New"/>
+          <w:sz w:val="20"/>
+          <w:szCs w:val="20"/>
+        </w:rPr>
+        <w:t xml:space="preserve">}</w:t>
+      </w:r>
+    </w:p>
+    <w:p>
+      <w:pPr>
+        <w:spacing w:after="240" w:before="60"/>
+        <w:jc w:val="center"/>
+      </w:pPr>
+      <w:r>
+        <w:rPr>
+          <w:rFonts w:ascii="Times New Roman" w:cs="Times New Roman" w:eastAsia="Times New Roman" w:hAnsi="Times New Roman"/>
+          <w:b/>
+          <w:bCs/>
+          <w:i/>
+          <w:iCs/>
+          <w:sz w:val="22"/>
+          <w:szCs w:val="22"/>
+        </w:rPr>
+        <w:t xml:space="preserve">Listing 3 — </w:t>
+      </w:r>
+      <w:r>
+        <w:rPr>
+          <w:rFonts w:ascii="Times New Roman" w:cs="Times New Roman" w:eastAsia="Times New Roman" w:hAnsi="Times New Roman"/>
+          <w:i/>
+          <w:iCs/>
+          <w:sz w:val="22"/>
+          <w:szCs w:val="22"/>
+        </w:rPr>
+        <w:t xml:space="preserve">Configurarea cookie-ului refresh (cookies.ts)</w:t>
+      </w:r>
+    </w:p>
+    <w:p>
+      <w:pPr>
+        <w:spacing w:after="120" w:before="0" w:line="360"/>
+        <w:ind w:firstLine="567"/>
+        <w:jc w:val="both"/>
+      </w:pPr>
+      <w:r>
+        <w:rPr>
+          <w:rFonts w:ascii="Times New Roman" w:cs="Times New Roman" w:eastAsia="Times New Roman" w:hAnsi="Times New Roman"/>
+          <w:sz w:val="24"/>
+          <w:szCs w:val="24"/>
+        </w:rPr>
+        <w:t xml:space="preserve">Pentru a face transparentă pentru utilizator expirarea access token-ului (la fiecare 15 minute), pe partea de client am implementat un axios interceptor care detectează răspunsurile 401, obține un nou access token folosind refresh cookie-ul și re-trimite cererea originală — totul fără ca utilizatorul să fie deranjat (Listing 4).</w:t>
+      </w:r>
+    </w:p>
+    <w:p>
+      <w:pPr>
+        <w:pBdr>
+          <w:top w:val="single" w:color="CCCCCC" w:sz="4"/>
+        </w:pBdr>
+        <w:spacing w:after="0" w:before="120" w:line="240"/>
+        <w:ind w:left="567"/>
+      </w:pPr>
+      <w:r>
+        <w:rPr>
+          <w:rFonts w:ascii="Courier New" w:cs="Courier New" w:eastAsia="Courier New" w:hAnsi="Courier New"/>
+          <w:sz w:val="20"/>
+          <w:szCs w:val="20"/>
+        </w:rPr>
+        <w:t xml:space="preserve">api.interceptors.response.use(</w:t>
+      </w:r>
+    </w:p>
+    <w:p>
+      <w:pPr>
+        <w:spacing w:after="0" w:before="0" w:line="240"/>
+        <w:ind w:left="567"/>
+      </w:pPr>
+      <w:r>
+        <w:rPr>
+          <w:rFonts w:ascii="Courier New" w:cs="Courier New" w:eastAsia="Courier New" w:hAnsi="Courier New"/>
+          <w:sz w:val="20"/>
+          <w:szCs w:val="20"/>
+        </w:rPr>
+        <w:t xml:space="preserve">  (response) =&gt; response,</w:t>
+      </w:r>
+    </w:p>
+    <w:p>
+      <w:pPr>
+        <w:spacing w:after="0" w:before="0" w:line="240"/>
+        <w:ind w:left="567"/>
+      </w:pPr>
+      <w:r>
+        <w:rPr>
+          <w:rFonts w:ascii="Courier New" w:cs="Courier New" w:eastAsia="Courier New" w:hAnsi="Courier New"/>
+          <w:sz w:val="20"/>
+          <w:szCs w:val="20"/>
+        </w:rPr>
+        <w:t xml:space="preserve">  async (error) =&gt; {</w:t>
+      </w:r>
+    </w:p>
+    <w:p>
+      <w:pPr>
+        <w:spacing w:after="0" w:before="0" w:line="240"/>
+        <w:ind w:left="567"/>
+      </w:pPr>
+      <w:r>
+        <w:rPr>
+          <w:rFonts w:ascii="Courier New" w:cs="Courier New" w:eastAsia="Courier New" w:hAnsi="Courier New"/>
+          <w:sz w:val="20"/>
+          <w:szCs w:val="20"/>
+        </w:rPr>
+        <w:t xml:space="preserve">    const originalRequest = error.config;</w:t>
+      </w:r>
+    </w:p>
+    <w:p>
+      <w:pPr>
+        <w:spacing w:after="0" w:before="0" w:line="240"/>
+        <w:ind w:left="567"/>
+      </w:pPr>
+      <w:r>
+        <w:rPr>
+          <w:rFonts w:ascii="Courier New" w:cs="Courier New" w:eastAsia="Courier New" w:hAnsi="Courier New"/>
+          <w:sz w:val="20"/>
+          <w:szCs w:val="20"/>
+        </w:rPr>
+        <w:t xml:space="preserve">    const isAuthEndpoint = ['/auth/login', '/auth/register', '/auth/refresh']</w:t>
+      </w:r>
+    </w:p>
+    <w:p>
+      <w:pPr>
+        <w:spacing w:after="0" w:before="0" w:line="240"/>
+        <w:ind w:left="567"/>
+      </w:pPr>
+      <w:r>
+        <w:rPr>
+          <w:rFonts w:ascii="Courier New" w:cs="Courier New" w:eastAsia="Courier New" w:hAnsi="Courier New"/>
+          <w:sz w:val="20"/>
+          <w:szCs w:val="20"/>
+        </w:rPr>
+        <w:t xml:space="preserve">      .some(p =&gt; originalRequest?.url?.includes(p));</w:t>
+      </w:r>
+    </w:p>
+    <w:p>
+      <w:pPr>
+        <w:spacing w:after="0" w:before="0" w:line="240"/>
+        <w:ind w:left="567"/>
+      </w:pPr>
+      <w:r>
+        <w:rPr>
+          <w:rFonts w:ascii="Courier New" w:cs="Courier New" w:eastAsia="Courier New" w:hAnsi="Courier New"/>
+          <w:sz w:val="20"/>
+          <w:szCs w:val="20"/>
+        </w:rPr>
+        <w:t xml:space="preserve"> </w:t>
+      </w:r>
+    </w:p>
+    <w:p>
+      <w:pPr>
+        <w:spacing w:after="0" w:before="0" w:line="240"/>
+        <w:ind w:left="567"/>
+      </w:pPr>
+      <w:r>
+        <w:rPr>
+          <w:rFonts w:ascii="Courier New" w:cs="Courier New" w:eastAsia="Courier New" w:hAnsi="Courier New"/>
+          <w:sz w:val="20"/>
+          <w:szCs w:val="20"/>
+        </w:rPr>
+        <w:t xml:space="preserve">    if (error.response?.status === 401 &amp;&amp; !originalRequest._retry</w:t>
+      </w:r>
+    </w:p>
+    <w:p>
+      <w:pPr>
+        <w:spacing w:after="0" w:before="0" w:line="240"/>
+        <w:ind w:left="567"/>
+      </w:pPr>
+      <w:r>
+        <w:rPr>
+          <w:rFonts w:ascii="Courier New" w:cs="Courier New" w:eastAsia="Courier New" w:hAnsi="Courier New"/>
+          <w:sz w:val="20"/>
+          <w:szCs w:val="20"/>
+        </w:rPr>
+        <w:t xml:space="preserve">        &amp;&amp; !isAuthEndpoint) {</w:t>
+      </w:r>
+    </w:p>
+    <w:p>
+      <w:pPr>
+        <w:spacing w:after="0" w:before="0" w:line="240"/>
+        <w:ind w:left="567"/>
+      </w:pPr>
+      <w:r>
+        <w:rPr>
+          <w:rFonts w:ascii="Courier New" w:cs="Courier New" w:eastAsia="Courier New" w:hAnsi="Courier New"/>
+          <w:sz w:val="20"/>
+          <w:szCs w:val="20"/>
+        </w:rPr>
+        <w:t xml:space="preserve">      originalRequest._retry = true; // anti-bucla infinita</w:t>
+      </w:r>
+    </w:p>
+    <w:p>
+      <w:pPr>
+        <w:spacing w:after="0" w:before="0" w:line="240"/>
+        <w:ind w:left="567"/>
+      </w:pPr>
+      <w:r>
+        <w:rPr>
+          <w:rFonts w:ascii="Courier New" w:cs="Courier New" w:eastAsia="Courier New" w:hAnsi="Courier New"/>
+          <w:sz w:val="20"/>
+          <w:szCs w:val="20"/>
+        </w:rPr>
+        <w:t xml:space="preserve">      try {</w:t>
+      </w:r>
+    </w:p>
+    <w:p>
+      <w:pPr>
+        <w:spacing w:after="0" w:before="0" w:line="240"/>
+        <w:ind w:left="567"/>
+      </w:pPr>
+      <w:r>
+        <w:rPr>
+          <w:rFonts w:ascii="Courier New" w:cs="Courier New" w:eastAsia="Courier New" w:hAnsi="Courier New"/>
+          <w:sz w:val="20"/>
+          <w:szCs w:val="20"/>
+        </w:rPr>
+        <w:t xml:space="preserve">        const res = await api.post('/auth/refresh');</w:t>
+      </w:r>
+    </w:p>
+    <w:p>
+      <w:pPr>
+        <w:spacing w:after="0" w:before="0" w:line="240"/>
+        <w:ind w:left="567"/>
+      </w:pPr>
+      <w:r>
+        <w:rPr>
+          <w:rFonts w:ascii="Courier New" w:cs="Courier New" w:eastAsia="Courier New" w:hAnsi="Courier New"/>
+          <w:sz w:val="20"/>
+          <w:szCs w:val="20"/>
+        </w:rPr>
+        <w:t xml:space="preserve">        const newToken = res.data?.data?.accessToken;</w:t>
+      </w:r>
+    </w:p>
+    <w:p>
+      <w:pPr>
+        <w:spacing w:after="0" w:before="0" w:line="240"/>
+        <w:ind w:left="567"/>
+      </w:pPr>
+      <w:r>
+        <w:rPr>
+          <w:rFonts w:ascii="Courier New" w:cs="Courier New" w:eastAsia="Courier New" w:hAnsi="Courier New"/>
+          <w:sz w:val="20"/>
+          <w:szCs w:val="20"/>
+        </w:rPr>
+        <w:t xml:space="preserve">        useAuthStore.getState().setAuth(currentUser, newToken);</w:t>
+      </w:r>
+    </w:p>
+    <w:p>
+      <w:pPr>
+        <w:spacing w:after="0" w:before="0" w:line="240"/>
+        <w:ind w:left="567"/>
+      </w:pPr>
+      <w:r>
+        <w:rPr>
+          <w:rFonts w:ascii="Courier New" w:cs="Courier New" w:eastAsia="Courier New" w:hAnsi="Courier New"/>
+          <w:sz w:val="20"/>
+          <w:szCs w:val="20"/>
+        </w:rPr>
+        <w:t xml:space="preserve">        originalRequest.headers.Authorization = `Bearer ${newToken}`;</w:t>
+      </w:r>
+    </w:p>
+    <w:p>
+      <w:pPr>
+        <w:spacing w:after="0" w:before="0" w:line="240"/>
+        <w:ind w:left="567"/>
+      </w:pPr>
+      <w:r>
+        <w:rPr>
+          <w:rFonts w:ascii="Courier New" w:cs="Courier New" w:eastAsia="Courier New" w:hAnsi="Courier New"/>
+          <w:sz w:val="20"/>
+          <w:szCs w:val="20"/>
+        </w:rPr>
+        <w:t xml:space="preserve">        return api(originalRequest); // re-trimite cererea originala</w:t>
+      </w:r>
+    </w:p>
+    <w:p>
+      <w:pPr>
+        <w:spacing w:after="0" w:before="0" w:line="240"/>
+        <w:ind w:left="567"/>
+      </w:pPr>
+      <w:r>
+        <w:rPr>
+          <w:rFonts w:ascii="Courier New" w:cs="Courier New" w:eastAsia="Courier New" w:hAnsi="Courier New"/>
+          <w:sz w:val="20"/>
+          <w:szCs w:val="20"/>
+        </w:rPr>
+        <w:t xml:space="preserve">      } catch {</w:t>
+      </w:r>
+    </w:p>
+    <w:p>
+      <w:pPr>
+        <w:spacing w:after="0" w:before="0" w:line="240"/>
+        <w:ind w:left="567"/>
+      </w:pPr>
+      <w:r>
+        <w:rPr>
+          <w:rFonts w:ascii="Courier New" w:cs="Courier New" w:eastAsia="Courier New" w:hAnsi="Courier New"/>
+          <w:sz w:val="20"/>
+          <w:szCs w:val="20"/>
+        </w:rPr>
+        <w:t xml:space="preserve">        useAuthStore.getState().logout();</w:t>
+      </w:r>
+    </w:p>
+    <w:p>
+      <w:pPr>
+        <w:spacing w:after="0" w:before="0" w:line="240"/>
+        <w:ind w:left="567"/>
+      </w:pPr>
+      <w:r>
+        <w:rPr>
+          <w:rFonts w:ascii="Courier New" w:cs="Courier New" w:eastAsia="Courier New" w:hAnsi="Courier New"/>
+          <w:sz w:val="20"/>
+          <w:szCs w:val="20"/>
+        </w:rPr>
+        <w:t xml:space="preserve">        window.location.href = '/login';</w:t>
+      </w:r>
+    </w:p>
+    <w:p>
+      <w:pPr>
+        <w:spacing w:after="0" w:before="0" w:line="240"/>
+        <w:ind w:left="567"/>
+      </w:pPr>
+      <w:r>
+        <w:rPr>
+          <w:rFonts w:ascii="Courier New" w:cs="Courier New" w:eastAsia="Courier New" w:hAnsi="Courier New"/>
+          <w:sz w:val="20"/>
+          <w:szCs w:val="20"/>
+        </w:rPr>
+        <w:t xml:space="preserve">      }</w:t>
+      </w:r>
+    </w:p>
+    <w:p>
+      <w:pPr>
+        <w:spacing w:after="0" w:before="0" w:line="240"/>
+        <w:ind w:left="567"/>
+      </w:pPr>
+      <w:r>
+        <w:rPr>
+          <w:rFonts w:ascii="Courier New" w:cs="Courier New" w:eastAsia="Courier New" w:hAnsi="Courier New"/>
+          <w:sz w:val="20"/>
+          <w:szCs w:val="20"/>
+        </w:rPr>
+        <w:t xml:space="preserve">    }</w:t>
+      </w:r>
+    </w:p>
+    <w:p>
+      <w:pPr>
+        <w:spacing w:after="0" w:before="0" w:line="240"/>
+        <w:ind w:left="567"/>
+      </w:pPr>
+      <w:r>
+        <w:rPr>
+          <w:rFonts w:ascii="Courier New" w:cs="Courier New" w:eastAsia="Courier New" w:hAnsi="Courier New"/>
+          <w:sz w:val="20"/>
+          <w:szCs w:val="20"/>
+        </w:rPr>
+        <w:t xml:space="preserve">    return Promise.reject(error);</w:t>
+      </w:r>
+    </w:p>
+    <w:p>
+      <w:pPr>
+        <w:spacing w:after="0" w:before="0" w:line="240"/>
+        <w:ind w:left="567"/>
+      </w:pPr>
+      <w:r>
+        <w:rPr>
+          <w:rFonts w:ascii="Courier New" w:cs="Courier New" w:eastAsia="Courier New" w:hAnsi="Courier New"/>
+          <w:sz w:val="20"/>
+          <w:szCs w:val="20"/>
+        </w:rPr>
+        <w:t xml:space="preserve">  }</w:t>
+      </w:r>
+    </w:p>
+    <w:p>
+      <w:pPr>
+        <w:pBdr>
+          <w:bottom w:val="single" w:color="CCCCCC" w:sz="4"/>
+        </w:pBdr>
+        <w:spacing w:after="120" w:before="0" w:line="240"/>
+        <w:ind w:left="567"/>
+      </w:pPr>
+      <w:r>
+        <w:rPr>
+          <w:rFonts w:ascii="Courier New" w:cs="Courier New" w:eastAsia="Courier New" w:hAnsi="Courier New"/>
+          <w:sz w:val="20"/>
+          <w:szCs w:val="20"/>
+        </w:rPr>
+        <w:t xml:space="preserve">);</w:t>
+      </w:r>
+    </w:p>
+    <w:p>
+      <w:pPr>
+        <w:spacing w:after="240" w:before="60"/>
+        <w:jc w:val="center"/>
+      </w:pPr>
+      <w:r>
+        <w:rPr>
+          <w:rFonts w:ascii="Times New Roman" w:cs="Times New Roman" w:eastAsia="Times New Roman" w:hAnsi="Times New Roman"/>
+          <w:b/>
+          <w:bCs/>
+          <w:i/>
+          <w:iCs/>
+          <w:sz w:val="22"/>
+          <w:szCs w:val="22"/>
+        </w:rPr>
+        <w:t xml:space="preserve">Listing 4 — </w:t>
+      </w:r>
+      <w:r>
+        <w:rPr>
+          <w:rFonts w:ascii="Times New Roman" w:cs="Times New Roman" w:eastAsia="Times New Roman" w:hAnsi="Times New Roman"/>
+          <w:i/>
+          <w:iCs/>
+          <w:sz w:val="22"/>
+          <w:szCs w:val="22"/>
+        </w:rPr>
+        <w:t xml:space="preserve">Axios interceptor pentru auto-refresh JWT (api.ts)</w:t>
       </w:r>
     </w:p>
     <w:p>
@@ -8394,7 +8718,7 @@
           <w:sz w:val="24"/>
           <w:szCs w:val="24"/>
         </w:rPr>
-        <w:t xml:space="preserve">Funcționalitatea de resetare a parolei urmează un flux standard pentru aplicații web (Figura 15). Utilizatorul introduce email-ul, serverul generează un token aleator de 24 de bytes (codificat hex, 48 de caractere) și calculează hash-ul SHA-256 al acestuia. Hash-ul este stocat într-un map in-memory cu durata de viață de 1 oră, iar tokenul original este inclus într-un link care pointează la pagina de resetare din aplicație. Link-ul este trimis prin email folosind serviciul Resend.</w:t>
+        <w:t xml:space="preserve">Funcționalitatea de resetare a parolei urmează un flux standard pentru aplicații web (Figura 15). Utilizatorul introduce email-ul, serverul generează un token aleator de 24 de bytes (codificat hex, 48 de caractere) și calculează hash-ul SHA-256 al acestuia. Hash-ul este stocat într-un map in-memory cu durata de viață de 1 oră, iar tokenul original este inclus într-un link care pointează la pagina de resetare din aplicație (Listing 5).</w:t>
       </w:r>
     </w:p>
     <w:p>
@@ -8462,161 +8786,371 @@
           <w:sz w:val="20"/>
           <w:szCs w:val="20"/>
         </w:rPr>
-        <w:t xml:space="preserve">const token = crypto.randomBytes(24).toString('hex');</w:t>
-      </w:r>
-    </w:p>
-    <w:p>
-      <w:pPr>
-        <w:spacing w:after="0" w:before="0" w:line="240"/>
-        <w:ind w:left="567"/>
-      </w:pPr>
-      <w:r>
-        <w:rPr>
-          <w:rFonts w:ascii="Courier New" w:cs="Courier New" w:eastAsia="Courier New" w:hAnsi="Courier New"/>
-          <w:sz w:val="20"/>
-          <w:szCs w:val="20"/>
-        </w:rPr>
-        <w:t xml:space="preserve">const tokenHash = sha256(token);</w:t>
-      </w:r>
-    </w:p>
-    <w:p>
-      <w:pPr>
-        <w:spacing w:after="0" w:before="0" w:line="240"/>
-        <w:ind w:left="567"/>
-      </w:pPr>
-      <w:r>
-        <w:rPr>
-          <w:rFonts w:ascii="Courier New" w:cs="Courier New" w:eastAsia="Courier New" w:hAnsi="Courier New"/>
-          <w:sz w:val="20"/>
-          <w:szCs w:val="20"/>
-        </w:rPr>
-        <w:t xml:space="preserve">store.set(tokenHash, {</w:t>
-      </w:r>
-    </w:p>
-    <w:p>
-      <w:pPr>
-        <w:spacing w:after="0" w:before="0" w:line="240"/>
-        <w:ind w:left="567"/>
-      </w:pPr>
-      <w:r>
-        <w:rPr>
-          <w:rFonts w:ascii="Courier New" w:cs="Courier New" w:eastAsia="Courier New" w:hAnsi="Courier New"/>
-          <w:sz w:val="20"/>
-          <w:szCs w:val="20"/>
-        </w:rPr>
-        <w:t xml:space="preserve">  userId: user.id,</w:t>
-      </w:r>
-    </w:p>
-    <w:p>
-      <w:pPr>
-        <w:spacing w:after="0" w:before="0" w:line="240"/>
-        <w:ind w:left="567"/>
-      </w:pPr>
-      <w:r>
-        <w:rPr>
-          <w:rFonts w:ascii="Courier New" w:cs="Courier New" w:eastAsia="Courier New" w:hAnsi="Courier New"/>
-          <w:sz w:val="20"/>
-          <w:szCs w:val="20"/>
-        </w:rPr>
-        <w:t xml:space="preserve">  email: user.email,</w:t>
-      </w:r>
-    </w:p>
-    <w:p>
-      <w:pPr>
-        <w:spacing w:after="0" w:before="0" w:line="240"/>
-        <w:ind w:left="567"/>
-      </w:pPr>
-      <w:r>
-        <w:rPr>
-          <w:rFonts w:ascii="Courier New" w:cs="Courier New" w:eastAsia="Courier New" w:hAnsi="Courier New"/>
-          <w:sz w:val="20"/>
-          <w:szCs w:val="20"/>
-        </w:rPr>
-        <w:t xml:space="preserve">  expiresAt: Date.now() + TOKEN_TTL_MS,</w:t>
-      </w:r>
-    </w:p>
-    <w:p>
-      <w:pPr>
-        <w:spacing w:after="0" w:before="0" w:line="240"/>
-        <w:ind w:left="567"/>
-      </w:pPr>
-      <w:r>
-        <w:rPr>
-          <w:rFonts w:ascii="Courier New" w:cs="Courier New" w:eastAsia="Courier New" w:hAnsi="Courier New"/>
-          <w:sz w:val="20"/>
-          <w:szCs w:val="20"/>
-        </w:rPr>
-        <w:t xml:space="preserve">});</w:t>
-      </w:r>
-    </w:p>
-    <w:p>
-      <w:pPr>
-        <w:spacing w:after="0" w:before="0" w:line="240"/>
-        <w:ind w:left="567"/>
-      </w:pPr>
-      <w:r>
-        <w:rPr>
-          <w:rFonts w:ascii="Courier New" w:cs="Courier New" w:eastAsia="Courier New" w:hAnsi="Courier New"/>
-          <w:sz w:val="20"/>
-          <w:szCs w:val="20"/>
-        </w:rPr>
-        <w:t xml:space="preserve">const resetUrl = `${FRONTEND_URL}/reset-password?token=${token}`;</w:t>
-      </w:r>
-    </w:p>
-    <w:p>
-      <w:pPr>
-        <w:spacing w:after="0" w:before="0" w:line="240"/>
-        <w:ind w:left="567"/>
-      </w:pPr>
-      <w:r>
-        <w:rPr>
-          <w:rFonts w:ascii="Courier New" w:cs="Courier New" w:eastAsia="Courier New" w:hAnsi="Courier New"/>
-          <w:sz w:val="20"/>
-          <w:szCs w:val="20"/>
-        </w:rPr>
-        <w:t xml:space="preserve">await sendEmail({</w:t>
-      </w:r>
-    </w:p>
-    <w:p>
-      <w:pPr>
-        <w:spacing w:after="0" w:before="0" w:line="240"/>
-        <w:ind w:left="567"/>
-      </w:pPr>
-      <w:r>
-        <w:rPr>
-          <w:rFonts w:ascii="Courier New" w:cs="Courier New" w:eastAsia="Courier New" w:hAnsi="Courier New"/>
-          <w:sz w:val="20"/>
-          <w:szCs w:val="20"/>
-        </w:rPr>
-        <w:t xml:space="preserve">  to: user.email,</w:t>
-      </w:r>
-    </w:p>
-    <w:p>
-      <w:pPr>
-        <w:spacing w:after="0" w:before="0" w:line="240"/>
-        <w:ind w:left="567"/>
-      </w:pPr>
-      <w:r>
-        <w:rPr>
-          <w:rFonts w:ascii="Courier New" w:cs="Courier New" w:eastAsia="Courier New" w:hAnsi="Courier New"/>
-          <w:sz w:val="20"/>
-          <w:szCs w:val="20"/>
-        </w:rPr>
-        <w:t xml:space="preserve">  subject: 'Resetare parolă FARO',</w:t>
-      </w:r>
-    </w:p>
-    <w:p>
-      <w:pPr>
-        <w:spacing w:after="0" w:before="0" w:line="240"/>
-        <w:ind w:left="567"/>
-      </w:pPr>
-      <w:r>
-        <w:rPr>
-          <w:rFonts w:ascii="Courier New" w:cs="Courier New" w:eastAsia="Courier New" w:hAnsi="Courier New"/>
-          <w:sz w:val="20"/>
-          <w:szCs w:val="20"/>
-        </w:rPr>
-        <w:t xml:space="preserve">  html: passwordResetEmailHtml(resetUrl, user.firstName),</w:t>
+        <w:t xml:space="preserve">import crypto from 'crypto';</w:t>
+      </w:r>
+    </w:p>
+    <w:p>
+      <w:pPr>
+        <w:spacing w:after="0" w:before="0" w:line="240"/>
+        <w:ind w:left="567"/>
+      </w:pPr>
+      <w:r>
+        <w:rPr>
+          <w:rFonts w:ascii="Courier New" w:cs="Courier New" w:eastAsia="Courier New" w:hAnsi="Courier New"/>
+          <w:sz w:val="20"/>
+          <w:szCs w:val="20"/>
+        </w:rPr>
+        <w:t xml:space="preserve"> </w:t>
+      </w:r>
+    </w:p>
+    <w:p>
+      <w:pPr>
+        <w:spacing w:after="0" w:before="0" w:line="240"/>
+        <w:ind w:left="567"/>
+      </w:pPr>
+      <w:r>
+        <w:rPr>
+          <w:rFonts w:ascii="Courier New" w:cs="Courier New" w:eastAsia="Courier New" w:hAnsi="Courier New"/>
+          <w:sz w:val="20"/>
+          <w:szCs w:val="20"/>
+        </w:rPr>
+        <w:t xml:space="preserve">function sha256(s: string) {</w:t>
+      </w:r>
+    </w:p>
+    <w:p>
+      <w:pPr>
+        <w:spacing w:after="0" w:before="0" w:line="240"/>
+        <w:ind w:left="567"/>
+      </w:pPr>
+      <w:r>
+        <w:rPr>
+          <w:rFonts w:ascii="Courier New" w:cs="Courier New" w:eastAsia="Courier New" w:hAnsi="Courier New"/>
+          <w:sz w:val="20"/>
+          <w:szCs w:val="20"/>
+        </w:rPr>
+        <w:t xml:space="preserve">  return crypto.createHash('sha256').update(s).digest('hex');</w:t>
+      </w:r>
+    </w:p>
+    <w:p>
+      <w:pPr>
+        <w:spacing w:after="0" w:before="0" w:line="240"/>
+        <w:ind w:left="567"/>
+      </w:pPr>
+      <w:r>
+        <w:rPr>
+          <w:rFonts w:ascii="Courier New" w:cs="Courier New" w:eastAsia="Courier New" w:hAnsi="Courier New"/>
+          <w:sz w:val="20"/>
+          <w:szCs w:val="20"/>
+        </w:rPr>
+        <w:t xml:space="preserve">}</w:t>
+      </w:r>
+    </w:p>
+    <w:p>
+      <w:pPr>
+        <w:spacing w:after="0" w:before="0" w:line="240"/>
+        <w:ind w:left="567"/>
+      </w:pPr>
+      <w:r>
+        <w:rPr>
+          <w:rFonts w:ascii="Courier New" w:cs="Courier New" w:eastAsia="Courier New" w:hAnsi="Courier New"/>
+          <w:sz w:val="20"/>
+          <w:szCs w:val="20"/>
+        </w:rPr>
+        <w:t xml:space="preserve"> </w:t>
+      </w:r>
+    </w:p>
+    <w:p>
+      <w:pPr>
+        <w:spacing w:after="0" w:before="0" w:line="240"/>
+        <w:ind w:left="567"/>
+      </w:pPr>
+      <w:r>
+        <w:rPr>
+          <w:rFonts w:ascii="Courier New" w:cs="Courier New" w:eastAsia="Courier New" w:hAnsi="Courier New"/>
+          <w:sz w:val="20"/>
+          <w:szCs w:val="20"/>
+        </w:rPr>
+        <w:t xml:space="preserve">export async function requestPasswordReset(email: string) {</w:t>
+      </w:r>
+    </w:p>
+    <w:p>
+      <w:pPr>
+        <w:spacing w:after="0" w:before="0" w:line="240"/>
+        <w:ind w:left="567"/>
+      </w:pPr>
+      <w:r>
+        <w:rPr>
+          <w:rFonts w:ascii="Courier New" w:cs="Courier New" w:eastAsia="Courier New" w:hAnsi="Courier New"/>
+          <w:sz w:val="20"/>
+          <w:szCs w:val="20"/>
+        </w:rPr>
+        <w:t xml:space="preserve">  const user = await prisma.user.findUnique({ where: { email } });</w:t>
+      </w:r>
+    </w:p>
+    <w:p>
+      <w:pPr>
+        <w:spacing w:after="0" w:before="0" w:line="240"/>
+        <w:ind w:left="567"/>
+      </w:pPr>
+      <w:r>
+        <w:rPr>
+          <w:rFonts w:ascii="Courier New" w:cs="Courier New" w:eastAsia="Courier New" w:hAnsi="Courier New"/>
+          <w:sz w:val="20"/>
+          <w:szCs w:val="20"/>
+        </w:rPr>
+        <w:t xml:space="preserve">  // Nu leak-am care email-uri exista — returnam ok intotdeauna</w:t>
+      </w:r>
+    </w:p>
+    <w:p>
+      <w:pPr>
+        <w:spacing w:after="0" w:before="0" w:line="240"/>
+        <w:ind w:left="567"/>
+      </w:pPr>
+      <w:r>
+        <w:rPr>
+          <w:rFonts w:ascii="Courier New" w:cs="Courier New" w:eastAsia="Courier New" w:hAnsi="Courier New"/>
+          <w:sz w:val="20"/>
+          <w:szCs w:val="20"/>
+        </w:rPr>
+        <w:t xml:space="preserve">  if (!user) return { ok: true, token: null };</w:t>
+      </w:r>
+    </w:p>
+    <w:p>
+      <w:pPr>
+        <w:spacing w:after="0" w:before="0" w:line="240"/>
+        <w:ind w:left="567"/>
+      </w:pPr>
+      <w:r>
+        <w:rPr>
+          <w:rFonts w:ascii="Courier New" w:cs="Courier New" w:eastAsia="Courier New" w:hAnsi="Courier New"/>
+          <w:sz w:val="20"/>
+          <w:szCs w:val="20"/>
+        </w:rPr>
+        <w:t xml:space="preserve"> </w:t>
+      </w:r>
+    </w:p>
+    <w:p>
+      <w:pPr>
+        <w:spacing w:after="0" w:before="0" w:line="240"/>
+        <w:ind w:left="567"/>
+      </w:pPr>
+      <w:r>
+        <w:rPr>
+          <w:rFonts w:ascii="Courier New" w:cs="Courier New" w:eastAsia="Courier New" w:hAnsi="Courier New"/>
+          <w:sz w:val="20"/>
+          <w:szCs w:val="20"/>
+        </w:rPr>
+        <w:t xml:space="preserve">  const token = crypto.randomBytes(24).toString('hex'); // 48 hex chars</w:t>
+      </w:r>
+    </w:p>
+    <w:p>
+      <w:pPr>
+        <w:spacing w:after="0" w:before="0" w:line="240"/>
+        <w:ind w:left="567"/>
+      </w:pPr>
+      <w:r>
+        <w:rPr>
+          <w:rFonts w:ascii="Courier New" w:cs="Courier New" w:eastAsia="Courier New" w:hAnsi="Courier New"/>
+          <w:sz w:val="20"/>
+          <w:szCs w:val="20"/>
+        </w:rPr>
+        <w:t xml:space="preserve">  const tokenHash = sha256(token); // stocam hash-ul, nu token-ul brut</w:t>
+      </w:r>
+    </w:p>
+    <w:p>
+      <w:pPr>
+        <w:spacing w:after="0" w:before="0" w:line="240"/>
+        <w:ind w:left="567"/>
+      </w:pPr>
+      <w:r>
+        <w:rPr>
+          <w:rFonts w:ascii="Courier New" w:cs="Courier New" w:eastAsia="Courier New" w:hAnsi="Courier New"/>
+          <w:sz w:val="20"/>
+          <w:szCs w:val="20"/>
+        </w:rPr>
+        <w:t xml:space="preserve"> </w:t>
+      </w:r>
+    </w:p>
+    <w:p>
+      <w:pPr>
+        <w:spacing w:after="0" w:before="0" w:line="240"/>
+        <w:ind w:left="567"/>
+      </w:pPr>
+      <w:r>
+        <w:rPr>
+          <w:rFonts w:ascii="Courier New" w:cs="Courier New" w:eastAsia="Courier New" w:hAnsi="Courier New"/>
+          <w:sz w:val="20"/>
+          <w:szCs w:val="20"/>
+        </w:rPr>
+        <w:t xml:space="preserve">  store.set(tokenHash, {</w:t>
+      </w:r>
+    </w:p>
+    <w:p>
+      <w:pPr>
+        <w:spacing w:after="0" w:before="0" w:line="240"/>
+        <w:ind w:left="567"/>
+      </w:pPr>
+      <w:r>
+        <w:rPr>
+          <w:rFonts w:ascii="Courier New" w:cs="Courier New" w:eastAsia="Courier New" w:hAnsi="Courier New"/>
+          <w:sz w:val="20"/>
+          <w:szCs w:val="20"/>
+        </w:rPr>
+        <w:t xml:space="preserve">    userId: user.id,</w:t>
+      </w:r>
+    </w:p>
+    <w:p>
+      <w:pPr>
+        <w:spacing w:after="0" w:before="0" w:line="240"/>
+        <w:ind w:left="567"/>
+      </w:pPr>
+      <w:r>
+        <w:rPr>
+          <w:rFonts w:ascii="Courier New" w:cs="Courier New" w:eastAsia="Courier New" w:hAnsi="Courier New"/>
+          <w:sz w:val="20"/>
+          <w:szCs w:val="20"/>
+        </w:rPr>
+        <w:t xml:space="preserve">    email: user.email,</w:t>
+      </w:r>
+    </w:p>
+    <w:p>
+      <w:pPr>
+        <w:spacing w:after="0" w:before="0" w:line="240"/>
+        <w:ind w:left="567"/>
+      </w:pPr>
+      <w:r>
+        <w:rPr>
+          <w:rFonts w:ascii="Courier New" w:cs="Courier New" w:eastAsia="Courier New" w:hAnsi="Courier New"/>
+          <w:sz w:val="20"/>
+          <w:szCs w:val="20"/>
+        </w:rPr>
+        <w:t xml:space="preserve">    expiresAt: Date.now() + 60 * 60 * 1000, // 1 ora</w:t>
+      </w:r>
+    </w:p>
+    <w:p>
+      <w:pPr>
+        <w:spacing w:after="0" w:before="0" w:line="240"/>
+        <w:ind w:left="567"/>
+      </w:pPr>
+      <w:r>
+        <w:rPr>
+          <w:rFonts w:ascii="Courier New" w:cs="Courier New" w:eastAsia="Courier New" w:hAnsi="Courier New"/>
+          <w:sz w:val="20"/>
+          <w:szCs w:val="20"/>
+        </w:rPr>
+        <w:t xml:space="preserve">  });</w:t>
+      </w:r>
+    </w:p>
+    <w:p>
+      <w:pPr>
+        <w:spacing w:after="0" w:before="0" w:line="240"/>
+        <w:ind w:left="567"/>
+      </w:pPr>
+      <w:r>
+        <w:rPr>
+          <w:rFonts w:ascii="Courier New" w:cs="Courier New" w:eastAsia="Courier New" w:hAnsi="Courier New"/>
+          <w:sz w:val="20"/>
+          <w:szCs w:val="20"/>
+        </w:rPr>
+        <w:t xml:space="preserve"> </w:t>
+      </w:r>
+    </w:p>
+    <w:p>
+      <w:pPr>
+        <w:spacing w:after="0" w:before="0" w:line="240"/>
+        <w:ind w:left="567"/>
+      </w:pPr>
+      <w:r>
+        <w:rPr>
+          <w:rFonts w:ascii="Courier New" w:cs="Courier New" w:eastAsia="Courier New" w:hAnsi="Courier New"/>
+          <w:sz w:val="20"/>
+          <w:szCs w:val="20"/>
+        </w:rPr>
+        <w:t xml:space="preserve">  const resetUrl = `${frontendBase}/reset-password?token=${token}`;</w:t>
+      </w:r>
+    </w:p>
+    <w:p>
+      <w:pPr>
+        <w:spacing w:after="0" w:before="0" w:line="240"/>
+        <w:ind w:left="567"/>
+      </w:pPr>
+      <w:r>
+        <w:rPr>
+          <w:rFonts w:ascii="Courier New" w:cs="Courier New" w:eastAsia="Courier New" w:hAnsi="Courier New"/>
+          <w:sz w:val="20"/>
+          <w:szCs w:val="20"/>
+        </w:rPr>
+        <w:t xml:space="preserve">  await sendEmail({</w:t>
+      </w:r>
+    </w:p>
+    <w:p>
+      <w:pPr>
+        <w:spacing w:after="0" w:before="0" w:line="240"/>
+        <w:ind w:left="567"/>
+      </w:pPr>
+      <w:r>
+        <w:rPr>
+          <w:rFonts w:ascii="Courier New" w:cs="Courier New" w:eastAsia="Courier New" w:hAnsi="Courier New"/>
+          <w:sz w:val="20"/>
+          <w:szCs w:val="20"/>
+        </w:rPr>
+        <w:t xml:space="preserve">    to: user.email,</w:t>
+      </w:r>
+    </w:p>
+    <w:p>
+      <w:pPr>
+        <w:spacing w:after="0" w:before="0" w:line="240"/>
+        <w:ind w:left="567"/>
+      </w:pPr>
+      <w:r>
+        <w:rPr>
+          <w:rFonts w:ascii="Courier New" w:cs="Courier New" w:eastAsia="Courier New" w:hAnsi="Courier New"/>
+          <w:sz w:val="20"/>
+          <w:szCs w:val="20"/>
+        </w:rPr>
+        <w:t xml:space="preserve">    subject: 'Resetare parola FARO',</w:t>
+      </w:r>
+    </w:p>
+    <w:p>
+      <w:pPr>
+        <w:spacing w:after="0" w:before="0" w:line="240"/>
+        <w:ind w:left="567"/>
+      </w:pPr>
+      <w:r>
+        <w:rPr>
+          <w:rFonts w:ascii="Courier New" w:cs="Courier New" w:eastAsia="Courier New" w:hAnsi="Courier New"/>
+          <w:sz w:val="20"/>
+          <w:szCs w:val="20"/>
+        </w:rPr>
+        <w:t xml:space="preserve">    html: passwordResetEmailHtml(resetUrl, user.firstName),</w:t>
+      </w:r>
+    </w:p>
+    <w:p>
+      <w:pPr>
+        <w:spacing w:after="0" w:before="0" w:line="240"/>
+        <w:ind w:left="567"/>
+      </w:pPr>
+      <w:r>
+        <w:rPr>
+          <w:rFonts w:ascii="Courier New" w:cs="Courier New" w:eastAsia="Courier New" w:hAnsi="Courier New"/>
+          <w:sz w:val="20"/>
+          <w:szCs w:val="20"/>
+        </w:rPr>
+        <w:t xml:space="preserve">  });</w:t>
+      </w:r>
+    </w:p>
+    <w:p>
+      <w:pPr>
+        <w:spacing w:after="0" w:before="0" w:line="240"/>
+        <w:ind w:left="567"/>
+      </w:pPr>
+      <w:r>
+        <w:rPr>
+          <w:rFonts w:ascii="Courier New" w:cs="Courier New" w:eastAsia="Courier New" w:hAnsi="Courier New"/>
+          <w:sz w:val="20"/>
+          <w:szCs w:val="20"/>
+        </w:rPr>
+        <w:t xml:space="preserve">  return { ok: true, token: null };</w:t>
       </w:r>
     </w:p>
     <w:p>
@@ -8633,7 +9167,449 @@
           <w:sz w:val="20"/>
           <w:szCs w:val="20"/>
         </w:rPr>
-        <w:t xml:space="preserve">});</w:t>
+        <w:t xml:space="preserve">}</w:t>
+      </w:r>
+    </w:p>
+    <w:p>
+      <w:pPr>
+        <w:spacing w:after="240" w:before="60"/>
+        <w:jc w:val="center"/>
+      </w:pPr>
+      <w:r>
+        <w:rPr>
+          <w:rFonts w:ascii="Times New Roman" w:cs="Times New Roman" w:eastAsia="Times New Roman" w:hAnsi="Times New Roman"/>
+          <w:b/>
+          <w:bCs/>
+          <w:i/>
+          <w:iCs/>
+          <w:sz w:val="22"/>
+          <w:szCs w:val="22"/>
+        </w:rPr>
+        <w:t xml:space="preserve">Listing 5 — </w:t>
+      </w:r>
+      <w:r>
+        <w:rPr>
+          <w:rFonts w:ascii="Times New Roman" w:cs="Times New Roman" w:eastAsia="Times New Roman" w:hAnsi="Times New Roman"/>
+          <w:i/>
+          <w:iCs/>
+          <w:sz w:val="22"/>
+          <w:szCs w:val="22"/>
+        </w:rPr>
+        <w:t xml:space="preserve">Generare token reset + stocare hash SHA-256 (password-reset.service.ts)</w:t>
+      </w:r>
+    </w:p>
+    <w:p>
+      <w:pPr>
+        <w:spacing w:after="120" w:before="0" w:line="360"/>
+        <w:ind w:firstLine="567"/>
+        <w:jc w:val="both"/>
+      </w:pPr>
+      <w:r>
+        <w:rPr>
+          <w:rFonts w:ascii="Times New Roman" w:cs="Times New Roman" w:eastAsia="Times New Roman" w:hAnsi="Times New Roman"/>
+          <w:sz w:val="24"/>
+          <w:szCs w:val="24"/>
+        </w:rPr>
+        <w:t xml:space="preserve">Stocarea hash-ului în loc de tokenul original este o măsură suplimentară de securitate: chiar dacă cineva ar avea acces la map-ul intern, nu ar putea genera link-uri valide, pentru că nu poate inversa hash-ul SHA-256. De asemenea, returnarea răspunsului ok indiferent dacă email-ul există sau nu previne enumerarea de conturi — un atacator nu poate afla care email-uri sunt înregistrate prin încercări succesive.</w:t>
+      </w:r>
+    </w:p>
+    <w:p>
+      <w:pPr>
+        <w:spacing w:after="120" w:before="0" w:line="360"/>
+        <w:ind w:firstLine="567"/>
+        <w:jc w:val="both"/>
+      </w:pPr>
+      <w:r>
+        <w:rPr>
+          <w:rFonts w:ascii="Times New Roman" w:cs="Times New Roman" w:eastAsia="Times New Roman" w:hAnsi="Times New Roman"/>
+          <w:sz w:val="24"/>
+          <w:szCs w:val="24"/>
+        </w:rPr>
+        <w:t xml:space="preserve">Trimiterea efectivă a email-ului se realizează printr-un wrapper peste SDK-ul Resend (Listing 6), care gestionează cazul în care cheia API lipsește prin fallback la logare în consolă — util pentru dezvoltare locală.</w:t>
+      </w:r>
+    </w:p>
+    <w:p>
+      <w:pPr>
+        <w:pBdr>
+          <w:top w:val="single" w:color="CCCCCC" w:sz="4"/>
+        </w:pBdr>
+        <w:spacing w:after="0" w:before="120" w:line="240"/>
+        <w:ind w:left="567"/>
+      </w:pPr>
+      <w:r>
+        <w:rPr>
+          <w:rFonts w:ascii="Courier New" w:cs="Courier New" w:eastAsia="Courier New" w:hAnsi="Courier New"/>
+          <w:sz w:val="20"/>
+          <w:szCs w:val="20"/>
+        </w:rPr>
+        <w:t xml:space="preserve">import { Resend } from 'resend';</w:t>
+      </w:r>
+    </w:p>
+    <w:p>
+      <w:pPr>
+        <w:spacing w:after="0" w:before="0" w:line="240"/>
+        <w:ind w:left="567"/>
+      </w:pPr>
+      <w:r>
+        <w:rPr>
+          <w:rFonts w:ascii="Courier New" w:cs="Courier New" w:eastAsia="Courier New" w:hAnsi="Courier New"/>
+          <w:sz w:val="20"/>
+          <w:szCs w:val="20"/>
+        </w:rPr>
+        <w:t xml:space="preserve"> </w:t>
+      </w:r>
+    </w:p>
+    <w:p>
+      <w:pPr>
+        <w:spacing w:after="0" w:before="0" w:line="240"/>
+        <w:ind w:left="567"/>
+      </w:pPr>
+      <w:r>
+        <w:rPr>
+          <w:rFonts w:ascii="Courier New" w:cs="Courier New" w:eastAsia="Courier New" w:hAnsi="Courier New"/>
+          <w:sz w:val="20"/>
+          <w:szCs w:val="20"/>
+        </w:rPr>
+        <w:t xml:space="preserve">let client: Resend | null = null;</w:t>
+      </w:r>
+    </w:p>
+    <w:p>
+      <w:pPr>
+        <w:spacing w:after="0" w:before="0" w:line="240"/>
+        <w:ind w:left="567"/>
+      </w:pPr>
+      <w:r>
+        <w:rPr>
+          <w:rFonts w:ascii="Courier New" w:cs="Courier New" w:eastAsia="Courier New" w:hAnsi="Courier New"/>
+          <w:sz w:val="20"/>
+          <w:szCs w:val="20"/>
+        </w:rPr>
+        <w:t xml:space="preserve">function getClient(): Resend | null {</w:t>
+      </w:r>
+    </w:p>
+    <w:p>
+      <w:pPr>
+        <w:spacing w:after="0" w:before="0" w:line="240"/>
+        <w:ind w:left="567"/>
+      </w:pPr>
+      <w:r>
+        <w:rPr>
+          <w:rFonts w:ascii="Courier New" w:cs="Courier New" w:eastAsia="Courier New" w:hAnsi="Courier New"/>
+          <w:sz w:val="20"/>
+          <w:szCs w:val="20"/>
+        </w:rPr>
+        <w:t xml:space="preserve">  const key = process.env.RESEND_API_KEY;</w:t>
+      </w:r>
+    </w:p>
+    <w:p>
+      <w:pPr>
+        <w:spacing w:after="0" w:before="0" w:line="240"/>
+        <w:ind w:left="567"/>
+      </w:pPr>
+      <w:r>
+        <w:rPr>
+          <w:rFonts w:ascii="Courier New" w:cs="Courier New" w:eastAsia="Courier New" w:hAnsi="Courier New"/>
+          <w:sz w:val="20"/>
+          <w:szCs w:val="20"/>
+        </w:rPr>
+        <w:t xml:space="preserve">  if (!key) return null;</w:t>
+      </w:r>
+    </w:p>
+    <w:p>
+      <w:pPr>
+        <w:spacing w:after="0" w:before="0" w:line="240"/>
+        <w:ind w:left="567"/>
+      </w:pPr>
+      <w:r>
+        <w:rPr>
+          <w:rFonts w:ascii="Courier New" w:cs="Courier New" w:eastAsia="Courier New" w:hAnsi="Courier New"/>
+          <w:sz w:val="20"/>
+          <w:szCs w:val="20"/>
+        </w:rPr>
+        <w:t xml:space="preserve">  if (!client) client = new Resend(key);</w:t>
+      </w:r>
+    </w:p>
+    <w:p>
+      <w:pPr>
+        <w:spacing w:after="0" w:before="0" w:line="240"/>
+        <w:ind w:left="567"/>
+      </w:pPr>
+      <w:r>
+        <w:rPr>
+          <w:rFonts w:ascii="Courier New" w:cs="Courier New" w:eastAsia="Courier New" w:hAnsi="Courier New"/>
+          <w:sz w:val="20"/>
+          <w:szCs w:val="20"/>
+        </w:rPr>
+        <w:t xml:space="preserve">  return client;</w:t>
+      </w:r>
+    </w:p>
+    <w:p>
+      <w:pPr>
+        <w:spacing w:after="0" w:before="0" w:line="240"/>
+        <w:ind w:left="567"/>
+      </w:pPr>
+      <w:r>
+        <w:rPr>
+          <w:rFonts w:ascii="Courier New" w:cs="Courier New" w:eastAsia="Courier New" w:hAnsi="Courier New"/>
+          <w:sz w:val="20"/>
+          <w:szCs w:val="20"/>
+        </w:rPr>
+        <w:t xml:space="preserve">}</w:t>
+      </w:r>
+    </w:p>
+    <w:p>
+      <w:pPr>
+        <w:spacing w:after="0" w:before="0" w:line="240"/>
+        <w:ind w:left="567"/>
+      </w:pPr>
+      <w:r>
+        <w:rPr>
+          <w:rFonts w:ascii="Courier New" w:cs="Courier New" w:eastAsia="Courier New" w:hAnsi="Courier New"/>
+          <w:sz w:val="20"/>
+          <w:szCs w:val="20"/>
+        </w:rPr>
+        <w:t xml:space="preserve"> </w:t>
+      </w:r>
+    </w:p>
+    <w:p>
+      <w:pPr>
+        <w:spacing w:after="0" w:before="0" w:line="240"/>
+        <w:ind w:left="567"/>
+      </w:pPr>
+      <w:r>
+        <w:rPr>
+          <w:rFonts w:ascii="Courier New" w:cs="Courier New" w:eastAsia="Courier New" w:hAnsi="Courier New"/>
+          <w:sz w:val="20"/>
+          <w:szCs w:val="20"/>
+        </w:rPr>
+        <w:t xml:space="preserve">export async function sendEmail(params: SendEmailParams) {</w:t>
+      </w:r>
+    </w:p>
+    <w:p>
+      <w:pPr>
+        <w:spacing w:after="0" w:before="0" w:line="240"/>
+        <w:ind w:left="567"/>
+      </w:pPr>
+      <w:r>
+        <w:rPr>
+          <w:rFonts w:ascii="Courier New" w:cs="Courier New" w:eastAsia="Courier New" w:hAnsi="Courier New"/>
+          <w:sz w:val="20"/>
+          <w:szCs w:val="20"/>
+        </w:rPr>
+        <w:t xml:space="preserve">  const c = getClient();</w:t>
+      </w:r>
+    </w:p>
+    <w:p>
+      <w:pPr>
+        <w:spacing w:after="0" w:before="0" w:line="240"/>
+        <w:ind w:left="567"/>
+      </w:pPr>
+      <w:r>
+        <w:rPr>
+          <w:rFonts w:ascii="Courier New" w:cs="Courier New" w:eastAsia="Courier New" w:hAnsi="Courier New"/>
+          <w:sz w:val="20"/>
+          <w:szCs w:val="20"/>
+        </w:rPr>
+        <w:t xml:space="preserve">  if (!c) {</w:t>
+      </w:r>
+    </w:p>
+    <w:p>
+      <w:pPr>
+        <w:spacing w:after="0" w:before="0" w:line="240"/>
+        <w:ind w:left="567"/>
+      </w:pPr>
+      <w:r>
+        <w:rPr>
+          <w:rFonts w:ascii="Courier New" w:cs="Courier New" w:eastAsia="Courier New" w:hAnsi="Courier New"/>
+          <w:sz w:val="20"/>
+          <w:szCs w:val="20"/>
+        </w:rPr>
+        <w:t xml:space="preserve">    console.warn('[email] RESEND_API_KEY missing, email NOT sent');</w:t>
+      </w:r>
+    </w:p>
+    <w:p>
+      <w:pPr>
+        <w:spacing w:after="0" w:before="0" w:line="240"/>
+        <w:ind w:left="567"/>
+      </w:pPr>
+      <w:r>
+        <w:rPr>
+          <w:rFonts w:ascii="Courier New" w:cs="Courier New" w:eastAsia="Courier New" w:hAnsi="Courier New"/>
+          <w:sz w:val="20"/>
+          <w:szCs w:val="20"/>
+        </w:rPr>
+        <w:t xml:space="preserve">    return { ok: false };</w:t>
+      </w:r>
+    </w:p>
+    <w:p>
+      <w:pPr>
+        <w:spacing w:after="0" w:before="0" w:line="240"/>
+        <w:ind w:left="567"/>
+      </w:pPr>
+      <w:r>
+        <w:rPr>
+          <w:rFonts w:ascii="Courier New" w:cs="Courier New" w:eastAsia="Courier New" w:hAnsi="Courier New"/>
+          <w:sz w:val="20"/>
+          <w:szCs w:val="20"/>
+        </w:rPr>
+        <w:t xml:space="preserve">  }</w:t>
+      </w:r>
+    </w:p>
+    <w:p>
+      <w:pPr>
+        <w:spacing w:after="0" w:before="0" w:line="240"/>
+        <w:ind w:left="567"/>
+      </w:pPr>
+      <w:r>
+        <w:rPr>
+          <w:rFonts w:ascii="Courier New" w:cs="Courier New" w:eastAsia="Courier New" w:hAnsi="Courier New"/>
+          <w:sz w:val="20"/>
+          <w:szCs w:val="20"/>
+        </w:rPr>
+        <w:t xml:space="preserve">  const result = await c.emails.send({</w:t>
+      </w:r>
+    </w:p>
+    <w:p>
+      <w:pPr>
+        <w:spacing w:after="0" w:before="0" w:line="240"/>
+        <w:ind w:left="567"/>
+      </w:pPr>
+      <w:r>
+        <w:rPr>
+          <w:rFonts w:ascii="Courier New" w:cs="Courier New" w:eastAsia="Courier New" w:hAnsi="Courier New"/>
+          <w:sz w:val="20"/>
+          <w:szCs w:val="20"/>
+        </w:rPr>
+        <w:t xml:space="preserve">    from: process.env.RESEND_FROM || 'FARO &lt;onboarding@resend.dev&gt;',</w:t>
+      </w:r>
+    </w:p>
+    <w:p>
+      <w:pPr>
+        <w:spacing w:after="0" w:before="0" w:line="240"/>
+        <w:ind w:left="567"/>
+      </w:pPr>
+      <w:r>
+        <w:rPr>
+          <w:rFonts w:ascii="Courier New" w:cs="Courier New" w:eastAsia="Courier New" w:hAnsi="Courier New"/>
+          <w:sz w:val="20"/>
+          <w:szCs w:val="20"/>
+        </w:rPr>
+        <w:t xml:space="preserve">    to: params.to,</w:t>
+      </w:r>
+    </w:p>
+    <w:p>
+      <w:pPr>
+        <w:spacing w:after="0" w:before="0" w:line="240"/>
+        <w:ind w:left="567"/>
+      </w:pPr>
+      <w:r>
+        <w:rPr>
+          <w:rFonts w:ascii="Courier New" w:cs="Courier New" w:eastAsia="Courier New" w:hAnsi="Courier New"/>
+          <w:sz w:val="20"/>
+          <w:szCs w:val="20"/>
+        </w:rPr>
+        <w:t xml:space="preserve">    subject: params.subject,</w:t>
+      </w:r>
+    </w:p>
+    <w:p>
+      <w:pPr>
+        <w:spacing w:after="0" w:before="0" w:line="240"/>
+        <w:ind w:left="567"/>
+      </w:pPr>
+      <w:r>
+        <w:rPr>
+          <w:rFonts w:ascii="Courier New" w:cs="Courier New" w:eastAsia="Courier New" w:hAnsi="Courier New"/>
+          <w:sz w:val="20"/>
+          <w:szCs w:val="20"/>
+        </w:rPr>
+        <w:t xml:space="preserve">    html: params.html,</w:t>
+      </w:r>
+    </w:p>
+    <w:p>
+      <w:pPr>
+        <w:spacing w:after="0" w:before="0" w:line="240"/>
+        <w:ind w:left="567"/>
+      </w:pPr>
+      <w:r>
+        <w:rPr>
+          <w:rFonts w:ascii="Courier New" w:cs="Courier New" w:eastAsia="Courier New" w:hAnsi="Courier New"/>
+          <w:sz w:val="20"/>
+          <w:szCs w:val="20"/>
+        </w:rPr>
+        <w:t xml:space="preserve">    text: params.text,</w:t>
+      </w:r>
+    </w:p>
+    <w:p>
+      <w:pPr>
+        <w:spacing w:after="0" w:before="0" w:line="240"/>
+        <w:ind w:left="567"/>
+      </w:pPr>
+      <w:r>
+        <w:rPr>
+          <w:rFonts w:ascii="Courier New" w:cs="Courier New" w:eastAsia="Courier New" w:hAnsi="Courier New"/>
+          <w:sz w:val="20"/>
+          <w:szCs w:val="20"/>
+        </w:rPr>
+        <w:t xml:space="preserve">  });</w:t>
+      </w:r>
+    </w:p>
+    <w:p>
+      <w:pPr>
+        <w:spacing w:after="0" w:before="0" w:line="240"/>
+        <w:ind w:left="567"/>
+      </w:pPr>
+      <w:r>
+        <w:rPr>
+          <w:rFonts w:ascii="Courier New" w:cs="Courier New" w:eastAsia="Courier New" w:hAnsi="Courier New"/>
+          <w:sz w:val="20"/>
+          <w:szCs w:val="20"/>
+        </w:rPr>
+        <w:t xml:space="preserve">  return { ok: !result.error };</w:t>
+      </w:r>
+    </w:p>
+    <w:p>
+      <w:pPr>
+        <w:pBdr>
+          <w:bottom w:val="single" w:color="CCCCCC" w:sz="4"/>
+        </w:pBdr>
+        <w:spacing w:after="120" w:before="0" w:line="240"/>
+        <w:ind w:left="567"/>
+      </w:pPr>
+      <w:r>
+        <w:rPr>
+          <w:rFonts w:ascii="Courier New" w:cs="Courier New" w:eastAsia="Courier New" w:hAnsi="Courier New"/>
+          <w:sz w:val="20"/>
+          <w:szCs w:val="20"/>
+        </w:rPr>
+        <w:t xml:space="preserve">}</w:t>
+      </w:r>
+    </w:p>
+    <w:p>
+      <w:pPr>
+        <w:spacing w:after="240" w:before="60"/>
+        <w:jc w:val="center"/>
+      </w:pPr>
+      <w:r>
+        <w:rPr>
+          <w:rFonts w:ascii="Times New Roman" w:cs="Times New Roman" w:eastAsia="Times New Roman" w:hAnsi="Times New Roman"/>
+          <w:b/>
+          <w:bCs/>
+          <w:i/>
+          <w:iCs/>
+          <w:sz w:val="22"/>
+          <w:szCs w:val="22"/>
+        </w:rPr>
+        <w:t xml:space="preserve">Listing 6 — </w:t>
+      </w:r>
+      <w:r>
+        <w:rPr>
+          <w:rFonts w:ascii="Times New Roman" w:cs="Times New Roman" w:eastAsia="Times New Roman" w:hAnsi="Times New Roman"/>
+          <w:i/>
+          <w:iCs/>
+          <w:sz w:val="22"/>
+          <w:szCs w:val="22"/>
+        </w:rPr>
+        <w:t xml:space="preserve">Trimitere email cu Resend (email.ts)</w:t>
       </w:r>
     </w:p>
     <w:p>
@@ -8665,7 +9641,7 @@
           <w:sz w:val="24"/>
           <w:szCs w:val="24"/>
         </w:rPr>
-        <w:t xml:space="preserve">Înainte de a crea o tranzacție de tip cheltuială, sistemul verifică dacă tranzacția va depăși vreun buget configurat pentru categoria respectivă. Algoritmul este implementat în serviciul BudgetValidator și constă în următorii pași: identifică bugetul lunar al categoriei pentru data tranzacției; calculează suma cheltuielilor deja efectuate în acea categorie pentru aceeași lună; adaugă suma noii tranzacții; compară cu limita configurată.</w:t>
+        <w:t xml:space="preserve">Înainte de a crea o tranzacție de tip cheltuială, sistemul verifică dacă tranzacția va depăși vreun buget configurat pentru categoria respectivă. Algoritmul este implementat în serviciul BudgetValidator (Listing 7) și constă în trei etape: identificarea bugetului lunar al categoriei pentru data tranzacției, calcularea sumei cheltuielilor deja efectuate în acea categorie pentru aceeași lună și compararea cu limita configurată.</w:t>
       </w:r>
     </w:p>
     <w:p>
@@ -8682,245 +9658,469 @@
           <w:sz w:val="20"/>
           <w:szCs w:val="20"/>
         </w:rPr>
-        <w:t xml:space="preserve">const budget = await prisma.budget.findFirst({</w:t>
-      </w:r>
-    </w:p>
-    <w:p>
-      <w:pPr>
-        <w:spacing w:after="0" w:before="0" w:line="240"/>
-        <w:ind w:left="567"/>
-      </w:pPr>
-      <w:r>
-        <w:rPr>
-          <w:rFonts w:ascii="Courier New" w:cs="Courier New" w:eastAsia="Courier New" w:hAnsi="Courier New"/>
-          <w:sz w:val="20"/>
-          <w:szCs w:val="20"/>
-        </w:rPr>
-        <w:t xml:space="preserve">  where: { userId, month, year, isTotal: false },</w:t>
-      </w:r>
-    </w:p>
-    <w:p>
-      <w:pPr>
-        <w:spacing w:after="0" w:before="0" w:line="240"/>
-        <w:ind w:left="567"/>
-      </w:pPr>
-      <w:r>
-        <w:rPr>
-          <w:rFonts w:ascii="Courier New" w:cs="Courier New" w:eastAsia="Courier New" w:hAnsi="Courier New"/>
-          <w:sz w:val="20"/>
-          <w:szCs w:val="20"/>
-        </w:rPr>
-        <w:t xml:space="preserve">  include: { categories: { where: { categoryId } } },</w:t>
-      </w:r>
-    </w:p>
-    <w:p>
-      <w:pPr>
-        <w:spacing w:after="0" w:before="0" w:line="240"/>
-        <w:ind w:left="567"/>
-      </w:pPr>
-      <w:r>
-        <w:rPr>
-          <w:rFonts w:ascii="Courier New" w:cs="Courier New" w:eastAsia="Courier New" w:hAnsi="Courier New"/>
-          <w:sz w:val="20"/>
-          <w:szCs w:val="20"/>
-        </w:rPr>
-        <w:t xml:space="preserve">});</w:t>
-      </w:r>
-    </w:p>
-    <w:p>
-      <w:pPr>
-        <w:spacing w:after="0" w:before="0" w:line="240"/>
-        <w:ind w:left="567"/>
-      </w:pPr>
-      <w:r>
-        <w:rPr>
-          <w:rFonts w:ascii="Courier New" w:cs="Courier New" w:eastAsia="Courier New" w:hAnsi="Courier New"/>
-          <w:sz w:val="20"/>
-          <w:szCs w:val="20"/>
-        </w:rPr>
-        <w:t xml:space="preserve">if (!budget || budget.categories.length === 0) return null;</w:t>
-      </w:r>
-    </w:p>
-    <w:p>
-      <w:pPr>
-        <w:spacing w:after="0" w:before="0" w:line="240"/>
-        <w:ind w:left="567"/>
-      </w:pPr>
-      <w:r>
-        <w:rPr>
-          <w:rFonts w:ascii="Courier New" w:cs="Courier New" w:eastAsia="Courier New" w:hAnsi="Courier New"/>
-          <w:sz w:val="20"/>
-          <w:szCs w:val="20"/>
-        </w:rPr>
-        <w:t xml:space="preserve">const limitAmount = Number(budget.categories[0].limitAmount);</w:t>
-      </w:r>
-    </w:p>
-    <w:p>
-      <w:pPr>
-        <w:spacing w:after="0" w:before="0" w:line="240"/>
-        <w:ind w:left="567"/>
-      </w:pPr>
-      <w:r>
-        <w:rPr>
-          <w:rFonts w:ascii="Courier New" w:cs="Courier New" w:eastAsia="Courier New" w:hAnsi="Courier New"/>
-          <w:sz w:val="20"/>
-          <w:szCs w:val="20"/>
-        </w:rPr>
-        <w:t xml:space="preserve">const startOfMonth = new Date(year, month - 1, 1);</w:t>
-      </w:r>
-    </w:p>
-    <w:p>
-      <w:pPr>
-        <w:spacing w:after="0" w:before="0" w:line="240"/>
-        <w:ind w:left="567"/>
-      </w:pPr>
-      <w:r>
-        <w:rPr>
-          <w:rFonts w:ascii="Courier New" w:cs="Courier New" w:eastAsia="Courier New" w:hAnsi="Courier New"/>
-          <w:sz w:val="20"/>
-          <w:szCs w:val="20"/>
-        </w:rPr>
-        <w:t xml:space="preserve">const endOfMonth = new Date(year, month, 0, 23, 59, 59, 999);</w:t>
-      </w:r>
-    </w:p>
-    <w:p>
-      <w:pPr>
-        <w:spacing w:after="0" w:before="0" w:line="240"/>
-        <w:ind w:left="567"/>
-      </w:pPr>
-      <w:r>
-        <w:rPr>
-          <w:rFonts w:ascii="Courier New" w:cs="Courier New" w:eastAsia="Courier New" w:hAnsi="Courier New"/>
-          <w:sz w:val="20"/>
-          <w:szCs w:val="20"/>
-        </w:rPr>
-        <w:t xml:space="preserve">const existing = await prisma.transaction.findMany({</w:t>
-      </w:r>
-    </w:p>
-    <w:p>
-      <w:pPr>
-        <w:spacing w:after="0" w:before="0" w:line="240"/>
-        <w:ind w:left="567"/>
-      </w:pPr>
-      <w:r>
-        <w:rPr>
-          <w:rFonts w:ascii="Courier New" w:cs="Courier New" w:eastAsia="Courier New" w:hAnsi="Courier New"/>
-          <w:sz w:val="20"/>
-          <w:szCs w:val="20"/>
-        </w:rPr>
-        <w:t xml:space="preserve">  where: { userId, categoryId, type: 'expense',</w:t>
-      </w:r>
-    </w:p>
-    <w:p>
-      <w:pPr>
-        <w:spacing w:after="0" w:before="0" w:line="240"/>
-        <w:ind w:left="567"/>
-      </w:pPr>
-      <w:r>
-        <w:rPr>
-          <w:rFonts w:ascii="Courier New" w:cs="Courier New" w:eastAsia="Courier New" w:hAnsi="Courier New"/>
-          <w:sz w:val="20"/>
-          <w:szCs w:val="20"/>
-        </w:rPr>
-        <w:t xml:space="preserve">    date: { gte: startOfMonth, lte: endOfMonth } },</w:t>
-      </w:r>
-    </w:p>
-    <w:p>
-      <w:pPr>
-        <w:spacing w:after="0" w:before="0" w:line="240"/>
-        <w:ind w:left="567"/>
-      </w:pPr>
-      <w:r>
-        <w:rPr>
-          <w:rFonts w:ascii="Courier New" w:cs="Courier New" w:eastAsia="Courier New" w:hAnsi="Courier New"/>
-          <w:sz w:val="20"/>
-          <w:szCs w:val="20"/>
-        </w:rPr>
-        <w:t xml:space="preserve">});</w:t>
-      </w:r>
-    </w:p>
-    <w:p>
-      <w:pPr>
-        <w:spacing w:after="0" w:before="0" w:line="240"/>
-        <w:ind w:left="567"/>
-      </w:pPr>
-      <w:r>
-        <w:rPr>
-          <w:rFonts w:ascii="Courier New" w:cs="Courier New" w:eastAsia="Courier New" w:hAnsi="Courier New"/>
-          <w:sz w:val="20"/>
-          <w:szCs w:val="20"/>
-        </w:rPr>
-        <w:t xml:space="preserve">const currentSpent = existing.reduce((s, t) =&gt; s + Number(t.amount), 0);</w:t>
-      </w:r>
-    </w:p>
-    <w:p>
-      <w:pPr>
-        <w:spacing w:after="0" w:before="0" w:line="240"/>
-        <w:ind w:left="567"/>
-      </w:pPr>
-      <w:r>
-        <w:rPr>
-          <w:rFonts w:ascii="Courier New" w:cs="Courier New" w:eastAsia="Courier New" w:hAnsi="Courier New"/>
-          <w:sz w:val="20"/>
-          <w:szCs w:val="20"/>
-        </w:rPr>
-        <w:t xml:space="preserve">const newTotal = currentSpent + Number(amount);</w:t>
-      </w:r>
-    </w:p>
-    <w:p>
-      <w:pPr>
-        <w:spacing w:after="0" w:before="0" w:line="240"/>
-        <w:ind w:left="567"/>
-      </w:pPr>
-      <w:r>
-        <w:rPr>
-          <w:rFonts w:ascii="Courier New" w:cs="Courier New" w:eastAsia="Courier New" w:hAnsi="Courier New"/>
-          <w:sz w:val="20"/>
-          <w:szCs w:val="20"/>
-        </w:rPr>
-        <w:t xml:space="preserve">if (newTotal &gt; limitAmount) {</w:t>
-      </w:r>
-    </w:p>
-    <w:p>
-      <w:pPr>
-        <w:spacing w:after="0" w:before="0" w:line="240"/>
-        <w:ind w:left="567"/>
-      </w:pPr>
-      <w:r>
-        <w:rPr>
-          <w:rFonts w:ascii="Courier New" w:cs="Courier New" w:eastAsia="Courier New" w:hAnsi="Courier New"/>
-          <w:sz w:val="20"/>
-          <w:szCs w:val="20"/>
-        </w:rPr>
-        <w:t xml:space="preserve">  return { categoryId, currentSpent, budgetLimit: limitAmount,</w:t>
-      </w:r>
-    </w:p>
-    <w:p>
-      <w:pPr>
-        <w:spacing w:after="0" w:before="0" w:line="240"/>
-        <w:ind w:left="567"/>
-      </w:pPr>
-      <w:r>
-        <w:rPr>
-          <w:rFonts w:ascii="Courier New" w:cs="Courier New" w:eastAsia="Courier New" w:hAnsi="Courier New"/>
-          <w:sz w:val="20"/>
-          <w:szCs w:val="20"/>
-        </w:rPr>
-        <w:t xml:space="preserve">    newTotal, overage: newTotal - limitAmount };</w:t>
-      </w:r>
-    </w:p>
-    <w:p>
-      <w:pPr>
-        <w:spacing w:after="0" w:before="0" w:line="240"/>
-        <w:ind w:left="567"/>
-      </w:pPr>
-      <w:r>
-        <w:rPr>
-          <w:rFonts w:ascii="Courier New" w:cs="Courier New" w:eastAsia="Courier New" w:hAnsi="Courier New"/>
-          <w:sz w:val="20"/>
-          <w:szCs w:val="20"/>
-        </w:rPr>
-        <w:t xml:space="preserve">}</w:t>
+        <w:t xml:space="preserve">export async function checkBudget(</w:t>
+      </w:r>
+    </w:p>
+    <w:p>
+      <w:pPr>
+        <w:spacing w:after="0" w:before="0" w:line="240"/>
+        <w:ind w:left="567"/>
+      </w:pPr>
+      <w:r>
+        <w:rPr>
+          <w:rFonts w:ascii="Courier New" w:cs="Courier New" w:eastAsia="Courier New" w:hAnsi="Courier New"/>
+          <w:sz w:val="20"/>
+          <w:szCs w:val="20"/>
+        </w:rPr>
+        <w:t xml:space="preserve">  userId: string,</w:t>
+      </w:r>
+    </w:p>
+    <w:p>
+      <w:pPr>
+        <w:spacing w:after="0" w:before="0" w:line="240"/>
+        <w:ind w:left="567"/>
+      </w:pPr>
+      <w:r>
+        <w:rPr>
+          <w:rFonts w:ascii="Courier New" w:cs="Courier New" w:eastAsia="Courier New" w:hAnsi="Courier New"/>
+          <w:sz w:val="20"/>
+          <w:szCs w:val="20"/>
+        </w:rPr>
+        <w:t xml:space="preserve">  categoryId: string,</w:t>
+      </w:r>
+    </w:p>
+    <w:p>
+      <w:pPr>
+        <w:spacing w:after="0" w:before="0" w:line="240"/>
+        <w:ind w:left="567"/>
+      </w:pPr>
+      <w:r>
+        <w:rPr>
+          <w:rFonts w:ascii="Courier New" w:cs="Courier New" w:eastAsia="Courier New" w:hAnsi="Courier New"/>
+          <w:sz w:val="20"/>
+          <w:szCs w:val="20"/>
+        </w:rPr>
+        <w:t xml:space="preserve">  amount: number,</w:t>
+      </w:r>
+    </w:p>
+    <w:p>
+      <w:pPr>
+        <w:spacing w:after="0" w:before="0" w:line="240"/>
+        <w:ind w:left="567"/>
+      </w:pPr>
+      <w:r>
+        <w:rPr>
+          <w:rFonts w:ascii="Courier New" w:cs="Courier New" w:eastAsia="Courier New" w:hAnsi="Courier New"/>
+          <w:sz w:val="20"/>
+          <w:szCs w:val="20"/>
+        </w:rPr>
+        <w:t xml:space="preserve">  date: Date</w:t>
+      </w:r>
+    </w:p>
+    <w:p>
+      <w:pPr>
+        <w:spacing w:after="0" w:before="0" w:line="240"/>
+        <w:ind w:left="567"/>
+      </w:pPr>
+      <w:r>
+        <w:rPr>
+          <w:rFonts w:ascii="Courier New" w:cs="Courier New" w:eastAsia="Courier New" w:hAnsi="Courier New"/>
+          <w:sz w:val="20"/>
+          <w:szCs w:val="20"/>
+        </w:rPr>
+        <w:t xml:space="preserve">): Promise&lt;BudgetWarningData | null&gt; {</w:t>
+      </w:r>
+    </w:p>
+    <w:p>
+      <w:pPr>
+        <w:spacing w:after="0" w:before="0" w:line="240"/>
+        <w:ind w:left="567"/>
+      </w:pPr>
+      <w:r>
+        <w:rPr>
+          <w:rFonts w:ascii="Courier New" w:cs="Courier New" w:eastAsia="Courier New" w:hAnsi="Courier New"/>
+          <w:sz w:val="20"/>
+          <w:szCs w:val="20"/>
+        </w:rPr>
+        <w:t xml:space="preserve">  const month = date.getMonth() + 1;</w:t>
+      </w:r>
+    </w:p>
+    <w:p>
+      <w:pPr>
+        <w:spacing w:after="0" w:before="0" w:line="240"/>
+        <w:ind w:left="567"/>
+      </w:pPr>
+      <w:r>
+        <w:rPr>
+          <w:rFonts w:ascii="Courier New" w:cs="Courier New" w:eastAsia="Courier New" w:hAnsi="Courier New"/>
+          <w:sz w:val="20"/>
+          <w:szCs w:val="20"/>
+        </w:rPr>
+        <w:t xml:space="preserve">  const year = date.getFullYear();</w:t>
+      </w:r>
+    </w:p>
+    <w:p>
+      <w:pPr>
+        <w:spacing w:after="0" w:before="0" w:line="240"/>
+        <w:ind w:left="567"/>
+      </w:pPr>
+      <w:r>
+        <w:rPr>
+          <w:rFonts w:ascii="Courier New" w:cs="Courier New" w:eastAsia="Courier New" w:hAnsi="Courier New"/>
+          <w:sz w:val="20"/>
+          <w:szCs w:val="20"/>
+        </w:rPr>
+        <w:t xml:space="preserve"> </w:t>
+      </w:r>
+    </w:p>
+    <w:p>
+      <w:pPr>
+        <w:spacing w:after="0" w:before="0" w:line="240"/>
+        <w:ind w:left="567"/>
+      </w:pPr>
+      <w:r>
+        <w:rPr>
+          <w:rFonts w:ascii="Courier New" w:cs="Courier New" w:eastAsia="Courier New" w:hAnsi="Courier New"/>
+          <w:sz w:val="20"/>
+          <w:szCs w:val="20"/>
+        </w:rPr>
+        <w:t xml:space="preserve">  // 1. Bugetul lunii pentru categoria respectiva</w:t>
+      </w:r>
+    </w:p>
+    <w:p>
+      <w:pPr>
+        <w:spacing w:after="0" w:before="0" w:line="240"/>
+        <w:ind w:left="567"/>
+      </w:pPr>
+      <w:r>
+        <w:rPr>
+          <w:rFonts w:ascii="Courier New" w:cs="Courier New" w:eastAsia="Courier New" w:hAnsi="Courier New"/>
+          <w:sz w:val="20"/>
+          <w:szCs w:val="20"/>
+        </w:rPr>
+        <w:t xml:space="preserve">  const budget = await prisma.budget.findFirst({</w:t>
+      </w:r>
+    </w:p>
+    <w:p>
+      <w:pPr>
+        <w:spacing w:after="0" w:before="0" w:line="240"/>
+        <w:ind w:left="567"/>
+      </w:pPr>
+      <w:r>
+        <w:rPr>
+          <w:rFonts w:ascii="Courier New" w:cs="Courier New" w:eastAsia="Courier New" w:hAnsi="Courier New"/>
+          <w:sz w:val="20"/>
+          <w:szCs w:val="20"/>
+        </w:rPr>
+        <w:t xml:space="preserve">    where: { userId, month, year, isTotal: false },</w:t>
+      </w:r>
+    </w:p>
+    <w:p>
+      <w:pPr>
+        <w:spacing w:after="0" w:before="0" w:line="240"/>
+        <w:ind w:left="567"/>
+      </w:pPr>
+      <w:r>
+        <w:rPr>
+          <w:rFonts w:ascii="Courier New" w:cs="Courier New" w:eastAsia="Courier New" w:hAnsi="Courier New"/>
+          <w:sz w:val="20"/>
+          <w:szCs w:val="20"/>
+        </w:rPr>
+        <w:t xml:space="preserve">    include: { categories: { where: { categoryId } } },</w:t>
+      </w:r>
+    </w:p>
+    <w:p>
+      <w:pPr>
+        <w:spacing w:after="0" w:before="0" w:line="240"/>
+        <w:ind w:left="567"/>
+      </w:pPr>
+      <w:r>
+        <w:rPr>
+          <w:rFonts w:ascii="Courier New" w:cs="Courier New" w:eastAsia="Courier New" w:hAnsi="Courier New"/>
+          <w:sz w:val="20"/>
+          <w:szCs w:val="20"/>
+        </w:rPr>
+        <w:t xml:space="preserve">  });</w:t>
+      </w:r>
+    </w:p>
+    <w:p>
+      <w:pPr>
+        <w:spacing w:after="0" w:before="0" w:line="240"/>
+        <w:ind w:left="567"/>
+      </w:pPr>
+      <w:r>
+        <w:rPr>
+          <w:rFonts w:ascii="Courier New" w:cs="Courier New" w:eastAsia="Courier New" w:hAnsi="Courier New"/>
+          <w:sz w:val="20"/>
+          <w:szCs w:val="20"/>
+        </w:rPr>
+        <w:t xml:space="preserve">  if (!budget || budget.categories.length === 0) return null;</w:t>
+      </w:r>
+    </w:p>
+    <w:p>
+      <w:pPr>
+        <w:spacing w:after="0" w:before="0" w:line="240"/>
+        <w:ind w:left="567"/>
+      </w:pPr>
+      <w:r>
+        <w:rPr>
+          <w:rFonts w:ascii="Courier New" w:cs="Courier New" w:eastAsia="Courier New" w:hAnsi="Courier New"/>
+          <w:sz w:val="20"/>
+          <w:szCs w:val="20"/>
+        </w:rPr>
+        <w:t xml:space="preserve"> </w:t>
+      </w:r>
+    </w:p>
+    <w:p>
+      <w:pPr>
+        <w:spacing w:after="0" w:before="0" w:line="240"/>
+        <w:ind w:left="567"/>
+      </w:pPr>
+      <w:r>
+        <w:rPr>
+          <w:rFonts w:ascii="Courier New" w:cs="Courier New" w:eastAsia="Courier New" w:hAnsi="Courier New"/>
+          <w:sz w:val="20"/>
+          <w:szCs w:val="20"/>
+        </w:rPr>
+        <w:t xml:space="preserve">  const limitAmount = Number(budget.categories[0].limitAmount);</w:t>
+      </w:r>
+    </w:p>
+    <w:p>
+      <w:pPr>
+        <w:spacing w:after="0" w:before="0" w:line="240"/>
+        <w:ind w:left="567"/>
+      </w:pPr>
+      <w:r>
+        <w:rPr>
+          <w:rFonts w:ascii="Courier New" w:cs="Courier New" w:eastAsia="Courier New" w:hAnsi="Courier New"/>
+          <w:sz w:val="20"/>
+          <w:szCs w:val="20"/>
+        </w:rPr>
+        <w:t xml:space="preserve"> </w:t>
+      </w:r>
+    </w:p>
+    <w:p>
+      <w:pPr>
+        <w:spacing w:after="0" w:before="0" w:line="240"/>
+        <w:ind w:left="567"/>
+      </w:pPr>
+      <w:r>
+        <w:rPr>
+          <w:rFonts w:ascii="Courier New" w:cs="Courier New" w:eastAsia="Courier New" w:hAnsi="Courier New"/>
+          <w:sz w:val="20"/>
+          <w:szCs w:val="20"/>
+        </w:rPr>
+        <w:t xml:space="preserve">  // 2. Suma cheltuielilor existente in luna pe categoria respectiva</w:t>
+      </w:r>
+    </w:p>
+    <w:p>
+      <w:pPr>
+        <w:spacing w:after="0" w:before="0" w:line="240"/>
+        <w:ind w:left="567"/>
+      </w:pPr>
+      <w:r>
+        <w:rPr>
+          <w:rFonts w:ascii="Courier New" w:cs="Courier New" w:eastAsia="Courier New" w:hAnsi="Courier New"/>
+          <w:sz w:val="20"/>
+          <w:szCs w:val="20"/>
+        </w:rPr>
+        <w:t xml:space="preserve">  const startOfMonth = new Date(year, month - 1, 1);</w:t>
+      </w:r>
+    </w:p>
+    <w:p>
+      <w:pPr>
+        <w:spacing w:after="0" w:before="0" w:line="240"/>
+        <w:ind w:left="567"/>
+      </w:pPr>
+      <w:r>
+        <w:rPr>
+          <w:rFonts w:ascii="Courier New" w:cs="Courier New" w:eastAsia="Courier New" w:hAnsi="Courier New"/>
+          <w:sz w:val="20"/>
+          <w:szCs w:val="20"/>
+        </w:rPr>
+        <w:t xml:space="preserve">  const endOfMonth = new Date(year, month, 0, 23, 59, 59, 999);</w:t>
+      </w:r>
+    </w:p>
+    <w:p>
+      <w:pPr>
+        <w:spacing w:after="0" w:before="0" w:line="240"/>
+        <w:ind w:left="567"/>
+      </w:pPr>
+      <w:r>
+        <w:rPr>
+          <w:rFonts w:ascii="Courier New" w:cs="Courier New" w:eastAsia="Courier New" w:hAnsi="Courier New"/>
+          <w:sz w:val="20"/>
+          <w:szCs w:val="20"/>
+        </w:rPr>
+        <w:t xml:space="preserve">  const existing = await prisma.transaction.findMany({</w:t>
+      </w:r>
+    </w:p>
+    <w:p>
+      <w:pPr>
+        <w:spacing w:after="0" w:before="0" w:line="240"/>
+        <w:ind w:left="567"/>
+      </w:pPr>
+      <w:r>
+        <w:rPr>
+          <w:rFonts w:ascii="Courier New" w:cs="Courier New" w:eastAsia="Courier New" w:hAnsi="Courier New"/>
+          <w:sz w:val="20"/>
+          <w:szCs w:val="20"/>
+        </w:rPr>
+        <w:t xml:space="preserve">    where: { userId, categoryId, type: 'expense',</w:t>
+      </w:r>
+    </w:p>
+    <w:p>
+      <w:pPr>
+        <w:spacing w:after="0" w:before="0" w:line="240"/>
+        <w:ind w:left="567"/>
+      </w:pPr>
+      <w:r>
+        <w:rPr>
+          <w:rFonts w:ascii="Courier New" w:cs="Courier New" w:eastAsia="Courier New" w:hAnsi="Courier New"/>
+          <w:sz w:val="20"/>
+          <w:szCs w:val="20"/>
+        </w:rPr>
+        <w:t xml:space="preserve">             date: { gte: startOfMonth, lte: endOfMonth } },</w:t>
+      </w:r>
+    </w:p>
+    <w:p>
+      <w:pPr>
+        <w:spacing w:after="0" w:before="0" w:line="240"/>
+        <w:ind w:left="567"/>
+      </w:pPr>
+      <w:r>
+        <w:rPr>
+          <w:rFonts w:ascii="Courier New" w:cs="Courier New" w:eastAsia="Courier New" w:hAnsi="Courier New"/>
+          <w:sz w:val="20"/>
+          <w:szCs w:val="20"/>
+        </w:rPr>
+        <w:t xml:space="preserve">  });</w:t>
+      </w:r>
+    </w:p>
+    <w:p>
+      <w:pPr>
+        <w:spacing w:after="0" w:before="0" w:line="240"/>
+        <w:ind w:left="567"/>
+      </w:pPr>
+      <w:r>
+        <w:rPr>
+          <w:rFonts w:ascii="Courier New" w:cs="Courier New" w:eastAsia="Courier New" w:hAnsi="Courier New"/>
+          <w:sz w:val="20"/>
+          <w:szCs w:val="20"/>
+        </w:rPr>
+        <w:t xml:space="preserve">  const currentSpent = existing.reduce((s, t) =&gt; s + Number(t.amount), 0);</w:t>
+      </w:r>
+    </w:p>
+    <w:p>
+      <w:pPr>
+        <w:spacing w:after="0" w:before="0" w:line="240"/>
+        <w:ind w:left="567"/>
+      </w:pPr>
+      <w:r>
+        <w:rPr>
+          <w:rFonts w:ascii="Courier New" w:cs="Courier New" w:eastAsia="Courier New" w:hAnsi="Courier New"/>
+          <w:sz w:val="20"/>
+          <w:szCs w:val="20"/>
+        </w:rPr>
+        <w:t xml:space="preserve">  const newTotal = currentSpent + Number(amount);</w:t>
+      </w:r>
+    </w:p>
+    <w:p>
+      <w:pPr>
+        <w:spacing w:after="0" w:before="0" w:line="240"/>
+        <w:ind w:left="567"/>
+      </w:pPr>
+      <w:r>
+        <w:rPr>
+          <w:rFonts w:ascii="Courier New" w:cs="Courier New" w:eastAsia="Courier New" w:hAnsi="Courier New"/>
+          <w:sz w:val="20"/>
+          <w:szCs w:val="20"/>
+        </w:rPr>
+        <w:t xml:space="preserve"> </w:t>
+      </w:r>
+    </w:p>
+    <w:p>
+      <w:pPr>
+        <w:spacing w:after="0" w:before="0" w:line="240"/>
+        <w:ind w:left="567"/>
+      </w:pPr>
+      <w:r>
+        <w:rPr>
+          <w:rFonts w:ascii="Courier New" w:cs="Courier New" w:eastAsia="Courier New" w:hAnsi="Courier New"/>
+          <w:sz w:val="20"/>
+          <w:szCs w:val="20"/>
+        </w:rPr>
+        <w:t xml:space="preserve">  // 3. Verifica depasirea</w:t>
+      </w:r>
+    </w:p>
+    <w:p>
+      <w:pPr>
+        <w:spacing w:after="0" w:before="0" w:line="240"/>
+        <w:ind w:left="567"/>
+      </w:pPr>
+      <w:r>
+        <w:rPr>
+          <w:rFonts w:ascii="Courier New" w:cs="Courier New" w:eastAsia="Courier New" w:hAnsi="Courier New"/>
+          <w:sz w:val="20"/>
+          <w:szCs w:val="20"/>
+        </w:rPr>
+        <w:t xml:space="preserve">  if (newTotal &gt; limitAmount) {</w:t>
+      </w:r>
+    </w:p>
+    <w:p>
+      <w:pPr>
+        <w:spacing w:after="0" w:before="0" w:line="240"/>
+        <w:ind w:left="567"/>
+      </w:pPr>
+      <w:r>
+        <w:rPr>
+          <w:rFonts w:ascii="Courier New" w:cs="Courier New" w:eastAsia="Courier New" w:hAnsi="Courier New"/>
+          <w:sz w:val="20"/>
+          <w:szCs w:val="20"/>
+        </w:rPr>
+        <w:t xml:space="preserve">    return { categoryId, currentSpent, budgetLimit: limitAmount,</w:t>
+      </w:r>
+    </w:p>
+    <w:p>
+      <w:pPr>
+        <w:spacing w:after="0" w:before="0" w:line="240"/>
+        <w:ind w:left="567"/>
+      </w:pPr>
+      <w:r>
+        <w:rPr>
+          <w:rFonts w:ascii="Courier New" w:cs="Courier New" w:eastAsia="Courier New" w:hAnsi="Courier New"/>
+          <w:sz w:val="20"/>
+          <w:szCs w:val="20"/>
+        </w:rPr>
+        <w:t xml:space="preserve">             newTotal, overage: newTotal - limitAmount };</w:t>
+      </w:r>
+    </w:p>
+    <w:p>
+      <w:pPr>
+        <w:spacing w:after="0" w:before="0" w:line="240"/>
+        <w:ind w:left="567"/>
+      </w:pPr>
+      <w:r>
+        <w:rPr>
+          <w:rFonts w:ascii="Courier New" w:cs="Courier New" w:eastAsia="Courier New" w:hAnsi="Courier New"/>
+          <w:sz w:val="20"/>
+          <w:szCs w:val="20"/>
+        </w:rPr>
+        <w:t xml:space="preserve">  }</w:t>
+      </w:r>
+    </w:p>
+    <w:p>
+      <w:pPr>
+        <w:spacing w:after="0" w:before="0" w:line="240"/>
+        <w:ind w:left="567"/>
+      </w:pPr>
+      <w:r>
+        <w:rPr>
+          <w:rFonts w:ascii="Courier New" w:cs="Courier New" w:eastAsia="Courier New" w:hAnsi="Courier New"/>
+          <w:sz w:val="20"/>
+          <w:szCs w:val="20"/>
+        </w:rPr>
+        <w:t xml:space="preserve">  return null;</w:t>
       </w:r>
     </w:p>
     <w:p>
@@ -8937,7 +10137,35 @@
           <w:sz w:val="20"/>
           <w:szCs w:val="20"/>
         </w:rPr>
-        <w:t xml:space="preserve">return null;</w:t>
+        <w:t xml:space="preserve">}</w:t>
+      </w:r>
+    </w:p>
+    <w:p>
+      <w:pPr>
+        <w:spacing w:after="240" w:before="60"/>
+        <w:jc w:val="center"/>
+      </w:pPr>
+      <w:r>
+        <w:rPr>
+          <w:rFonts w:ascii="Times New Roman" w:cs="Times New Roman" w:eastAsia="Times New Roman" w:hAnsi="Times New Roman"/>
+          <w:b/>
+          <w:bCs/>
+          <w:i/>
+          <w:iCs/>
+          <w:sz w:val="22"/>
+          <w:szCs w:val="22"/>
+        </w:rPr>
+        <w:t xml:space="preserve">Listing 7 — </w:t>
+      </w:r>
+      <w:r>
+        <w:rPr>
+          <w:rFonts w:ascii="Times New Roman" w:cs="Times New Roman" w:eastAsia="Times New Roman" w:hAnsi="Times New Roman"/>
+          <w:i/>
+          <w:iCs/>
+          <w:sz w:val="22"/>
+          <w:szCs w:val="22"/>
+        </w:rPr>
+        <w:t xml:space="preserve">Algoritmul de validare a bugetului (budget-validator.ts)</w:t>
       </w:r>
     </w:p>
     <w:p>
@@ -9008,6 +10236,447 @@
     </w:p>
     <w:p>
       <w:pPr>
+        <w:spacing w:after="120" w:before="0" w:line="360"/>
+        <w:ind w:firstLine="567"/>
+        <w:jc w:val="both"/>
+      </w:pPr>
+      <w:r>
+        <w:rPr>
+          <w:rFonts w:ascii="Times New Roman" w:cs="Times New Roman" w:eastAsia="Times New Roman" w:hAnsi="Times New Roman"/>
+          <w:sz w:val="24"/>
+          <w:szCs w:val="24"/>
+        </w:rPr>
+        <w:t xml:space="preserve">Crearea notificării respectă preferința utilizatorului — toggle-ul "Notificări buget" din Setări — și include detalii contextuale despre depășire (Listing 8).</w:t>
+      </w:r>
+    </w:p>
+    <w:p>
+      <w:pPr>
+        <w:pBdr>
+          <w:top w:val="single" w:color="CCCCCC" w:sz="4"/>
+        </w:pBdr>
+        <w:spacing w:after="0" w:before="120" w:line="240"/>
+        <w:ind w:left="567"/>
+      </w:pPr>
+      <w:r>
+        <w:rPr>
+          <w:rFonts w:ascii="Courier New" w:cs="Courier New" w:eastAsia="Courier New" w:hAnsi="Courier New"/>
+          <w:sz w:val="20"/>
+          <w:szCs w:val="20"/>
+        </w:rPr>
+        <w:t xml:space="preserve">static async checkAndCreateBudgetNotifications(</w:t>
+      </w:r>
+    </w:p>
+    <w:p>
+      <w:pPr>
+        <w:spacing w:after="0" w:before="0" w:line="240"/>
+        <w:ind w:left="567"/>
+      </w:pPr>
+      <w:r>
+        <w:rPr>
+          <w:rFonts w:ascii="Courier New" w:cs="Courier New" w:eastAsia="Courier New" w:hAnsi="Courier New"/>
+          <w:sz w:val="20"/>
+          <w:szCs w:val="20"/>
+        </w:rPr>
+        <w:t xml:space="preserve">  userId: string, categoryId: string, transactionDate: Date,</w:t>
+      </w:r>
+    </w:p>
+    <w:p>
+      <w:pPr>
+        <w:spacing w:after="0" w:before="0" w:line="240"/>
+        <w:ind w:left="567"/>
+      </w:pPr>
+      <w:r>
+        <w:rPr>
+          <w:rFonts w:ascii="Courier New" w:cs="Courier New" w:eastAsia="Courier New" w:hAnsi="Courier New"/>
+          <w:sz w:val="20"/>
+          <w:szCs w:val="20"/>
+        </w:rPr>
+        <w:t xml:space="preserve">) {</w:t>
+      </w:r>
+    </w:p>
+    <w:p>
+      <w:pPr>
+        <w:spacing w:after="0" w:before="0" w:line="240"/>
+        <w:ind w:left="567"/>
+      </w:pPr>
+      <w:r>
+        <w:rPr>
+          <w:rFonts w:ascii="Courier New" w:cs="Courier New" w:eastAsia="Courier New" w:hAnsi="Courier New"/>
+          <w:sz w:val="20"/>
+          <w:szCs w:val="20"/>
+        </w:rPr>
+        <w:t xml:space="preserve">  // 1. Respecta preferinta utilizatorului</w:t>
+      </w:r>
+    </w:p>
+    <w:p>
+      <w:pPr>
+        <w:spacing w:after="0" w:before="0" w:line="240"/>
+        <w:ind w:left="567"/>
+      </w:pPr>
+      <w:r>
+        <w:rPr>
+          <w:rFonts w:ascii="Courier New" w:cs="Courier New" w:eastAsia="Courier New" w:hAnsi="Courier New"/>
+          <w:sz w:val="20"/>
+          <w:szCs w:val="20"/>
+        </w:rPr>
+        <w:t xml:space="preserve">  const user = await prisma.user.findUnique({</w:t>
+      </w:r>
+    </w:p>
+    <w:p>
+      <w:pPr>
+        <w:spacing w:after="0" w:before="0" w:line="240"/>
+        <w:ind w:left="567"/>
+      </w:pPr>
+      <w:r>
+        <w:rPr>
+          <w:rFonts w:ascii="Courier New" w:cs="Courier New" w:eastAsia="Courier New" w:hAnsi="Courier New"/>
+          <w:sz w:val="20"/>
+          <w:szCs w:val="20"/>
+        </w:rPr>
+        <w:t xml:space="preserve">    where: { id: userId },</w:t>
+      </w:r>
+    </w:p>
+    <w:p>
+      <w:pPr>
+        <w:spacing w:after="0" w:before="0" w:line="240"/>
+        <w:ind w:left="567"/>
+      </w:pPr>
+      <w:r>
+        <w:rPr>
+          <w:rFonts w:ascii="Courier New" w:cs="Courier New" w:eastAsia="Courier New" w:hAnsi="Courier New"/>
+          <w:sz w:val="20"/>
+          <w:szCs w:val="20"/>
+        </w:rPr>
+        <w:t xml:space="preserve">    select: { budgetNotifications: true },</w:t>
+      </w:r>
+    </w:p>
+    <w:p>
+      <w:pPr>
+        <w:spacing w:after="0" w:before="0" w:line="240"/>
+        <w:ind w:left="567"/>
+      </w:pPr>
+      <w:r>
+        <w:rPr>
+          <w:rFonts w:ascii="Courier New" w:cs="Courier New" w:eastAsia="Courier New" w:hAnsi="Courier New"/>
+          <w:sz w:val="20"/>
+          <w:szCs w:val="20"/>
+        </w:rPr>
+        <w:t xml:space="preserve">  });</w:t>
+      </w:r>
+    </w:p>
+    <w:p>
+      <w:pPr>
+        <w:spacing w:after="0" w:before="0" w:line="240"/>
+        <w:ind w:left="567"/>
+      </w:pPr>
+      <w:r>
+        <w:rPr>
+          <w:rFonts w:ascii="Courier New" w:cs="Courier New" w:eastAsia="Courier New" w:hAnsi="Courier New"/>
+          <w:sz w:val="20"/>
+          <w:szCs w:val="20"/>
+        </w:rPr>
+        <w:t xml:space="preserve">  if (!user || user.budgetNotifications === false) return;</w:t>
+      </w:r>
+    </w:p>
+    <w:p>
+      <w:pPr>
+        <w:spacing w:after="0" w:before="0" w:line="240"/>
+        <w:ind w:left="567"/>
+      </w:pPr>
+      <w:r>
+        <w:rPr>
+          <w:rFonts w:ascii="Courier New" w:cs="Courier New" w:eastAsia="Courier New" w:hAnsi="Courier New"/>
+          <w:sz w:val="20"/>
+          <w:szCs w:val="20"/>
+        </w:rPr>
+        <w:t xml:space="preserve"> </w:t>
+      </w:r>
+    </w:p>
+    <w:p>
+      <w:pPr>
+        <w:spacing w:after="0" w:before="0" w:line="240"/>
+        <w:ind w:left="567"/>
+      </w:pPr>
+      <w:r>
+        <w:rPr>
+          <w:rFonts w:ascii="Courier New" w:cs="Courier New" w:eastAsia="Courier New" w:hAnsi="Courier New"/>
+          <w:sz w:val="20"/>
+          <w:szCs w:val="20"/>
+        </w:rPr>
+        <w:t xml:space="preserve">  // 2. Calculeaza procentul din buget folosit</w:t>
+      </w:r>
+    </w:p>
+    <w:p>
+      <w:pPr>
+        <w:spacing w:after="0" w:before="0" w:line="240"/>
+        <w:ind w:left="567"/>
+      </w:pPr>
+      <w:r>
+        <w:rPr>
+          <w:rFonts w:ascii="Courier New" w:cs="Courier New" w:eastAsia="Courier New" w:hAnsi="Courier New"/>
+          <w:sz w:val="20"/>
+          <w:szCs w:val="20"/>
+        </w:rPr>
+        <w:t xml:space="preserve">  const percentage = (totalSpent / limitAmount) * 100;</w:t>
+      </w:r>
+    </w:p>
+    <w:p>
+      <w:pPr>
+        <w:spacing w:after="0" w:before="0" w:line="240"/>
+        <w:ind w:left="567"/>
+      </w:pPr>
+      <w:r>
+        <w:rPr>
+          <w:rFonts w:ascii="Courier New" w:cs="Courier New" w:eastAsia="Courier New" w:hAnsi="Courier New"/>
+          <w:sz w:val="20"/>
+          <w:szCs w:val="20"/>
+        </w:rPr>
+        <w:t xml:space="preserve"> </w:t>
+      </w:r>
+    </w:p>
+    <w:p>
+      <w:pPr>
+        <w:spacing w:after="0" w:before="0" w:line="240"/>
+        <w:ind w:left="567"/>
+      </w:pPr>
+      <w:r>
+        <w:rPr>
+          <w:rFonts w:ascii="Courier New" w:cs="Courier New" w:eastAsia="Courier New" w:hAnsi="Courier New"/>
+          <w:sz w:val="20"/>
+          <w:szCs w:val="20"/>
+        </w:rPr>
+        <w:t xml:space="preserve">  // 3. Creaza notificare cu mesaj adecvat severitatii</w:t>
+      </w:r>
+    </w:p>
+    <w:p>
+      <w:pPr>
+        <w:spacing w:after="0" w:before="0" w:line="240"/>
+        <w:ind w:left="567"/>
+      </w:pPr>
+      <w:r>
+        <w:rPr>
+          <w:rFonts w:ascii="Courier New" w:cs="Courier New" w:eastAsia="Courier New" w:hAnsi="Courier New"/>
+          <w:sz w:val="20"/>
+          <w:szCs w:val="20"/>
+        </w:rPr>
+        <w:t xml:space="preserve">  if (percentage &gt;= 100) {</w:t>
+      </w:r>
+    </w:p>
+    <w:p>
+      <w:pPr>
+        <w:spacing w:after="0" w:before="0" w:line="240"/>
+        <w:ind w:left="567"/>
+      </w:pPr>
+      <w:r>
+        <w:rPr>
+          <w:rFonts w:ascii="Courier New" w:cs="Courier New" w:eastAsia="Courier New" w:hAnsi="Courier New"/>
+          <w:sz w:val="20"/>
+          <w:szCs w:val="20"/>
+        </w:rPr>
+        <w:t xml:space="preserve">    await prisma.notification.create({</w:t>
+      </w:r>
+    </w:p>
+    <w:p>
+      <w:pPr>
+        <w:spacing w:after="0" w:before="0" w:line="240"/>
+        <w:ind w:left="567"/>
+      </w:pPr>
+      <w:r>
+        <w:rPr>
+          <w:rFonts w:ascii="Courier New" w:cs="Courier New" w:eastAsia="Courier New" w:hAnsi="Courier New"/>
+          <w:sz w:val="20"/>
+          <w:szCs w:val="20"/>
+        </w:rPr>
+        <w:t xml:space="preserve">      data: {</w:t>
+      </w:r>
+    </w:p>
+    <w:p>
+      <w:pPr>
+        <w:spacing w:after="0" w:before="0" w:line="240"/>
+        <w:ind w:left="567"/>
+      </w:pPr>
+      <w:r>
+        <w:rPr>
+          <w:rFonts w:ascii="Courier New" w:cs="Courier New" w:eastAsia="Courier New" w:hAnsi="Courier New"/>
+          <w:sz w:val="20"/>
+          <w:szCs w:val="20"/>
+        </w:rPr>
+        <w:t xml:space="preserve">        userId,</w:t>
+      </w:r>
+    </w:p>
+    <w:p>
+      <w:pPr>
+        <w:spacing w:after="0" w:before="0" w:line="240"/>
+        <w:ind w:left="567"/>
+      </w:pPr>
+      <w:r>
+        <w:rPr>
+          <w:rFonts w:ascii="Courier New" w:cs="Courier New" w:eastAsia="Courier New" w:hAnsi="Courier New"/>
+          <w:sz w:val="20"/>
+          <w:szCs w:val="20"/>
+        </w:rPr>
+        <w:t xml:space="preserve">        type: 'budget_exceeded',</w:t>
+      </w:r>
+    </w:p>
+    <w:p>
+      <w:pPr>
+        <w:spacing w:after="0" w:before="0" w:line="240"/>
+        <w:ind w:left="567"/>
+      </w:pPr>
+      <w:r>
+        <w:rPr>
+          <w:rFonts w:ascii="Courier New" w:cs="Courier New" w:eastAsia="Courier New" w:hAnsi="Courier New"/>
+          <w:sz w:val="20"/>
+          <w:szCs w:val="20"/>
+        </w:rPr>
+        <w:t xml:space="preserve">        title: 'Limita buget depasita',</w:t>
+      </w:r>
+    </w:p>
+    <w:p>
+      <w:pPr>
+        <w:spacing w:after="0" w:before="0" w:line="240"/>
+        <w:ind w:left="567"/>
+      </w:pPr>
+      <w:r>
+        <w:rPr>
+          <w:rFonts w:ascii="Courier New" w:cs="Courier New" w:eastAsia="Courier New" w:hAnsi="Courier New"/>
+          <w:sz w:val="20"/>
+          <w:szCs w:val="20"/>
+        </w:rPr>
+        <w:t xml:space="preserve">        message: `Ai depasit limita pentru "${category.name}". ` +</w:t>
+      </w:r>
+    </w:p>
+    <w:p>
+      <w:pPr>
+        <w:spacing w:after="0" w:before="0" w:line="240"/>
+        <w:ind w:left="567"/>
+      </w:pPr>
+      <w:r>
+        <w:rPr>
+          <w:rFonts w:ascii="Courier New" w:cs="Courier New" w:eastAsia="Courier New" w:hAnsi="Courier New"/>
+          <w:sz w:val="20"/>
+          <w:szCs w:val="20"/>
+        </w:rPr>
+        <w:t xml:space="preserve">                 `Cheltuit: ${totalSpent.toFixed(2)} RON / Limita: ` +</w:t>
+      </w:r>
+    </w:p>
+    <w:p>
+      <w:pPr>
+        <w:spacing w:after="0" w:before="0" w:line="240"/>
+        <w:ind w:left="567"/>
+      </w:pPr>
+      <w:r>
+        <w:rPr>
+          <w:rFonts w:ascii="Courier New" w:cs="Courier New" w:eastAsia="Courier New" w:hAnsi="Courier New"/>
+          <w:sz w:val="20"/>
+          <w:szCs w:val="20"/>
+        </w:rPr>
+        <w:t xml:space="preserve">                 `${limitAmount.toFixed(2)} RON`,</w:t>
+      </w:r>
+    </w:p>
+    <w:p>
+      <w:pPr>
+        <w:spacing w:after="0" w:before="0" w:line="240"/>
+        <w:ind w:left="567"/>
+      </w:pPr>
+      <w:r>
+        <w:rPr>
+          <w:rFonts w:ascii="Courier New" w:cs="Courier New" w:eastAsia="Courier New" w:hAnsi="Courier New"/>
+          <w:sz w:val="20"/>
+          <w:szCs w:val="20"/>
+        </w:rPr>
+        <w:t xml:space="preserve">        relatedEntityId: budgetCategory.id,</w:t>
+      </w:r>
+    </w:p>
+    <w:p>
+      <w:pPr>
+        <w:spacing w:after="0" w:before="0" w:line="240"/>
+        <w:ind w:left="567"/>
+      </w:pPr>
+      <w:r>
+        <w:rPr>
+          <w:rFonts w:ascii="Courier New" w:cs="Courier New" w:eastAsia="Courier New" w:hAnsi="Courier New"/>
+          <w:sz w:val="20"/>
+          <w:szCs w:val="20"/>
+        </w:rPr>
+        <w:t xml:space="preserve">      },</w:t>
+      </w:r>
+    </w:p>
+    <w:p>
+      <w:pPr>
+        <w:spacing w:after="0" w:before="0" w:line="240"/>
+        <w:ind w:left="567"/>
+      </w:pPr>
+      <w:r>
+        <w:rPr>
+          <w:rFonts w:ascii="Courier New" w:cs="Courier New" w:eastAsia="Courier New" w:hAnsi="Courier New"/>
+          <w:sz w:val="20"/>
+          <w:szCs w:val="20"/>
+        </w:rPr>
+        <w:t xml:space="preserve">    });</w:t>
+      </w:r>
+    </w:p>
+    <w:p>
+      <w:pPr>
+        <w:spacing w:after="0" w:before="0" w:line="240"/>
+        <w:ind w:left="567"/>
+      </w:pPr>
+      <w:r>
+        <w:rPr>
+          <w:rFonts w:ascii="Courier New" w:cs="Courier New" w:eastAsia="Courier New" w:hAnsi="Courier New"/>
+          <w:sz w:val="20"/>
+          <w:szCs w:val="20"/>
+        </w:rPr>
+        <w:t xml:space="preserve">  }</w:t>
+      </w:r>
+    </w:p>
+    <w:p>
+      <w:pPr>
+        <w:pBdr>
+          <w:bottom w:val="single" w:color="CCCCCC" w:sz="4"/>
+        </w:pBdr>
+        <w:spacing w:after="120" w:before="0" w:line="240"/>
+        <w:ind w:left="567"/>
+      </w:pPr>
+      <w:r>
+        <w:rPr>
+          <w:rFonts w:ascii="Courier New" w:cs="Courier New" w:eastAsia="Courier New" w:hAnsi="Courier New"/>
+          <w:sz w:val="20"/>
+          <w:szCs w:val="20"/>
+        </w:rPr>
+        <w:t xml:space="preserve">}</w:t>
+      </w:r>
+    </w:p>
+    <w:p>
+      <w:pPr>
+        <w:spacing w:after="240" w:before="60"/>
+        <w:jc w:val="center"/>
+      </w:pPr>
+      <w:r>
+        <w:rPr>
+          <w:rFonts w:ascii="Times New Roman" w:cs="Times New Roman" w:eastAsia="Times New Roman" w:hAnsi="Times New Roman"/>
+          <w:b/>
+          <w:bCs/>
+          <w:i/>
+          <w:iCs/>
+          <w:sz w:val="22"/>
+          <w:szCs w:val="22"/>
+        </w:rPr>
+        <w:t xml:space="preserve">Listing 8 — </w:t>
+      </w:r>
+      <w:r>
+        <w:rPr>
+          <w:rFonts w:ascii="Times New Roman" w:cs="Times New Roman" w:eastAsia="Times New Roman" w:hAnsi="Times New Roman"/>
+          <w:i/>
+          <w:iCs/>
+          <w:sz w:val="22"/>
+          <w:szCs w:val="22"/>
+        </w:rPr>
+        <w:t xml:space="preserve">Creare notificare buget (notification.service.ts)</w:t>
+      </w:r>
+    </w:p>
+    <w:p>
+      <w:pPr>
         <w:pStyle w:val="Heading3"/>
         <w:spacing w:after="120" w:before="240"/>
         <w:jc w:val="left"/>
@@ -9035,7 +10704,7 @@
           <w:sz w:val="24"/>
           <w:szCs w:val="24"/>
         </w:rPr>
-        <w:t xml:space="preserve">Una dintre funcționalitățile distinctive ale aplicației FARO este capacitatea de a scana un bon fiscal și de a extrage automat toate informațiile relevante. Modul de funcționare este prezentat în Figura 12, iar diagrama de secvență detaliată în Figura 9. Procesul are patru etape principale.</w:t>
+        <w:t xml:space="preserve">Una dintre funcționalitățile distinctive ale aplicației FARO este capacitatea de a scana un bon fiscal și de a extrage automat toate informațiile relevante. Modul de funcționare este prezentat în Figura 12, iar diagrama de secvență detaliată în Figura 9.</w:t>
       </w:r>
     </w:p>
     <w:p>
@@ -9152,37 +10821,7 @@
           <w:sz w:val="24"/>
           <w:szCs w:val="24"/>
         </w:rPr>
-        <w:t xml:space="preserve">În prima etapă, frontend-ul deschide selectorul de fișiere al sistemului, prin care utilizatorul poate selecta o imagine din galerie sau poate face o fotografie direct cu camera (pe mobile, atributul capture="environment" deschide camera din spate). Imaginea este citită cu FileReader și convertită în string base64.</w:t>
-      </w:r>
-    </w:p>
-    <w:p>
-      <w:pPr>
-        <w:spacing w:after="120" w:before="0" w:line="360"/>
-        <w:ind w:firstLine="567"/>
-        <w:jc w:val="both"/>
-      </w:pPr>
-      <w:r>
-        <w:rPr>
-          <w:rFonts w:ascii="Times New Roman" w:cs="Times New Roman" w:eastAsia="Times New Roman" w:hAnsi="Times New Roman"/>
-          <w:sz w:val="24"/>
-          <w:szCs w:val="24"/>
-        </w:rPr>
-        <w:t xml:space="preserve">În a doua etapă, frontend-ul trimite imaginea către backend printr-o cerere POST /api/transactions/scan-receipt cu corpul {image: base64, mimeType: "image/jpeg"}. Backend-ul, autentificat prin JWT-ul din header, primește cererea.</w:t>
-      </w:r>
-    </w:p>
-    <w:p>
-      <w:pPr>
-        <w:spacing w:after="120" w:before="0" w:line="360"/>
-        <w:ind w:firstLine="567"/>
-        <w:jc w:val="both"/>
-      </w:pPr>
-      <w:r>
-        <w:rPr>
-          <w:rFonts w:ascii="Times New Roman" w:cs="Times New Roman" w:eastAsia="Times New Roman" w:hAnsi="Times New Roman"/>
-          <w:sz w:val="24"/>
-          <w:szCs w:val="24"/>
-        </w:rPr>
-        <w:t xml:space="preserve">În a treia etapă, backend-ul construiește un prompt structurat pentru Gemini și apelează API-ul cu imaginea atașată. Prompt-ul cere explicit ca modelul să returneze un JSON cu schema fixă: {merchant, address, date, time, items[], subtotal, vat, total, paymentMethod, currency}. Parametrul responseMimeType: "application/json" forțează output-ul în format JSON valid, eliminând necesitatea parsării regex.</w:t>
+        <w:t xml:space="preserve">Cheia OCR-ului eficient nu este în mod neapărat modelul AI ales, ci în calitatea prompt-ului care îi este transmis. Pentru FARO am construit un prompt structurat în limba română care cere explicit schema JSON dorită, oferă exemple de gestionare a cazurilor ambigue și forțează un format de output strict (Listing 9).</w:t>
       </w:r>
     </w:p>
     <w:p>
@@ -9199,175 +10838,189 @@
           <w:sz w:val="20"/>
           <w:szCs w:val="20"/>
         </w:rPr>
-        <w:t xml:space="preserve">const PROMPT = `Ești un asistent OCR pentru bonuri fiscale românești.</w:t>
-      </w:r>
-    </w:p>
-    <w:p>
-      <w:pPr>
-        <w:spacing w:after="0" w:before="0" w:line="240"/>
-        <w:ind w:left="567"/>
-      </w:pPr>
-      <w:r>
-        <w:rPr>
-          <w:rFonts w:ascii="Courier New" w:cs="Courier New" w:eastAsia="Courier New" w:hAnsi="Courier New"/>
-          <w:sz w:val="20"/>
-          <w:szCs w:val="20"/>
-        </w:rPr>
-        <w:t xml:space="preserve">Extrage din imagine: merchant, address, date (YYYY-MM-DD), time (HH:MM),</w:t>
-      </w:r>
-    </w:p>
-    <w:p>
-      <w:pPr>
-        <w:spacing w:after="0" w:before="0" w:line="240"/>
-        <w:ind w:left="567"/>
-      </w:pPr>
-      <w:r>
-        <w:rPr>
-          <w:rFonts w:ascii="Courier New" w:cs="Courier New" w:eastAsia="Courier New" w:hAnsi="Courier New"/>
-          <w:sz w:val="20"/>
-          <w:szCs w:val="20"/>
-        </w:rPr>
-        <w:t xml:space="preserve">items (array cu name, qty, unitPrice, total), subtotal, vat, total,</w:t>
-      </w:r>
-    </w:p>
-    <w:p>
-      <w:pPr>
-        <w:spacing w:after="0" w:before="0" w:line="240"/>
-        <w:ind w:left="567"/>
-      </w:pPr>
-      <w:r>
-        <w:rPr>
-          <w:rFonts w:ascii="Courier New" w:cs="Courier New" w:eastAsia="Courier New" w:hAnsi="Courier New"/>
-          <w:sz w:val="20"/>
-          <w:szCs w:val="20"/>
-        </w:rPr>
-        <w:t xml:space="preserve">paymentMethod, currency. Răspunde STRICT cu JSON valid, fără markdown.`;</w:t>
-      </w:r>
-    </w:p>
-    <w:p>
-      <w:pPr>
-        <w:spacing w:after="0" w:before="0" w:line="240"/>
-        <w:ind w:left="567"/>
-      </w:pPr>
-      <w:r>
-        <w:rPr>
-          <w:rFonts w:ascii="Courier New" w:cs="Courier New" w:eastAsia="Courier New" w:hAnsi="Courier New"/>
-          <w:sz w:val="20"/>
-          <w:szCs w:val="20"/>
-        </w:rPr>
-        <w:t xml:space="preserve">const model = c.getGenerativeModel({</w:t>
-      </w:r>
-    </w:p>
-    <w:p>
-      <w:pPr>
-        <w:spacing w:after="0" w:before="0" w:line="240"/>
-        <w:ind w:left="567"/>
-      </w:pPr>
-      <w:r>
-        <w:rPr>
-          <w:rFonts w:ascii="Courier New" w:cs="Courier New" w:eastAsia="Courier New" w:hAnsi="Courier New"/>
-          <w:sz w:val="20"/>
-          <w:szCs w:val="20"/>
-        </w:rPr>
-        <w:t xml:space="preserve">  model: 'gemini-2.5-flash-lite',</w:t>
-      </w:r>
-    </w:p>
-    <w:p>
-      <w:pPr>
-        <w:spacing w:after="0" w:before="0" w:line="240"/>
-        <w:ind w:left="567"/>
-      </w:pPr>
-      <w:r>
-        <w:rPr>
-          <w:rFonts w:ascii="Courier New" w:cs="Courier New" w:eastAsia="Courier New" w:hAnsi="Courier New"/>
-          <w:sz w:val="20"/>
-          <w:szCs w:val="20"/>
-        </w:rPr>
-        <w:t xml:space="preserve">  generationConfig: { responseMimeType: 'application/json' },</w:t>
-      </w:r>
-    </w:p>
-    <w:p>
-      <w:pPr>
-        <w:spacing w:after="0" w:before="0" w:line="240"/>
-        <w:ind w:left="567"/>
-      </w:pPr>
-      <w:r>
-        <w:rPr>
-          <w:rFonts w:ascii="Courier New" w:cs="Courier New" w:eastAsia="Courier New" w:hAnsi="Courier New"/>
-          <w:sz w:val="20"/>
-          <w:szCs w:val="20"/>
-        </w:rPr>
-        <w:t xml:space="preserve">});</w:t>
-      </w:r>
-    </w:p>
-    <w:p>
-      <w:pPr>
-        <w:spacing w:after="0" w:before="0" w:line="240"/>
-        <w:ind w:left="567"/>
-      </w:pPr>
-      <w:r>
-        <w:rPr>
-          <w:rFonts w:ascii="Courier New" w:cs="Courier New" w:eastAsia="Courier New" w:hAnsi="Courier New"/>
-          <w:sz w:val="20"/>
-          <w:szCs w:val="20"/>
-        </w:rPr>
-        <w:t xml:space="preserve">const result = await model.generateContent([</w:t>
-      </w:r>
-    </w:p>
-    <w:p>
-      <w:pPr>
-        <w:spacing w:after="0" w:before="0" w:line="240"/>
-        <w:ind w:left="567"/>
-      </w:pPr>
-      <w:r>
-        <w:rPr>
-          <w:rFonts w:ascii="Courier New" w:cs="Courier New" w:eastAsia="Courier New" w:hAnsi="Courier New"/>
-          <w:sz w:val="20"/>
-          <w:szCs w:val="20"/>
-        </w:rPr>
-        <w:t xml:space="preserve">  { text: PROMPT },</w:t>
-      </w:r>
-    </w:p>
-    <w:p>
-      <w:pPr>
-        <w:spacing w:after="0" w:before="0" w:line="240"/>
-        <w:ind w:left="567"/>
-      </w:pPr>
-      <w:r>
-        <w:rPr>
-          <w:rFonts w:ascii="Courier New" w:cs="Courier New" w:eastAsia="Courier New" w:hAnsi="Courier New"/>
-          <w:sz w:val="20"/>
-          <w:szCs w:val="20"/>
-        </w:rPr>
-        <w:t xml:space="preserve">  { inlineData: { mimeType, data: imageBase64 } },</w:t>
-      </w:r>
-    </w:p>
-    <w:p>
-      <w:pPr>
-        <w:spacing w:after="0" w:before="0" w:line="240"/>
-        <w:ind w:left="567"/>
-      </w:pPr>
-      <w:r>
-        <w:rPr>
-          <w:rFonts w:ascii="Courier New" w:cs="Courier New" w:eastAsia="Courier New" w:hAnsi="Courier New"/>
-          <w:sz w:val="20"/>
-          <w:szCs w:val="20"/>
-        </w:rPr>
-        <w:t xml:space="preserve">]);</w:t>
-      </w:r>
-    </w:p>
-    <w:p>
-      <w:pPr>
-        <w:spacing w:after="0" w:before="0" w:line="240"/>
-        <w:ind w:left="567"/>
-      </w:pPr>
-      <w:r>
-        <w:rPr>
-          <w:rFonts w:ascii="Courier New" w:cs="Courier New" w:eastAsia="Courier New" w:hAnsi="Courier New"/>
-          <w:sz w:val="20"/>
-          <w:szCs w:val="20"/>
-        </w:rPr>
-        <w:t xml:space="preserve">const parsed = JSON.parse(result.response.text());</w:t>
+        <w:t xml:space="preserve">const PROMPT = `Esti un asistent OCR care transforma bonuri fiscale</w:t>
+      </w:r>
+    </w:p>
+    <w:p>
+      <w:pPr>
+        <w:spacing w:after="0" w:before="0" w:line="240"/>
+        <w:ind w:left="567"/>
+      </w:pPr>
+      <w:r>
+        <w:rPr>
+          <w:rFonts w:ascii="Courier New" w:cs="Courier New" w:eastAsia="Courier New" w:hAnsi="Courier New"/>
+          <w:sz w:val="20"/>
+          <w:szCs w:val="20"/>
+        </w:rPr>
+        <w:t xml:space="preserve">romanesti in date structurate (ca un bon digital Lidl Plus).</w:t>
+      </w:r>
+    </w:p>
+    <w:p>
+      <w:pPr>
+        <w:spacing w:after="0" w:before="0" w:line="240"/>
+        <w:ind w:left="567"/>
+      </w:pPr>
+      <w:r>
+        <w:rPr>
+          <w:rFonts w:ascii="Courier New" w:cs="Courier New" w:eastAsia="Courier New" w:hAnsi="Courier New"/>
+          <w:sz w:val="20"/>
+          <w:szCs w:val="20"/>
+        </w:rPr>
+        <w:t xml:space="preserve"> </w:t>
+      </w:r>
+    </w:p>
+    <w:p>
+      <w:pPr>
+        <w:spacing w:after="0" w:before="0" w:line="240"/>
+        <w:ind w:left="567"/>
+      </w:pPr>
+      <w:r>
+        <w:rPr>
+          <w:rFonts w:ascii="Courier New" w:cs="Courier New" w:eastAsia="Courier New" w:hAnsi="Courier New"/>
+          <w:sz w:val="20"/>
+          <w:szCs w:val="20"/>
+        </w:rPr>
+        <w:t xml:space="preserve">Analizeaza imaginea atasata si extrage:</w:t>
+      </w:r>
+    </w:p>
+    <w:p>
+      <w:pPr>
+        <w:spacing w:after="0" w:before="0" w:line="240"/>
+        <w:ind w:left="567"/>
+      </w:pPr>
+      <w:r>
+        <w:rPr>
+          <w:rFonts w:ascii="Courier New" w:cs="Courier New" w:eastAsia="Courier New" w:hAnsi="Courier New"/>
+          <w:sz w:val="20"/>
+          <w:szCs w:val="20"/>
+        </w:rPr>
+        <w:t xml:space="preserve">1. Antet: numele magazinului ("merchant"), adresa ("address" — optional).</w:t>
+      </w:r>
+    </w:p>
+    <w:p>
+      <w:pPr>
+        <w:spacing w:after="0" w:before="0" w:line="240"/>
+        <w:ind w:left="567"/>
+      </w:pPr>
+      <w:r>
+        <w:rPr>
+          <w:rFonts w:ascii="Courier New" w:cs="Courier New" w:eastAsia="Courier New" w:hAnsi="Courier New"/>
+          <w:sz w:val="20"/>
+          <w:szCs w:val="20"/>
+        </w:rPr>
+        <w:t xml:space="preserve">2. Data si ora: "date" in format YYYY-MM-DD, "time" in format HH:MM 24h.</w:t>
+      </w:r>
+    </w:p>
+    <w:p>
+      <w:pPr>
+        <w:spacing w:after="0" w:before="0" w:line="240"/>
+        <w:ind w:left="567"/>
+      </w:pPr>
+      <w:r>
+        <w:rPr>
+          <w:rFonts w:ascii="Courier New" w:cs="Courier New" w:eastAsia="Courier New" w:hAnsi="Courier New"/>
+          <w:sz w:val="20"/>
+          <w:szCs w:val="20"/>
+        </w:rPr>
+        <w:t xml:space="preserve">3. Fiecare produs din lista ca element in "items":</w:t>
+      </w:r>
+    </w:p>
+    <w:p>
+      <w:pPr>
+        <w:spacing w:after="0" w:before="0" w:line="240"/>
+        <w:ind w:left="567"/>
+      </w:pPr>
+      <w:r>
+        <w:rPr>
+          <w:rFonts w:ascii="Courier New" w:cs="Courier New" w:eastAsia="Courier New" w:hAnsi="Courier New"/>
+          <w:sz w:val="20"/>
+          <w:szCs w:val="20"/>
+        </w:rPr>
+        <w:t xml:space="preserve">   - "name": denumirea asa cum apare pe bon</w:t>
+      </w:r>
+    </w:p>
+    <w:p>
+      <w:pPr>
+        <w:spacing w:after="0" w:before="0" w:line="240"/>
+        <w:ind w:left="567"/>
+      </w:pPr>
+      <w:r>
+        <w:rPr>
+          <w:rFonts w:ascii="Courier New" w:cs="Courier New" w:eastAsia="Courier New" w:hAnsi="Courier New"/>
+          <w:sz w:val="20"/>
+          <w:szCs w:val="20"/>
+        </w:rPr>
+        <w:t xml:space="preserve">   - "qty": cantitatea (1 daca nu e specificat)</w:t>
+      </w:r>
+    </w:p>
+    <w:p>
+      <w:pPr>
+        <w:spacing w:after="0" w:before="0" w:line="240"/>
+        <w:ind w:left="567"/>
+      </w:pPr>
+      <w:r>
+        <w:rPr>
+          <w:rFonts w:ascii="Courier New" w:cs="Courier New" w:eastAsia="Courier New" w:hAnsi="Courier New"/>
+          <w:sz w:val="20"/>
+          <w:szCs w:val="20"/>
+        </w:rPr>
+        <w:t xml:space="preserve">   - "unitPrice": pretul unitar daca apare explicit (poate fi null)</w:t>
+      </w:r>
+    </w:p>
+    <w:p>
+      <w:pPr>
+        <w:spacing w:after="0" w:before="0" w:line="240"/>
+        <w:ind w:left="567"/>
+      </w:pPr>
+      <w:r>
+        <w:rPr>
+          <w:rFonts w:ascii="Courier New" w:cs="Courier New" w:eastAsia="Courier New" w:hAnsi="Courier New"/>
+          <w:sz w:val="20"/>
+          <w:szCs w:val="20"/>
+        </w:rPr>
+        <w:t xml:space="preserve">   - "total": pretul total al liniei (cantitate x unit)</w:t>
+      </w:r>
+    </w:p>
+    <w:p>
+      <w:pPr>
+        <w:spacing w:after="0" w:before="0" w:line="240"/>
+        <w:ind w:left="567"/>
+      </w:pPr>
+      <w:r>
+        <w:rPr>
+          <w:rFonts w:ascii="Courier New" w:cs="Courier New" w:eastAsia="Courier New" w:hAnsi="Courier New"/>
+          <w:sz w:val="20"/>
+          <w:szCs w:val="20"/>
+        </w:rPr>
+        <w:t xml:space="preserve">4. Totaluri: "subtotal", "vat" (TVA), "total" (suma finala de plata).</w:t>
+      </w:r>
+    </w:p>
+    <w:p>
+      <w:pPr>
+        <w:spacing w:after="0" w:before="0" w:line="240"/>
+        <w:ind w:left="567"/>
+      </w:pPr>
+      <w:r>
+        <w:rPr>
+          <w:rFonts w:ascii="Courier New" w:cs="Courier New" w:eastAsia="Courier New" w:hAnsi="Courier New"/>
+          <w:sz w:val="20"/>
+          <w:szCs w:val="20"/>
+        </w:rPr>
+        <w:t xml:space="preserve">5. "paymentMethod": "card" / "numerar" / "altul".</w:t>
+      </w:r>
+    </w:p>
+    <w:p>
+      <w:pPr>
+        <w:spacing w:after="0" w:before="0" w:line="240"/>
+        <w:ind w:left="567"/>
+      </w:pPr>
+      <w:r>
+        <w:rPr>
+          <w:rFonts w:ascii="Courier New" w:cs="Courier New" w:eastAsia="Courier New" w:hAnsi="Courier New"/>
+          <w:sz w:val="20"/>
+          <w:szCs w:val="20"/>
+        </w:rPr>
+        <w:t xml:space="preserve"> </w:t>
       </w:r>
     </w:p>
     <w:p>
@@ -9384,7 +11037,35 @@
           <w:sz w:val="20"/>
           <w:szCs w:val="20"/>
         </w:rPr>
-        <w:t xml:space="preserve">return normalizeReceiptData(parsed);</w:t>
+        <w:t xml:space="preserve">Raspunde STRICT cu JSON valid, fara markdown fences.`;</w:t>
+      </w:r>
+    </w:p>
+    <w:p>
+      <w:pPr>
+        <w:spacing w:after="240" w:before="60"/>
+        <w:jc w:val="center"/>
+      </w:pPr>
+      <w:r>
+        <w:rPr>
+          <w:rFonts w:ascii="Times New Roman" w:cs="Times New Roman" w:eastAsia="Times New Roman" w:hAnsi="Times New Roman"/>
+          <w:b/>
+          <w:bCs/>
+          <w:i/>
+          <w:iCs/>
+          <w:sz w:val="22"/>
+          <w:szCs w:val="22"/>
+        </w:rPr>
+        <w:t xml:space="preserve">Listing 9 — </w:t>
+      </w:r>
+      <w:r>
+        <w:rPr>
+          <w:rFonts w:ascii="Times New Roman" w:cs="Times New Roman" w:eastAsia="Times New Roman" w:hAnsi="Times New Roman"/>
+          <w:i/>
+          <w:iCs/>
+          <w:sz w:val="22"/>
+          <w:szCs w:val="22"/>
+        </w:rPr>
+        <w:t xml:space="preserve">Prompt structurat pentru OCR Gemini (receipt-scanner.service.ts)</w:t>
       </w:r>
     </w:p>
     <w:p>
@@ -9399,7 +11080,364 @@
           <w:sz w:val="24"/>
           <w:szCs w:val="24"/>
         </w:rPr>
-        <w:t xml:space="preserve">În a patra etapă, backend-ul validează structura JSON returnată cu funcția normalizeReceiptData, care filtrează câmpurile invalide, convertește tipurile (string → number unde e cazul), aplică valori implicite pentru câmpurile lipsă și returnează un obiect tipat. Acest obiect este apoi trimis înapoi către frontend, care îl folosește pentru a pre-completa formularul de adăugare tranzacție și pentru a afișa o previzualizare a bonului digital. Utilizatorul revizuiește datele și confirmă salvarea.</w:t>
+        <w:t xml:space="preserve">Apelul către API-ul Gemini se face cu modelul gemini-2.5-flash-lite, care suportă input multimodal (text + imagine inline ca base64). Parametrul responseMimeType: "application/json" forțează output-ul să fie JSON valid, eliminând necesitatea parsării regex sau a curățării tag-urilor markdown care apar uneori în răspunsurile LLM-urilor (Listing 10).</w:t>
+      </w:r>
+    </w:p>
+    <w:p>
+      <w:pPr>
+        <w:pBdr>
+          <w:top w:val="single" w:color="CCCCCC" w:sz="4"/>
+        </w:pBdr>
+        <w:spacing w:after="0" w:before="120" w:line="240"/>
+        <w:ind w:left="567"/>
+      </w:pPr>
+      <w:r>
+        <w:rPr>
+          <w:rFonts w:ascii="Courier New" w:cs="Courier New" w:eastAsia="Courier New" w:hAnsi="Courier New"/>
+          <w:sz w:val="20"/>
+          <w:szCs w:val="20"/>
+        </w:rPr>
+        <w:t xml:space="preserve">import { GoogleGenerativeAI } from '@google/generative-ai';</w:t>
+      </w:r>
+    </w:p>
+    <w:p>
+      <w:pPr>
+        <w:spacing w:after="0" w:before="0" w:line="240"/>
+        <w:ind w:left="567"/>
+      </w:pPr>
+      <w:r>
+        <w:rPr>
+          <w:rFonts w:ascii="Courier New" w:cs="Courier New" w:eastAsia="Courier New" w:hAnsi="Courier New"/>
+          <w:sz w:val="20"/>
+          <w:szCs w:val="20"/>
+        </w:rPr>
+        <w:t xml:space="preserve"> </w:t>
+      </w:r>
+    </w:p>
+    <w:p>
+      <w:pPr>
+        <w:spacing w:after="0" w:before="0" w:line="240"/>
+        <w:ind w:left="567"/>
+      </w:pPr>
+      <w:r>
+        <w:rPr>
+          <w:rFonts w:ascii="Courier New" w:cs="Courier New" w:eastAsia="Courier New" w:hAnsi="Courier New"/>
+          <w:sz w:val="20"/>
+          <w:szCs w:val="20"/>
+        </w:rPr>
+        <w:t xml:space="preserve">export async function scanReceiptWithGemini(</w:t>
+      </w:r>
+    </w:p>
+    <w:p>
+      <w:pPr>
+        <w:spacing w:after="0" w:before="0" w:line="240"/>
+        <w:ind w:left="567"/>
+      </w:pPr>
+      <w:r>
+        <w:rPr>
+          <w:rFonts w:ascii="Courier New" w:cs="Courier New" w:eastAsia="Courier New" w:hAnsi="Courier New"/>
+          <w:sz w:val="20"/>
+          <w:szCs w:val="20"/>
+        </w:rPr>
+        <w:t xml:space="preserve">  imageBase64: string,</w:t>
+      </w:r>
+    </w:p>
+    <w:p>
+      <w:pPr>
+        <w:spacing w:after="0" w:before="0" w:line="240"/>
+        <w:ind w:left="567"/>
+      </w:pPr>
+      <w:r>
+        <w:rPr>
+          <w:rFonts w:ascii="Courier New" w:cs="Courier New" w:eastAsia="Courier New" w:hAnsi="Courier New"/>
+          <w:sz w:val="20"/>
+          <w:szCs w:val="20"/>
+        </w:rPr>
+        <w:t xml:space="preserve">  mimeType: string,</w:t>
+      </w:r>
+    </w:p>
+    <w:p>
+      <w:pPr>
+        <w:spacing w:after="0" w:before="0" w:line="240"/>
+        <w:ind w:left="567"/>
+      </w:pPr>
+      <w:r>
+        <w:rPr>
+          <w:rFonts w:ascii="Courier New" w:cs="Courier New" w:eastAsia="Courier New" w:hAnsi="Courier New"/>
+          <w:sz w:val="20"/>
+          <w:szCs w:val="20"/>
+        </w:rPr>
+        <w:t xml:space="preserve">): Promise&lt;ScannedReceipt&gt; {</w:t>
+      </w:r>
+    </w:p>
+    <w:p>
+      <w:pPr>
+        <w:spacing w:after="0" w:before="0" w:line="240"/>
+        <w:ind w:left="567"/>
+      </w:pPr>
+      <w:r>
+        <w:rPr>
+          <w:rFonts w:ascii="Courier New" w:cs="Courier New" w:eastAsia="Courier New" w:hAnsi="Courier New"/>
+          <w:sz w:val="20"/>
+          <w:szCs w:val="20"/>
+        </w:rPr>
+        <w:t xml:space="preserve">  const model = getClient().getGenerativeModel({</w:t>
+      </w:r>
+    </w:p>
+    <w:p>
+      <w:pPr>
+        <w:spacing w:after="0" w:before="0" w:line="240"/>
+        <w:ind w:left="567"/>
+      </w:pPr>
+      <w:r>
+        <w:rPr>
+          <w:rFonts w:ascii="Courier New" w:cs="Courier New" w:eastAsia="Courier New" w:hAnsi="Courier New"/>
+          <w:sz w:val="20"/>
+          <w:szCs w:val="20"/>
+        </w:rPr>
+        <w:t xml:space="preserve">    model: 'gemini-2.5-flash-lite',</w:t>
+      </w:r>
+    </w:p>
+    <w:p>
+      <w:pPr>
+        <w:spacing w:after="0" w:before="0" w:line="240"/>
+        <w:ind w:left="567"/>
+      </w:pPr>
+      <w:r>
+        <w:rPr>
+          <w:rFonts w:ascii="Courier New" w:cs="Courier New" w:eastAsia="Courier New" w:hAnsi="Courier New"/>
+          <w:sz w:val="20"/>
+          <w:szCs w:val="20"/>
+        </w:rPr>
+        <w:t xml:space="preserve">    generationConfig: {</w:t>
+      </w:r>
+    </w:p>
+    <w:p>
+      <w:pPr>
+        <w:spacing w:after="0" w:before="0" w:line="240"/>
+        <w:ind w:left="567"/>
+      </w:pPr>
+      <w:r>
+        <w:rPr>
+          <w:rFonts w:ascii="Courier New" w:cs="Courier New" w:eastAsia="Courier New" w:hAnsi="Courier New"/>
+          <w:sz w:val="20"/>
+          <w:szCs w:val="20"/>
+        </w:rPr>
+        <w:t xml:space="preserve">      responseMimeType: 'application/json', // forteaza JSON valid</w:t>
+      </w:r>
+    </w:p>
+    <w:p>
+      <w:pPr>
+        <w:spacing w:after="0" w:before="0" w:line="240"/>
+        <w:ind w:left="567"/>
+      </w:pPr>
+      <w:r>
+        <w:rPr>
+          <w:rFonts w:ascii="Courier New" w:cs="Courier New" w:eastAsia="Courier New" w:hAnsi="Courier New"/>
+          <w:sz w:val="20"/>
+          <w:szCs w:val="20"/>
+        </w:rPr>
+        <w:t xml:space="preserve">    },</w:t>
+      </w:r>
+    </w:p>
+    <w:p>
+      <w:pPr>
+        <w:spacing w:after="0" w:before="0" w:line="240"/>
+        <w:ind w:left="567"/>
+      </w:pPr>
+      <w:r>
+        <w:rPr>
+          <w:rFonts w:ascii="Courier New" w:cs="Courier New" w:eastAsia="Courier New" w:hAnsi="Courier New"/>
+          <w:sz w:val="20"/>
+          <w:szCs w:val="20"/>
+        </w:rPr>
+        <w:t xml:space="preserve">  });</w:t>
+      </w:r>
+    </w:p>
+    <w:p>
+      <w:pPr>
+        <w:spacing w:after="0" w:before="0" w:line="240"/>
+        <w:ind w:left="567"/>
+      </w:pPr>
+      <w:r>
+        <w:rPr>
+          <w:rFonts w:ascii="Courier New" w:cs="Courier New" w:eastAsia="Courier New" w:hAnsi="Courier New"/>
+          <w:sz w:val="20"/>
+          <w:szCs w:val="20"/>
+        </w:rPr>
+        <w:t xml:space="preserve"> </w:t>
+      </w:r>
+    </w:p>
+    <w:p>
+      <w:pPr>
+        <w:spacing w:after="0" w:before="0" w:line="240"/>
+        <w:ind w:left="567"/>
+      </w:pPr>
+      <w:r>
+        <w:rPr>
+          <w:rFonts w:ascii="Courier New" w:cs="Courier New" w:eastAsia="Courier New" w:hAnsi="Courier New"/>
+          <w:sz w:val="20"/>
+          <w:szCs w:val="20"/>
+        </w:rPr>
+        <w:t xml:space="preserve">  const result = await model.generateContent([</w:t>
+      </w:r>
+    </w:p>
+    <w:p>
+      <w:pPr>
+        <w:spacing w:after="0" w:before="0" w:line="240"/>
+        <w:ind w:left="567"/>
+      </w:pPr>
+      <w:r>
+        <w:rPr>
+          <w:rFonts w:ascii="Courier New" w:cs="Courier New" w:eastAsia="Courier New" w:hAnsi="Courier New"/>
+          <w:sz w:val="20"/>
+          <w:szCs w:val="20"/>
+        </w:rPr>
+        <w:t xml:space="preserve">    { text: PROMPT },</w:t>
+      </w:r>
+    </w:p>
+    <w:p>
+      <w:pPr>
+        <w:spacing w:after="0" w:before="0" w:line="240"/>
+        <w:ind w:left="567"/>
+      </w:pPr>
+      <w:r>
+        <w:rPr>
+          <w:rFonts w:ascii="Courier New" w:cs="Courier New" w:eastAsia="Courier New" w:hAnsi="Courier New"/>
+          <w:sz w:val="20"/>
+          <w:szCs w:val="20"/>
+        </w:rPr>
+        <w:t xml:space="preserve">    { inlineData: { mimeType, data: imageBase64 } }, // imaginea inline</w:t>
+      </w:r>
+    </w:p>
+    <w:p>
+      <w:pPr>
+        <w:spacing w:after="0" w:before="0" w:line="240"/>
+        <w:ind w:left="567"/>
+      </w:pPr>
+      <w:r>
+        <w:rPr>
+          <w:rFonts w:ascii="Courier New" w:cs="Courier New" w:eastAsia="Courier New" w:hAnsi="Courier New"/>
+          <w:sz w:val="20"/>
+          <w:szCs w:val="20"/>
+        </w:rPr>
+        <w:t xml:space="preserve">  ]);</w:t>
+      </w:r>
+    </w:p>
+    <w:p>
+      <w:pPr>
+        <w:spacing w:after="0" w:before="0" w:line="240"/>
+        <w:ind w:left="567"/>
+      </w:pPr>
+      <w:r>
+        <w:rPr>
+          <w:rFonts w:ascii="Courier New" w:cs="Courier New" w:eastAsia="Courier New" w:hAnsi="Courier New"/>
+          <w:sz w:val="20"/>
+          <w:szCs w:val="20"/>
+        </w:rPr>
+        <w:t xml:space="preserve"> </w:t>
+      </w:r>
+    </w:p>
+    <w:p>
+      <w:pPr>
+        <w:spacing w:after="0" w:before="0" w:line="240"/>
+        <w:ind w:left="567"/>
+      </w:pPr>
+      <w:r>
+        <w:rPr>
+          <w:rFonts w:ascii="Courier New" w:cs="Courier New" w:eastAsia="Courier New" w:hAnsi="Courier New"/>
+          <w:sz w:val="20"/>
+          <w:szCs w:val="20"/>
+        </w:rPr>
+        <w:t xml:space="preserve">  const raw = result.response.text().trim();</w:t>
+      </w:r>
+    </w:p>
+    <w:p>
+      <w:pPr>
+        <w:spacing w:after="0" w:before="0" w:line="240"/>
+        <w:ind w:left="567"/>
+      </w:pPr>
+      <w:r>
+        <w:rPr>
+          <w:rFonts w:ascii="Courier New" w:cs="Courier New" w:eastAsia="Courier New" w:hAnsi="Courier New"/>
+          <w:sz w:val="20"/>
+          <w:szCs w:val="20"/>
+        </w:rPr>
+        <w:t xml:space="preserve">  const parsed = JSON.parse(raw);</w:t>
+      </w:r>
+    </w:p>
+    <w:p>
+      <w:pPr>
+        <w:spacing w:after="0" w:before="0" w:line="240"/>
+        <w:ind w:left="567"/>
+      </w:pPr>
+      <w:r>
+        <w:rPr>
+          <w:rFonts w:ascii="Courier New" w:cs="Courier New" w:eastAsia="Courier New" w:hAnsi="Courier New"/>
+          <w:sz w:val="20"/>
+          <w:szCs w:val="20"/>
+        </w:rPr>
+        <w:t xml:space="preserve">  return normalizeReceiptData(parsed);</w:t>
+      </w:r>
+    </w:p>
+    <w:p>
+      <w:pPr>
+        <w:pBdr>
+          <w:bottom w:val="single" w:color="CCCCCC" w:sz="4"/>
+        </w:pBdr>
+        <w:spacing w:after="120" w:before="0" w:line="240"/>
+        <w:ind w:left="567"/>
+      </w:pPr>
+      <w:r>
+        <w:rPr>
+          <w:rFonts w:ascii="Courier New" w:cs="Courier New" w:eastAsia="Courier New" w:hAnsi="Courier New"/>
+          <w:sz w:val="20"/>
+          <w:szCs w:val="20"/>
+        </w:rPr>
+        <w:t xml:space="preserve">}</w:t>
+      </w:r>
+    </w:p>
+    <w:p>
+      <w:pPr>
+        <w:spacing w:after="240" w:before="60"/>
+        <w:jc w:val="center"/>
+      </w:pPr>
+      <w:r>
+        <w:rPr>
+          <w:rFonts w:ascii="Times New Roman" w:cs="Times New Roman" w:eastAsia="Times New Roman" w:hAnsi="Times New Roman"/>
+          <w:b/>
+          <w:bCs/>
+          <w:i/>
+          <w:iCs/>
+          <w:sz w:val="22"/>
+          <w:szCs w:val="22"/>
+        </w:rPr>
+        <w:t xml:space="preserve">Listing 10 — </w:t>
+      </w:r>
+      <w:r>
+        <w:rPr>
+          <w:rFonts w:ascii="Times New Roman" w:cs="Times New Roman" w:eastAsia="Times New Roman" w:hAnsi="Times New Roman"/>
+          <w:i/>
+          <w:iCs/>
+          <w:sz w:val="22"/>
+          <w:szCs w:val="22"/>
+        </w:rPr>
+        <w:t xml:space="preserve">Apel multimodal Gemini cu parse JSON forțat (receipt-scanner.service.ts)</w:t>
+      </w:r>
+    </w:p>
+    <w:p>
+      <w:pPr>
+        <w:spacing w:after="120" w:before="0" w:line="360"/>
+        <w:ind w:firstLine="567"/>
+        <w:jc w:val="both"/>
+      </w:pPr>
+      <w:r>
+        <w:rPr>
+          <w:rFonts w:ascii="Times New Roman" w:cs="Times New Roman" w:eastAsia="Times New Roman" w:hAnsi="Times New Roman"/>
+          <w:sz w:val="24"/>
+          <w:szCs w:val="24"/>
+        </w:rPr>
+        <w:t xml:space="preserve">Funcția normalizeReceiptData validează și sanitizează răspunsul Gemini — verifică tipurile câmpurilor, aplică valori implicite pentru cele lipsă și filtrează liniile incomplete. Acest pas defensiv asigură că structura returnată către frontend este întotdeauna conformă cu schema definită, chiar dacă modelul AI returnează ocazional formate ușor diferite.</w:t>
       </w:r>
     </w:p>
     <w:p>
@@ -9416,7 +11454,7 @@
           <w:sz w:val="26"/>
           <w:szCs w:val="26"/>
         </w:rPr>
-        <w:t xml:space="preserve">Asistentul AI</w:t>
+        <w:t xml:space="preserve">Sugestia automată de categorie</w:t>
       </w:r>
     </w:p>
     <w:p>
@@ -9431,7 +11469,336 @@
           <w:sz w:val="24"/>
           <w:szCs w:val="24"/>
         </w:rPr>
-        <w:t xml:space="preserve">Asistentul AI (Figura 17) este accesibil din orice pagină a aplicației printr-un buton plasat în bara de sus, care deschide un drawer lateral. Utilizatorul poate adresa întrebări în limbaj natural despre finanțele sale ("Câți bani am cheltuit luna asta pe mâncare?" sau "Care e cea mai mare cheltuială din martie?"). Backend-ul construiește un context care include statisticile recente ale utilizatorului și trimite cererea către Gemini, care răspunde în limbaj natural.</w:t>
+        <w:t xml:space="preserve">La adăugarea unei tranzacții manuale sau la procesarea unui bon OCR, sistemul oferă sugestii automate de categorie pe baza descrierii sau a numelui magazinului. Algoritmul este simplu — un apel către Gemini cu lista categoriilor utilizatorului și descrierea de clasificat (Listing 11). Răspunsul este ID-ul categoriei alese, care este apoi validat înainte de a fi returnat clientului.</w:t>
+      </w:r>
+    </w:p>
+    <w:p>
+      <w:pPr>
+        <w:pBdr>
+          <w:top w:val="single" w:color="CCCCCC" w:sz="4"/>
+        </w:pBdr>
+        <w:spacing w:after="0" w:before="120" w:line="240"/>
+        <w:ind w:left="567"/>
+      </w:pPr>
+      <w:r>
+        <w:rPr>
+          <w:rFonts w:ascii="Courier New" w:cs="Courier New" w:eastAsia="Courier New" w:hAnsi="Courier New"/>
+          <w:sz w:val="20"/>
+          <w:szCs w:val="20"/>
+        </w:rPr>
+        <w:t xml:space="preserve">static async suggest(description: string,</w:t>
+      </w:r>
+    </w:p>
+    <w:p>
+      <w:pPr>
+        <w:spacing w:after="0" w:before="0" w:line="240"/>
+        <w:ind w:left="567"/>
+      </w:pPr>
+      <w:r>
+        <w:rPr>
+          <w:rFonts w:ascii="Courier New" w:cs="Courier New" w:eastAsia="Courier New" w:hAnsi="Courier New"/>
+          <w:sz w:val="20"/>
+          <w:szCs w:val="20"/>
+        </w:rPr>
+        <w:t xml:space="preserve">                     type: 'income' | 'expense',</w:t>
+      </w:r>
+    </w:p>
+    <w:p>
+      <w:pPr>
+        <w:spacing w:after="0" w:before="0" w:line="240"/>
+        <w:ind w:left="567"/>
+      </w:pPr>
+      <w:r>
+        <w:rPr>
+          <w:rFonts w:ascii="Courier New" w:cs="Courier New" w:eastAsia="Courier New" w:hAnsi="Courier New"/>
+          <w:sz w:val="20"/>
+          <w:szCs w:val="20"/>
+        </w:rPr>
+        <w:t xml:space="preserve">                     userCategories: Category[]) {</w:t>
+      </w:r>
+    </w:p>
+    <w:p>
+      <w:pPr>
+        <w:spacing w:after="0" w:before="0" w:line="240"/>
+        <w:ind w:left="567"/>
+      </w:pPr>
+      <w:r>
+        <w:rPr>
+          <w:rFonts w:ascii="Courier New" w:cs="Courier New" w:eastAsia="Courier New" w:hAnsi="Courier New"/>
+          <w:sz w:val="20"/>
+          <w:szCs w:val="20"/>
+        </w:rPr>
+        <w:t xml:space="preserve">  const categoryList = userCategories</w:t>
+      </w:r>
+    </w:p>
+    <w:p>
+      <w:pPr>
+        <w:spacing w:after="0" w:before="0" w:line="240"/>
+        <w:ind w:left="567"/>
+      </w:pPr>
+      <w:r>
+        <w:rPr>
+          <w:rFonts w:ascii="Courier New" w:cs="Courier New" w:eastAsia="Courier New" w:hAnsi="Courier New"/>
+          <w:sz w:val="20"/>
+          <w:szCs w:val="20"/>
+        </w:rPr>
+        <w:t xml:space="preserve">    .filter(c =&gt; c.type === type)</w:t>
+      </w:r>
+    </w:p>
+    <w:p>
+      <w:pPr>
+        <w:spacing w:after="0" w:before="0" w:line="240"/>
+        <w:ind w:left="567"/>
+      </w:pPr>
+      <w:r>
+        <w:rPr>
+          <w:rFonts w:ascii="Courier New" w:cs="Courier New" w:eastAsia="Courier New" w:hAnsi="Courier New"/>
+          <w:sz w:val="20"/>
+          <w:szCs w:val="20"/>
+        </w:rPr>
+        <w:t xml:space="preserve">    .map(c =&gt; `- ${c.name} (id: ${c.id})`)</w:t>
+      </w:r>
+    </w:p>
+    <w:p>
+      <w:pPr>
+        <w:spacing w:after="0" w:before="0" w:line="240"/>
+        <w:ind w:left="567"/>
+      </w:pPr>
+      <w:r>
+        <w:rPr>
+          <w:rFonts w:ascii="Courier New" w:cs="Courier New" w:eastAsia="Courier New" w:hAnsi="Courier New"/>
+          <w:sz w:val="20"/>
+          <w:szCs w:val="20"/>
+        </w:rPr>
+        <w:t xml:space="preserve">    .join('\n');</w:t>
+      </w:r>
+    </w:p>
+    <w:p>
+      <w:pPr>
+        <w:spacing w:after="0" w:before="0" w:line="240"/>
+        <w:ind w:left="567"/>
+      </w:pPr>
+      <w:r>
+        <w:rPr>
+          <w:rFonts w:ascii="Courier New" w:cs="Courier New" w:eastAsia="Courier New" w:hAnsi="Courier New"/>
+          <w:sz w:val="20"/>
+          <w:szCs w:val="20"/>
+        </w:rPr>
+        <w:t xml:space="preserve"> </w:t>
+      </w:r>
+    </w:p>
+    <w:p>
+      <w:pPr>
+        <w:spacing w:after="0" w:before="0" w:line="240"/>
+        <w:ind w:left="567"/>
+      </w:pPr>
+      <w:r>
+        <w:rPr>
+          <w:rFonts w:ascii="Courier New" w:cs="Courier New" w:eastAsia="Courier New" w:hAnsi="Courier New"/>
+          <w:sz w:val="20"/>
+          <w:szCs w:val="20"/>
+        </w:rPr>
+        <w:t xml:space="preserve">  const prompt = `Pentru tranzactia cu descrierea "${description}",</w:t>
+      </w:r>
+    </w:p>
+    <w:p>
+      <w:pPr>
+        <w:spacing w:after="0" w:before="0" w:line="240"/>
+        <w:ind w:left="567"/>
+      </w:pPr>
+      <w:r>
+        <w:rPr>
+          <w:rFonts w:ascii="Courier New" w:cs="Courier New" w:eastAsia="Courier New" w:hAnsi="Courier New"/>
+          <w:sz w:val="20"/>
+          <w:szCs w:val="20"/>
+        </w:rPr>
+        <w:t xml:space="preserve">alege CEA MAI POTRIVITA categorie din lista de mai jos.</w:t>
+      </w:r>
+    </w:p>
+    <w:p>
+      <w:pPr>
+        <w:spacing w:after="0" w:before="0" w:line="240"/>
+        <w:ind w:left="567"/>
+      </w:pPr>
+      <w:r>
+        <w:rPr>
+          <w:rFonts w:ascii="Courier New" w:cs="Courier New" w:eastAsia="Courier New" w:hAnsi="Courier New"/>
+          <w:sz w:val="20"/>
+          <w:szCs w:val="20"/>
+        </w:rPr>
+        <w:t xml:space="preserve">Raspunde DOAR cu ID-ul categoriei alese, nimic altceva.</w:t>
+      </w:r>
+    </w:p>
+    <w:p>
+      <w:pPr>
+        <w:spacing w:after="0" w:before="0" w:line="240"/>
+        <w:ind w:left="567"/>
+      </w:pPr>
+      <w:r>
+        <w:rPr>
+          <w:rFonts w:ascii="Courier New" w:cs="Courier New" w:eastAsia="Courier New" w:hAnsi="Courier New"/>
+          <w:sz w:val="20"/>
+          <w:szCs w:val="20"/>
+        </w:rPr>
+        <w:t xml:space="preserve"> </w:t>
+      </w:r>
+    </w:p>
+    <w:p>
+      <w:pPr>
+        <w:spacing w:after="0" w:before="0" w:line="240"/>
+        <w:ind w:left="567"/>
+      </w:pPr>
+      <w:r>
+        <w:rPr>
+          <w:rFonts w:ascii="Courier New" w:cs="Courier New" w:eastAsia="Courier New" w:hAnsi="Courier New"/>
+          <w:sz w:val="20"/>
+          <w:szCs w:val="20"/>
+        </w:rPr>
+        <w:t xml:space="preserve">Categorii disponibile:</w:t>
+      </w:r>
+    </w:p>
+    <w:p>
+      <w:pPr>
+        <w:spacing w:after="0" w:before="0" w:line="240"/>
+        <w:ind w:left="567"/>
+      </w:pPr>
+      <w:r>
+        <w:rPr>
+          <w:rFonts w:ascii="Courier New" w:cs="Courier New" w:eastAsia="Courier New" w:hAnsi="Courier New"/>
+          <w:sz w:val="20"/>
+          <w:szCs w:val="20"/>
+        </w:rPr>
+        <w:t xml:space="preserve">${categoryList}`;</w:t>
+      </w:r>
+    </w:p>
+    <w:p>
+      <w:pPr>
+        <w:spacing w:after="0" w:before="0" w:line="240"/>
+        <w:ind w:left="567"/>
+      </w:pPr>
+      <w:r>
+        <w:rPr>
+          <w:rFonts w:ascii="Courier New" w:cs="Courier New" w:eastAsia="Courier New" w:hAnsi="Courier New"/>
+          <w:sz w:val="20"/>
+          <w:szCs w:val="20"/>
+        </w:rPr>
+        <w:t xml:space="preserve"> </w:t>
+      </w:r>
+    </w:p>
+    <w:p>
+      <w:pPr>
+        <w:spacing w:after="0" w:before="0" w:line="240"/>
+        <w:ind w:left="567"/>
+      </w:pPr>
+      <w:r>
+        <w:rPr>
+          <w:rFonts w:ascii="Courier New" w:cs="Courier New" w:eastAsia="Courier New" w:hAnsi="Courier New"/>
+          <w:sz w:val="20"/>
+          <w:szCs w:val="20"/>
+        </w:rPr>
+        <w:t xml:space="preserve">  const result = await model.generateContent(prompt);</w:t>
+      </w:r>
+    </w:p>
+    <w:p>
+      <w:pPr>
+        <w:spacing w:after="0" w:before="0" w:line="240"/>
+        <w:ind w:left="567"/>
+      </w:pPr>
+      <w:r>
+        <w:rPr>
+          <w:rFonts w:ascii="Courier New" w:cs="Courier New" w:eastAsia="Courier New" w:hAnsi="Courier New"/>
+          <w:sz w:val="20"/>
+          <w:szCs w:val="20"/>
+        </w:rPr>
+        <w:t xml:space="preserve">  const categoryId = result.response.text().trim();</w:t>
+      </w:r>
+    </w:p>
+    <w:p>
+      <w:pPr>
+        <w:spacing w:after="0" w:before="0" w:line="240"/>
+        <w:ind w:left="567"/>
+      </w:pPr>
+      <w:r>
+        <w:rPr>
+          <w:rFonts w:ascii="Courier New" w:cs="Courier New" w:eastAsia="Courier New" w:hAnsi="Courier New"/>
+          <w:sz w:val="20"/>
+          <w:szCs w:val="20"/>
+        </w:rPr>
+        <w:t xml:space="preserve">  return userCategories.find(c =&gt; c.id === categoryId)</w:t>
+      </w:r>
+    </w:p>
+    <w:p>
+      <w:pPr>
+        <w:spacing w:after="0" w:before="0" w:line="240"/>
+        <w:ind w:left="567"/>
+      </w:pPr>
+      <w:r>
+        <w:rPr>
+          <w:rFonts w:ascii="Courier New" w:cs="Courier New" w:eastAsia="Courier New" w:hAnsi="Courier New"/>
+          <w:sz w:val="20"/>
+          <w:szCs w:val="20"/>
+        </w:rPr>
+        <w:t xml:space="preserve">    ? { categoryId } : null;</w:t>
+      </w:r>
+    </w:p>
+    <w:p>
+      <w:pPr>
+        <w:pBdr>
+          <w:bottom w:val="single" w:color="CCCCCC" w:sz="4"/>
+        </w:pBdr>
+        <w:spacing w:after="120" w:before="0" w:line="240"/>
+        <w:ind w:left="567"/>
+      </w:pPr>
+      <w:r>
+        <w:rPr>
+          <w:rFonts w:ascii="Courier New" w:cs="Courier New" w:eastAsia="Courier New" w:hAnsi="Courier New"/>
+          <w:sz w:val="20"/>
+          <w:szCs w:val="20"/>
+        </w:rPr>
+        <w:t xml:space="preserve">}</w:t>
+      </w:r>
+    </w:p>
+    <w:p>
+      <w:pPr>
+        <w:spacing w:after="240" w:before="60"/>
+        <w:jc w:val="center"/>
+      </w:pPr>
+      <w:r>
+        <w:rPr>
+          <w:rFonts w:ascii="Times New Roman" w:cs="Times New Roman" w:eastAsia="Times New Roman" w:hAnsi="Times New Roman"/>
+          <w:b/>
+          <w:bCs/>
+          <w:i/>
+          <w:iCs/>
+          <w:sz w:val="22"/>
+          <w:szCs w:val="22"/>
+        </w:rPr>
+        <w:t xml:space="preserve">Listing 11 — </w:t>
+      </w:r>
+      <w:r>
+        <w:rPr>
+          <w:rFonts w:ascii="Times New Roman" w:cs="Times New Roman" w:eastAsia="Times New Roman" w:hAnsi="Times New Roman"/>
+          <w:i/>
+          <w:iCs/>
+          <w:sz w:val="22"/>
+          <w:szCs w:val="22"/>
+        </w:rPr>
+        <w:t xml:space="preserve">Sugestia automată de categorie cu Gemini (category.service.ts)</w:t>
+      </w:r>
+    </w:p>
+    <w:p>
+      <w:pPr>
+        <w:spacing w:after="120" w:before="0" w:line="360"/>
+        <w:ind w:firstLine="567"/>
+        <w:jc w:val="both"/>
+      </w:pPr>
+      <w:r>
+        <w:rPr>
+          <w:rFonts w:ascii="Times New Roman" w:cs="Times New Roman" w:eastAsia="Times New Roman" w:hAnsi="Times New Roman"/>
+          <w:sz w:val="24"/>
+          <w:szCs w:val="24"/>
+        </w:rPr>
+        <w:t xml:space="preserve">Asistentul AI (Figura 17) folosește același pattern de bază — accesibil din orice pagină a aplicației printr-un buton plasat în bara de sus, care deschide un drawer lateral. Backend-ul construiește un context care include statisticile recente ale utilizatorului și trimite cererea către Gemini, care răspunde în limbaj natural.</w:t>
       </w:r>
     </w:p>
     <w:p>
@@ -9514,7 +11881,7 @@
           <w:sz w:val="24"/>
           <w:szCs w:val="24"/>
         </w:rPr>
-        <w:t xml:space="preserve">Pentru tranzacțiile recurente (de exemplu, chiria lunară sau abonamentele), serviciul RecurringTransactionEngine generează multiple instanțe ale aceleași tranzacții la momentul creării. Algoritmul utilizează aritmetica nativă de date JavaScript, care gestionează corect cazurile speciale precum overflow-ul de lună (31 ianuarie + 1 lună = 3 martie):</w:t>
+        <w:t xml:space="preserve">Pentru tranzacțiile recurente (de exemplu, chiria lunară sau abonamentele), serviciul RecurringTransactionEngine generează multiple instanțe ale aceleași tranzacții la momentul creării. Algoritmul utilizează aritmetica nativă de date JavaScript, care gestionează corect cazurile speciale precum overflow-ul de lună (Listing 12). De exemplu, "31 ianuarie + 1 lună" devine automat "3 martie" pentru că JavaScript transformă 31 februarie inexistent în 3 martie (31 - 28 = 3 zile peste sfârșitul lunii februarie).</w:t>
       </w:r>
     </w:p>
     <w:p>
@@ -9531,21 +11898,315 @@
           <w:sz w:val="20"/>
           <w:szCs w:val="20"/>
         </w:rPr>
-        <w:t xml:space="preserve">function addInterval(date, freq, n) {</w:t>
-      </w:r>
-    </w:p>
-    <w:p>
-      <w:pPr>
-        <w:spacing w:after="0" w:before="0" w:line="240"/>
-        <w:ind w:left="567"/>
-      </w:pPr>
-      <w:r>
-        <w:rPr>
-          <w:rFonts w:ascii="Courier New" w:cs="Courier New" w:eastAsia="Courier New" w:hAnsi="Courier New"/>
-          <w:sz w:val="20"/>
-          <w:szCs w:val="20"/>
-        </w:rPr>
-        <w:t xml:space="preserve">  const d = new Date(date);</w:t>
+        <w:t xml:space="preserve">import { v4 as uuidv4 } from 'uuid';</w:t>
+      </w:r>
+    </w:p>
+    <w:p>
+      <w:pPr>
+        <w:spacing w:after="0" w:before="0" w:line="240"/>
+        <w:ind w:left="567"/>
+      </w:pPr>
+      <w:r>
+        <w:rPr>
+          <w:rFonts w:ascii="Courier New" w:cs="Courier New" w:eastAsia="Courier New" w:hAnsi="Courier New"/>
+          <w:sz w:val="20"/>
+          <w:szCs w:val="20"/>
+        </w:rPr>
+        <w:t xml:space="preserve"> </w:t>
+      </w:r>
+    </w:p>
+    <w:p>
+      <w:pPr>
+        <w:spacing w:after="0" w:before="0" w:line="240"/>
+        <w:ind w:left="567"/>
+      </w:pPr>
+      <w:r>
+        <w:rPr>
+          <w:rFonts w:ascii="Courier New" w:cs="Courier New" w:eastAsia="Courier New" w:hAnsi="Courier New"/>
+          <w:sz w:val="20"/>
+          <w:szCs w:val="20"/>
+        </w:rPr>
+        <w:t xml:space="preserve">static generateInstances(params: GenerateInstancesParams) {</w:t>
+      </w:r>
+    </w:p>
+    <w:p>
+      <w:pPr>
+        <w:spacing w:after="0" w:before="0" w:line="240"/>
+        <w:ind w:left="567"/>
+      </w:pPr>
+      <w:r>
+        <w:rPr>
+          <w:rFonts w:ascii="Courier New" w:cs="Courier New" w:eastAsia="Courier New" w:hAnsi="Courier New"/>
+          <w:sz w:val="20"/>
+          <w:szCs w:val="20"/>
+        </w:rPr>
+        <w:t xml:space="preserve">  const recurringGroupId = uuidv4(); // partajat intre toate instantele</w:t>
+      </w:r>
+    </w:p>
+    <w:p>
+      <w:pPr>
+        <w:spacing w:after="0" w:before="0" w:line="240"/>
+        <w:ind w:left="567"/>
+      </w:pPr>
+      <w:r>
+        <w:rPr>
+          <w:rFonts w:ascii="Courier New" w:cs="Courier New" w:eastAsia="Courier New" w:hAnsi="Courier New"/>
+          <w:sz w:val="20"/>
+          <w:szCs w:val="20"/>
+        </w:rPr>
+        <w:t xml:space="preserve">  const instances: RecurringTransactionInstance[] = [];</w:t>
+      </w:r>
+    </w:p>
+    <w:p>
+      <w:pPr>
+        <w:spacing w:after="0" w:before="0" w:line="240"/>
+        <w:ind w:left="567"/>
+      </w:pPr>
+      <w:r>
+        <w:rPr>
+          <w:rFonts w:ascii="Courier New" w:cs="Courier New" w:eastAsia="Courier New" w:hAnsi="Courier New"/>
+          <w:sz w:val="20"/>
+          <w:szCs w:val="20"/>
+        </w:rPr>
+        <w:t xml:space="preserve"> </w:t>
+      </w:r>
+    </w:p>
+    <w:p>
+      <w:pPr>
+        <w:spacing w:after="0" w:before="0" w:line="240"/>
+        <w:ind w:left="567"/>
+      </w:pPr>
+      <w:r>
+        <w:rPr>
+          <w:rFonts w:ascii="Courier New" w:cs="Courier New" w:eastAsia="Courier New" w:hAnsi="Courier New"/>
+          <w:sz w:val="20"/>
+          <w:szCs w:val="20"/>
+        </w:rPr>
+        <w:t xml:space="preserve">  for (let i = 0; i &lt; params.repetitionCount; i++) {</w:t>
+      </w:r>
+    </w:p>
+    <w:p>
+      <w:pPr>
+        <w:spacing w:after="0" w:before="0" w:line="240"/>
+        <w:ind w:left="567"/>
+      </w:pPr>
+      <w:r>
+        <w:rPr>
+          <w:rFonts w:ascii="Courier New" w:cs="Courier New" w:eastAsia="Courier New" w:hAnsi="Courier New"/>
+          <w:sz w:val="20"/>
+          <w:szCs w:val="20"/>
+        </w:rPr>
+        <w:t xml:space="preserve">    const date = this.calculateDate(params.startDate, params.frequency, i);</w:t>
+      </w:r>
+    </w:p>
+    <w:p>
+      <w:pPr>
+        <w:spacing w:after="0" w:before="0" w:line="240"/>
+        <w:ind w:left="567"/>
+      </w:pPr>
+      <w:r>
+        <w:rPr>
+          <w:rFonts w:ascii="Courier New" w:cs="Courier New" w:eastAsia="Courier New" w:hAnsi="Courier New"/>
+          <w:sz w:val="20"/>
+          <w:szCs w:val="20"/>
+        </w:rPr>
+        <w:t xml:space="preserve">    instances.push({</w:t>
+      </w:r>
+    </w:p>
+    <w:p>
+      <w:pPr>
+        <w:spacing w:after="0" w:before="0" w:line="240"/>
+        <w:ind w:left="567"/>
+      </w:pPr>
+      <w:r>
+        <w:rPr>
+          <w:rFonts w:ascii="Courier New" w:cs="Courier New" w:eastAsia="Courier New" w:hAnsi="Courier New"/>
+          <w:sz w:val="20"/>
+          <w:szCs w:val="20"/>
+        </w:rPr>
+        <w:t xml:space="preserve">      ...params,</w:t>
+      </w:r>
+    </w:p>
+    <w:p>
+      <w:pPr>
+        <w:spacing w:after="0" w:before="0" w:line="240"/>
+        <w:ind w:left="567"/>
+      </w:pPr>
+      <w:r>
+        <w:rPr>
+          <w:rFonts w:ascii="Courier New" w:cs="Courier New" w:eastAsia="Courier New" w:hAnsi="Courier New"/>
+          <w:sz w:val="20"/>
+          <w:szCs w:val="20"/>
+        </w:rPr>
+        <w:t xml:space="preserve">      date,</w:t>
+      </w:r>
+    </w:p>
+    <w:p>
+      <w:pPr>
+        <w:spacing w:after="0" w:before="0" w:line="240"/>
+        <w:ind w:left="567"/>
+      </w:pPr>
+      <w:r>
+        <w:rPr>
+          <w:rFonts w:ascii="Courier New" w:cs="Courier New" w:eastAsia="Courier New" w:hAnsi="Courier New"/>
+          <w:sz w:val="20"/>
+          <w:szCs w:val="20"/>
+        </w:rPr>
+        <w:t xml:space="preserve">      isRecurring: true,</w:t>
+      </w:r>
+    </w:p>
+    <w:p>
+      <w:pPr>
+        <w:spacing w:after="0" w:before="0" w:line="240"/>
+        <w:ind w:left="567"/>
+      </w:pPr>
+      <w:r>
+        <w:rPr>
+          <w:rFonts w:ascii="Courier New" w:cs="Courier New" w:eastAsia="Courier New" w:hAnsi="Courier New"/>
+          <w:sz w:val="20"/>
+          <w:szCs w:val="20"/>
+        </w:rPr>
+        <w:t xml:space="preserve">      recurringGroupId,</w:t>
+      </w:r>
+    </w:p>
+    <w:p>
+      <w:pPr>
+        <w:spacing w:after="0" w:before="0" w:line="240"/>
+        <w:ind w:left="567"/>
+      </w:pPr>
+      <w:r>
+        <w:rPr>
+          <w:rFonts w:ascii="Courier New" w:cs="Courier New" w:eastAsia="Courier New" w:hAnsi="Courier New"/>
+          <w:sz w:val="20"/>
+          <w:szCs w:val="20"/>
+        </w:rPr>
+        <w:t xml:space="preserve">      originalStartDate: params.startDate,</w:t>
+      </w:r>
+    </w:p>
+    <w:p>
+      <w:pPr>
+        <w:spacing w:after="0" w:before="0" w:line="240"/>
+        <w:ind w:left="567"/>
+      </w:pPr>
+      <w:r>
+        <w:rPr>
+          <w:rFonts w:ascii="Courier New" w:cs="Courier New" w:eastAsia="Courier New" w:hAnsi="Courier New"/>
+          <w:sz w:val="20"/>
+          <w:szCs w:val="20"/>
+        </w:rPr>
+        <w:t xml:space="preserve">      sequenceNumber: i + 1,</w:t>
+      </w:r>
+    </w:p>
+    <w:p>
+      <w:pPr>
+        <w:spacing w:after="0" w:before="0" w:line="240"/>
+        <w:ind w:left="567"/>
+      </w:pPr>
+      <w:r>
+        <w:rPr>
+          <w:rFonts w:ascii="Courier New" w:cs="Courier New" w:eastAsia="Courier New" w:hAnsi="Courier New"/>
+          <w:sz w:val="20"/>
+          <w:szCs w:val="20"/>
+        </w:rPr>
+        <w:t xml:space="preserve">    });</w:t>
+      </w:r>
+    </w:p>
+    <w:p>
+      <w:pPr>
+        <w:spacing w:after="0" w:before="0" w:line="240"/>
+        <w:ind w:left="567"/>
+      </w:pPr>
+      <w:r>
+        <w:rPr>
+          <w:rFonts w:ascii="Courier New" w:cs="Courier New" w:eastAsia="Courier New" w:hAnsi="Courier New"/>
+          <w:sz w:val="20"/>
+          <w:szCs w:val="20"/>
+        </w:rPr>
+        <w:t xml:space="preserve">  }</w:t>
+      </w:r>
+    </w:p>
+    <w:p>
+      <w:pPr>
+        <w:spacing w:after="0" w:before="0" w:line="240"/>
+        <w:ind w:left="567"/>
+      </w:pPr>
+      <w:r>
+        <w:rPr>
+          <w:rFonts w:ascii="Courier New" w:cs="Courier New" w:eastAsia="Courier New" w:hAnsi="Courier New"/>
+          <w:sz w:val="20"/>
+          <w:szCs w:val="20"/>
+        </w:rPr>
+        <w:t xml:space="preserve">  return instances;</w:t>
+      </w:r>
+    </w:p>
+    <w:p>
+      <w:pPr>
+        <w:spacing w:after="0" w:before="0" w:line="240"/>
+        <w:ind w:left="567"/>
+      </w:pPr>
+      <w:r>
+        <w:rPr>
+          <w:rFonts w:ascii="Courier New" w:cs="Courier New" w:eastAsia="Courier New" w:hAnsi="Courier New"/>
+          <w:sz w:val="20"/>
+          <w:szCs w:val="20"/>
+        </w:rPr>
+        <w:t xml:space="preserve">}</w:t>
+      </w:r>
+    </w:p>
+    <w:p>
+      <w:pPr>
+        <w:spacing w:after="0" w:before="0" w:line="240"/>
+        <w:ind w:left="567"/>
+      </w:pPr>
+      <w:r>
+        <w:rPr>
+          <w:rFonts w:ascii="Courier New" w:cs="Courier New" w:eastAsia="Courier New" w:hAnsi="Courier New"/>
+          <w:sz w:val="20"/>
+          <w:szCs w:val="20"/>
+        </w:rPr>
+        <w:t xml:space="preserve"> </w:t>
+      </w:r>
+    </w:p>
+    <w:p>
+      <w:pPr>
+        <w:spacing w:after="0" w:before="0" w:line="240"/>
+        <w:ind w:left="567"/>
+      </w:pPr>
+      <w:r>
+        <w:rPr>
+          <w:rFonts w:ascii="Courier New" w:cs="Courier New" w:eastAsia="Courier New" w:hAnsi="Courier New"/>
+          <w:sz w:val="20"/>
+          <w:szCs w:val="20"/>
+        </w:rPr>
+        <w:t xml:space="preserve">private static calculateDate(startDate: Date,</w:t>
+      </w:r>
+    </w:p>
+    <w:p>
+      <w:pPr>
+        <w:spacing w:after="0" w:before="0" w:line="240"/>
+        <w:ind w:left="567"/>
+      </w:pPr>
+      <w:r>
+        <w:rPr>
+          <w:rFonts w:ascii="Courier New" w:cs="Courier New" w:eastAsia="Courier New" w:hAnsi="Courier New"/>
+          <w:sz w:val="20"/>
+          <w:szCs w:val="20"/>
+        </w:rPr>
+        <w:t xml:space="preserve">                              freq: RecurringFrequency, n: number) {</w:t>
+      </w:r>
+    </w:p>
+    <w:p>
+      <w:pPr>
+        <w:spacing w:after="0" w:before="0" w:line="240"/>
+        <w:ind w:left="567"/>
+      </w:pPr>
+      <w:r>
+        <w:rPr>
+          <w:rFonts w:ascii="Courier New" w:cs="Courier New" w:eastAsia="Courier New" w:hAnsi="Courier New"/>
+          <w:sz w:val="20"/>
+          <w:szCs w:val="20"/>
+        </w:rPr>
+        <w:t xml:space="preserve">  const d = new Date(startDate);</w:t>
       </w:r>
     </w:p>
     <w:p>
@@ -9644,188 +12305,6 @@
           <w:szCs w:val="20"/>
         </w:rPr>
         <w:t xml:space="preserve">  return d;</w:t>
-      </w:r>
-    </w:p>
-    <w:p>
-      <w:pPr>
-        <w:spacing w:after="0" w:before="0" w:line="240"/>
-        <w:ind w:left="567"/>
-      </w:pPr>
-      <w:r>
-        <w:rPr>
-          <w:rFonts w:ascii="Courier New" w:cs="Courier New" w:eastAsia="Courier New" w:hAnsi="Courier New"/>
-          <w:sz w:val="20"/>
-          <w:szCs w:val="20"/>
-        </w:rPr>
-        <w:t xml:space="preserve">}</w:t>
-      </w:r>
-    </w:p>
-    <w:p>
-      <w:pPr>
-        <w:spacing w:after="0" w:before="0" w:line="240"/>
-        <w:ind w:left="567"/>
-      </w:pPr>
-      <w:r>
-        <w:rPr>
-          <w:rFonts w:ascii="Courier New" w:cs="Courier New" w:eastAsia="Courier New" w:hAnsi="Courier New"/>
-          <w:sz w:val="20"/>
-          <w:szCs w:val="20"/>
-        </w:rPr>
-        <w:t xml:space="preserve"> </w:t>
-      </w:r>
-    </w:p>
-    <w:p>
-      <w:pPr>
-        <w:spacing w:after="0" w:before="0" w:line="240"/>
-        <w:ind w:left="567"/>
-      </w:pPr>
-      <w:r>
-        <w:rPr>
-          <w:rFonts w:ascii="Courier New" w:cs="Courier New" w:eastAsia="Courier New" w:hAnsi="Courier New"/>
-          <w:sz w:val="20"/>
-          <w:szCs w:val="20"/>
-        </w:rPr>
-        <w:t xml:space="preserve">function generateInstances(opts) {</w:t>
-      </w:r>
-    </w:p>
-    <w:p>
-      <w:pPr>
-        <w:spacing w:after="0" w:before="0" w:line="240"/>
-        <w:ind w:left="567"/>
-      </w:pPr>
-      <w:r>
-        <w:rPr>
-          <w:rFonts w:ascii="Courier New" w:cs="Courier New" w:eastAsia="Courier New" w:hAnsi="Courier New"/>
-          <w:sz w:val="20"/>
-          <w:szCs w:val="20"/>
-        </w:rPr>
-        <w:t xml:space="preserve">  const instances = [];</w:t>
-      </w:r>
-    </w:p>
-    <w:p>
-      <w:pPr>
-        <w:spacing w:after="0" w:before="0" w:line="240"/>
-        <w:ind w:left="567"/>
-      </w:pPr>
-      <w:r>
-        <w:rPr>
-          <w:rFonts w:ascii="Courier New" w:cs="Courier New" w:eastAsia="Courier New" w:hAnsi="Courier New"/>
-          <w:sz w:val="20"/>
-          <w:szCs w:val="20"/>
-        </w:rPr>
-        <w:t xml:space="preserve">  for (let i = 0; i &lt; opts.repetitionCount; i++) {</w:t>
-      </w:r>
-    </w:p>
-    <w:p>
-      <w:pPr>
-        <w:spacing w:after="0" w:before="0" w:line="240"/>
-        <w:ind w:left="567"/>
-      </w:pPr>
-      <w:r>
-        <w:rPr>
-          <w:rFonts w:ascii="Courier New" w:cs="Courier New" w:eastAsia="Courier New" w:hAnsi="Courier New"/>
-          <w:sz w:val="20"/>
-          <w:szCs w:val="20"/>
-        </w:rPr>
-        <w:t xml:space="preserve">    instances.push({</w:t>
-      </w:r>
-    </w:p>
-    <w:p>
-      <w:pPr>
-        <w:spacing w:after="0" w:before="0" w:line="240"/>
-        <w:ind w:left="567"/>
-      </w:pPr>
-      <w:r>
-        <w:rPr>
-          <w:rFonts w:ascii="Courier New" w:cs="Courier New" w:eastAsia="Courier New" w:hAnsi="Courier New"/>
-          <w:sz w:val="20"/>
-          <w:szCs w:val="20"/>
-        </w:rPr>
-        <w:t xml:space="preserve">      ...opts,</w:t>
-      </w:r>
-    </w:p>
-    <w:p>
-      <w:pPr>
-        <w:spacing w:after="0" w:before="0" w:line="240"/>
-        <w:ind w:left="567"/>
-      </w:pPr>
-      <w:r>
-        <w:rPr>
-          <w:rFonts w:ascii="Courier New" w:cs="Courier New" w:eastAsia="Courier New" w:hAnsi="Courier New"/>
-          <w:sz w:val="20"/>
-          <w:szCs w:val="20"/>
-        </w:rPr>
-        <w:t xml:space="preserve">      date: addInterval(opts.startDate, opts.frequency, i),</w:t>
-      </w:r>
-    </w:p>
-    <w:p>
-      <w:pPr>
-        <w:spacing w:after="0" w:before="0" w:line="240"/>
-        <w:ind w:left="567"/>
-      </w:pPr>
-      <w:r>
-        <w:rPr>
-          <w:rFonts w:ascii="Courier New" w:cs="Courier New" w:eastAsia="Courier New" w:hAnsi="Courier New"/>
-          <w:sz w:val="20"/>
-          <w:szCs w:val="20"/>
-        </w:rPr>
-        <w:t xml:space="preserve">      sequenceNumber: i + 1,</w:t>
-      </w:r>
-    </w:p>
-    <w:p>
-      <w:pPr>
-        <w:spacing w:after="0" w:before="0" w:line="240"/>
-        <w:ind w:left="567"/>
-      </w:pPr>
-      <w:r>
-        <w:rPr>
-          <w:rFonts w:ascii="Courier New" w:cs="Courier New" w:eastAsia="Courier New" w:hAnsi="Courier New"/>
-          <w:sz w:val="20"/>
-          <w:szCs w:val="20"/>
-        </w:rPr>
-        <w:t xml:space="preserve">      recurringGroupId: opts.recurringGroupId,</w:t>
-      </w:r>
-    </w:p>
-    <w:p>
-      <w:pPr>
-        <w:spacing w:after="0" w:before="0" w:line="240"/>
-        <w:ind w:left="567"/>
-      </w:pPr>
-      <w:r>
-        <w:rPr>
-          <w:rFonts w:ascii="Courier New" w:cs="Courier New" w:eastAsia="Courier New" w:hAnsi="Courier New"/>
-          <w:sz w:val="20"/>
-          <w:szCs w:val="20"/>
-        </w:rPr>
-        <w:t xml:space="preserve">    });</w:t>
-      </w:r>
-    </w:p>
-    <w:p>
-      <w:pPr>
-        <w:spacing w:after="0" w:before="0" w:line="240"/>
-        <w:ind w:left="567"/>
-      </w:pPr>
-      <w:r>
-        <w:rPr>
-          <w:rFonts w:ascii="Courier New" w:cs="Courier New" w:eastAsia="Courier New" w:hAnsi="Courier New"/>
-          <w:sz w:val="20"/>
-          <w:szCs w:val="20"/>
-        </w:rPr>
-        <w:t xml:space="preserve">  }</w:t>
-      </w:r>
-    </w:p>
-    <w:p>
-      <w:pPr>
-        <w:spacing w:after="0" w:before="0" w:line="240"/>
-        <w:ind w:left="567"/>
-      </w:pPr>
-      <w:r>
-        <w:rPr>
-          <w:rFonts w:ascii="Courier New" w:cs="Courier New" w:eastAsia="Courier New" w:hAnsi="Courier New"/>
-          <w:sz w:val="20"/>
-          <w:szCs w:val="20"/>
-        </w:rPr>
-        <w:t xml:space="preserve">  return instances;</w:t>
       </w:r>
     </w:p>
     <w:p>
@@ -9847,6 +12326,34 @@
     </w:p>
     <w:p>
       <w:pPr>
+        <w:spacing w:after="240" w:before="60"/>
+        <w:jc w:val="center"/>
+      </w:pPr>
+      <w:r>
+        <w:rPr>
+          <w:rFonts w:ascii="Times New Roman" w:cs="Times New Roman" w:eastAsia="Times New Roman" w:hAnsi="Times New Roman"/>
+          <w:b/>
+          <w:bCs/>
+          <w:i/>
+          <w:iCs/>
+          <w:sz w:val="22"/>
+          <w:szCs w:val="22"/>
+        </w:rPr>
+        <w:t xml:space="preserve">Listing 12 — </w:t>
+      </w:r>
+      <w:r>
+        <w:rPr>
+          <w:rFonts w:ascii="Times New Roman" w:cs="Times New Roman" w:eastAsia="Times New Roman" w:hAnsi="Times New Roman"/>
+          <w:i/>
+          <w:iCs/>
+          <w:sz w:val="22"/>
+          <w:szCs w:val="22"/>
+        </w:rPr>
+        <w:t xml:space="preserve">Generarea instanțelor de tranzacții recurente (recurring-transaction-engine.ts)</w:t>
+      </w:r>
+    </w:p>
+    <w:p>
+      <w:pPr>
         <w:spacing w:after="120" w:before="0" w:line="360"/>
         <w:ind w:firstLine="567"/>
         <w:jc w:val="both"/>
@@ -9857,7 +12364,252 @@
           <w:sz w:val="24"/>
           <w:szCs w:val="24"/>
         </w:rPr>
-        <w:t xml:space="preserve">Toate instanțele sunt salvate într-o singură tranzacție Prisma ($transaction), ceea ce garantează atomicitatea — fie toate sunt create, fie niciuna, prevenind stările intermediare inconsistente.</w:t>
+        <w:t xml:space="preserve">Toate instanțele sunt salvate într-o singură tranzacție Prisma ($transaction), ceea ce garantează atomicitatea — fie toate sunt create, fie niciuna, prevenind stările intermediare inconsistente în caz de eroare la mijlocul procesului (Listing 13).</w:t>
+      </w:r>
+    </w:p>
+    <w:p>
+      <w:pPr>
+        <w:pBdr>
+          <w:top w:val="single" w:color="CCCCCC" w:sz="4"/>
+        </w:pBdr>
+        <w:spacing w:after="0" w:before="120" w:line="240"/>
+        <w:ind w:left="567"/>
+      </w:pPr>
+      <w:r>
+        <w:rPr>
+          <w:rFonts w:ascii="Courier New" w:cs="Courier New" w:eastAsia="Courier New" w:hAnsi="Courier New"/>
+          <w:sz w:val="20"/>
+          <w:szCs w:val="20"/>
+        </w:rPr>
+        <w:t xml:space="preserve">static async createRecurringTransactions(userId: string, instances) {</w:t>
+      </w:r>
+    </w:p>
+    <w:p>
+      <w:pPr>
+        <w:spacing w:after="0" w:before="0" w:line="240"/>
+        <w:ind w:left="567"/>
+      </w:pPr>
+      <w:r>
+        <w:rPr>
+          <w:rFonts w:ascii="Courier New" w:cs="Courier New" w:eastAsia="Courier New" w:hAnsi="Courier New"/>
+          <w:sz w:val="20"/>
+          <w:szCs w:val="20"/>
+        </w:rPr>
+        <w:t xml:space="preserve">  // prisma.$transaction = ACID guarantee</w:t>
+      </w:r>
+    </w:p>
+    <w:p>
+      <w:pPr>
+        <w:spacing w:after="0" w:before="0" w:line="240"/>
+        <w:ind w:left="567"/>
+      </w:pPr>
+      <w:r>
+        <w:rPr>
+          <w:rFonts w:ascii="Courier New" w:cs="Courier New" w:eastAsia="Courier New" w:hAnsi="Courier New"/>
+          <w:sz w:val="20"/>
+          <w:szCs w:val="20"/>
+        </w:rPr>
+        <w:t xml:space="preserve">  return await prisma.$transaction(async (tx) =&gt; {</w:t>
+      </w:r>
+    </w:p>
+    <w:p>
+      <w:pPr>
+        <w:spacing w:after="0" w:before="0" w:line="240"/>
+        <w:ind w:left="567"/>
+      </w:pPr>
+      <w:r>
+        <w:rPr>
+          <w:rFonts w:ascii="Courier New" w:cs="Courier New" w:eastAsia="Courier New" w:hAnsi="Courier New"/>
+          <w:sz w:val="20"/>
+          <w:szCs w:val="20"/>
+        </w:rPr>
+        <w:t xml:space="preserve">    const created = [];</w:t>
+      </w:r>
+    </w:p>
+    <w:p>
+      <w:pPr>
+        <w:spacing w:after="0" w:before="0" w:line="240"/>
+        <w:ind w:left="567"/>
+      </w:pPr>
+      <w:r>
+        <w:rPr>
+          <w:rFonts w:ascii="Courier New" w:cs="Courier New" w:eastAsia="Courier New" w:hAnsi="Courier New"/>
+          <w:sz w:val="20"/>
+          <w:szCs w:val="20"/>
+        </w:rPr>
+        <w:t xml:space="preserve">    for (const instance of instances) {</w:t>
+      </w:r>
+    </w:p>
+    <w:p>
+      <w:pPr>
+        <w:spacing w:after="0" w:before="0" w:line="240"/>
+        <w:ind w:left="567"/>
+      </w:pPr>
+      <w:r>
+        <w:rPr>
+          <w:rFonts w:ascii="Courier New" w:cs="Courier New" w:eastAsia="Courier New" w:hAnsi="Courier New"/>
+          <w:sz w:val="20"/>
+          <w:szCs w:val="20"/>
+        </w:rPr>
+        <w:t xml:space="preserve">      const transaction = await tx.transaction.create({</w:t>
+      </w:r>
+    </w:p>
+    <w:p>
+      <w:pPr>
+        <w:spacing w:after="0" w:before="0" w:line="240"/>
+        <w:ind w:left="567"/>
+      </w:pPr>
+      <w:r>
+        <w:rPr>
+          <w:rFonts w:ascii="Courier New" w:cs="Courier New" w:eastAsia="Courier New" w:hAnsi="Courier New"/>
+          <w:sz w:val="20"/>
+          <w:szCs w:val="20"/>
+        </w:rPr>
+        <w:t xml:space="preserve">        data: { ...instance, userId },</w:t>
+      </w:r>
+    </w:p>
+    <w:p>
+      <w:pPr>
+        <w:spacing w:after="0" w:before="0" w:line="240"/>
+        <w:ind w:left="567"/>
+      </w:pPr>
+      <w:r>
+        <w:rPr>
+          <w:rFonts w:ascii="Courier New" w:cs="Courier New" w:eastAsia="Courier New" w:hAnsi="Courier New"/>
+          <w:sz w:val="20"/>
+          <w:szCs w:val="20"/>
+        </w:rPr>
+        <w:t xml:space="preserve">        include: { category: true },</w:t>
+      </w:r>
+    </w:p>
+    <w:p>
+      <w:pPr>
+        <w:spacing w:after="0" w:before="0" w:line="240"/>
+        <w:ind w:left="567"/>
+      </w:pPr>
+      <w:r>
+        <w:rPr>
+          <w:rFonts w:ascii="Courier New" w:cs="Courier New" w:eastAsia="Courier New" w:hAnsi="Courier New"/>
+          <w:sz w:val="20"/>
+          <w:szCs w:val="20"/>
+        </w:rPr>
+        <w:t xml:space="preserve">      });</w:t>
+      </w:r>
+    </w:p>
+    <w:p>
+      <w:pPr>
+        <w:spacing w:after="0" w:before="0" w:line="240"/>
+        <w:ind w:left="567"/>
+      </w:pPr>
+      <w:r>
+        <w:rPr>
+          <w:rFonts w:ascii="Courier New" w:cs="Courier New" w:eastAsia="Courier New" w:hAnsi="Courier New"/>
+          <w:sz w:val="20"/>
+          <w:szCs w:val="20"/>
+        </w:rPr>
+        <w:t xml:space="preserve">      created.push(transaction);</w:t>
+      </w:r>
+    </w:p>
+    <w:p>
+      <w:pPr>
+        <w:spacing w:after="0" w:before="0" w:line="240"/>
+        <w:ind w:left="567"/>
+      </w:pPr>
+      <w:r>
+        <w:rPr>
+          <w:rFonts w:ascii="Courier New" w:cs="Courier New" w:eastAsia="Courier New" w:hAnsi="Courier New"/>
+          <w:sz w:val="20"/>
+          <w:szCs w:val="20"/>
+        </w:rPr>
+        <w:t xml:space="preserve">    }</w:t>
+      </w:r>
+    </w:p>
+    <w:p>
+      <w:pPr>
+        <w:spacing w:after="0" w:before="0" w:line="240"/>
+        <w:ind w:left="567"/>
+      </w:pPr>
+      <w:r>
+        <w:rPr>
+          <w:rFonts w:ascii="Courier New" w:cs="Courier New" w:eastAsia="Courier New" w:hAnsi="Courier New"/>
+          <w:sz w:val="20"/>
+          <w:szCs w:val="20"/>
+        </w:rPr>
+        <w:t xml:space="preserve">    return created;</w:t>
+      </w:r>
+    </w:p>
+    <w:p>
+      <w:pPr>
+        <w:spacing w:after="0" w:before="0" w:line="240"/>
+        <w:ind w:left="567"/>
+      </w:pPr>
+      <w:r>
+        <w:rPr>
+          <w:rFonts w:ascii="Courier New" w:cs="Courier New" w:eastAsia="Courier New" w:hAnsi="Courier New"/>
+          <w:sz w:val="20"/>
+          <w:szCs w:val="20"/>
+        </w:rPr>
+        <w:t xml:space="preserve">  });</w:t>
+      </w:r>
+    </w:p>
+    <w:p>
+      <w:pPr>
+        <w:pBdr>
+          <w:bottom w:val="single" w:color="CCCCCC" w:sz="4"/>
+        </w:pBdr>
+        <w:spacing w:after="120" w:before="0" w:line="240"/>
+        <w:ind w:left="567"/>
+      </w:pPr>
+      <w:r>
+        <w:rPr>
+          <w:rFonts w:ascii="Courier New" w:cs="Courier New" w:eastAsia="Courier New" w:hAnsi="Courier New"/>
+          <w:sz w:val="20"/>
+          <w:szCs w:val="20"/>
+        </w:rPr>
+        <w:t xml:space="preserve">}</w:t>
+      </w:r>
+    </w:p>
+    <w:p>
+      <w:pPr>
+        <w:spacing w:after="240" w:before="60"/>
+        <w:jc w:val="center"/>
+      </w:pPr>
+      <w:r>
+        <w:rPr>
+          <w:rFonts w:ascii="Times New Roman" w:cs="Times New Roman" w:eastAsia="Times New Roman" w:hAnsi="Times New Roman"/>
+          <w:b/>
+          <w:bCs/>
+          <w:i/>
+          <w:iCs/>
+          <w:sz w:val="22"/>
+          <w:szCs w:val="22"/>
+        </w:rPr>
+        <w:t xml:space="preserve">Listing 13 — </w:t>
+      </w:r>
+      <w:r>
+        <w:rPr>
+          <w:rFonts w:ascii="Times New Roman" w:cs="Times New Roman" w:eastAsia="Times New Roman" w:hAnsi="Times New Roman"/>
+          <w:i/>
+          <w:iCs/>
+          <w:sz w:val="22"/>
+          <w:szCs w:val="22"/>
+        </w:rPr>
+        <w:t xml:space="preserve">Salvare atomică a instanțelor cu prisma.$transaction (transaction.service.ts)</w:t>
+      </w:r>
+    </w:p>
+    <w:p>
+      <w:pPr>
+        <w:spacing w:after="120" w:before="0" w:line="360"/>
+        <w:ind w:firstLine="567"/>
+        <w:jc w:val="both"/>
+      </w:pPr>
+      <w:r>
+        <w:rPr>
+          <w:rFonts w:ascii="Times New Roman" w:cs="Times New Roman" w:eastAsia="Times New Roman" w:hAnsi="Times New Roman"/>
+          <w:sz w:val="24"/>
+          <w:szCs w:val="24"/>
+        </w:rPr>
+        <w:t xml:space="preserve">Proprietatea de Atomicitate din ACID garantează că, dacă oricare INSERT eșuează (de exemplu, datorită unei violări de constrângere FK), Prisma face automat ROLLBACK — niciuna din inserțiile anterioare nu rămâne în DB.</w:t>
       </w:r>
     </w:p>
     <w:p>
@@ -9889,7 +12641,7 @@
           <w:sz w:val="24"/>
           <w:szCs w:val="24"/>
         </w:rPr>
-        <w:t xml:space="preserve">Aplicația identifică automat tranzacțiile neobișnuite folosind metoda z-score. Pentru fiecare categorie sunt calculate media și deviația standard a sumelor cheltuite în ultimele 90 de zile (excluzând luna curentă). Pentru tranzacțiile din luna curentă, se calculează z-score-ul fiecăreia, iar cele cu |z| ≥ 2 sunt marcate ca anormale și afișate pe Dashboard.</w:t>
+        <w:t xml:space="preserve">Aplicația identifică automat tranzacțiile neobișnuite folosind metoda z-score. Pentru fiecare categorie sunt calculate media și deviația standard a sumelor cheltuite în ultimele 90 de zile (excluzând luna curentă). Pentru tranzacțiile din luna curentă, se calculează z-score-ul fiecăreia, iar cele cu |z| ≥ 2 sunt marcate ca anormale și afișate pe Dashboard (Listing 14).</w:t>
       </w:r>
     </w:p>
     <w:p>
@@ -9906,7 +12658,35 @@
           <w:sz w:val="20"/>
           <w:szCs w:val="20"/>
         </w:rPr>
-        <w:t xml:space="preserve">const stats = new Map();</w:t>
+        <w:t xml:space="preserve">// Pentru fiecare categorie, calculeaza media si deviatia standard</w:t>
+      </w:r>
+    </w:p>
+    <w:p>
+      <w:pPr>
+        <w:spacing w:after="0" w:before="0" w:line="240"/>
+        <w:ind w:left="567"/>
+      </w:pPr>
+      <w:r>
+        <w:rPr>
+          <w:rFonts w:ascii="Courier New" w:cs="Courier New" w:eastAsia="Courier New" w:hAnsi="Courier New"/>
+          <w:sz w:val="20"/>
+          <w:szCs w:val="20"/>
+        </w:rPr>
+        <w:t xml:space="preserve">// pe baza istoricului ultimelor 90 zile (excluzand luna curenta)</w:t>
+      </w:r>
+    </w:p>
+    <w:p>
+      <w:pPr>
+        <w:spacing w:after="0" w:before="0" w:line="240"/>
+        <w:ind w:left="567"/>
+      </w:pPr>
+      <w:r>
+        <w:rPr>
+          <w:rFonts w:ascii="Courier New" w:cs="Courier New" w:eastAsia="Courier New" w:hAnsi="Courier New"/>
+          <w:sz w:val="20"/>
+          <w:szCs w:val="20"/>
+        </w:rPr>
+        <w:t xml:space="preserve">const stats = new Map&lt;string, { mean: number; std: number }&gt;();</w:t>
       </w:r>
     </w:p>
     <w:p>
@@ -9934,7 +12714,21 @@
           <w:sz w:val="20"/>
           <w:szCs w:val="20"/>
         </w:rPr>
-        <w:t xml:space="preserve">  if (amounts.length &lt; 3) continue;</w:t>
+        <w:t xml:space="preserve">  if (amounts.length &lt; 3) continue; // nu avem suficiente date</w:t>
+      </w:r>
+    </w:p>
+    <w:p>
+      <w:pPr>
+        <w:spacing w:after="0" w:before="0" w:line="240"/>
+        <w:ind w:left="567"/>
+      </w:pPr>
+      <w:r>
+        <w:rPr>
+          <w:rFonts w:ascii="Courier New" w:cs="Courier New" w:eastAsia="Courier New" w:hAnsi="Courier New"/>
+          <w:sz w:val="20"/>
+          <w:szCs w:val="20"/>
+        </w:rPr>
+        <w:t xml:space="preserve"> </w:t>
       </w:r>
     </w:p>
     <w:p>
@@ -9962,7 +12756,21 @@
           <w:sz w:val="20"/>
           <w:szCs w:val="20"/>
         </w:rPr>
-        <w:t xml:space="preserve">  const variance = amounts.reduce((s, x) =&gt; s + (x - mean) ** 2, 0) / amounts.length;</w:t>
+        <w:t xml:space="preserve">  const variance = amounts.reduce((s, x) =&gt; s + (x - mean) ** 2, 0)</w:t>
+      </w:r>
+    </w:p>
+    <w:p>
+      <w:pPr>
+        <w:spacing w:after="0" w:before="0" w:line="240"/>
+        <w:ind w:left="567"/>
+      </w:pPr>
+      <w:r>
+        <w:rPr>
+          <w:rFonts w:ascii="Courier New" w:cs="Courier New" w:eastAsia="Courier New" w:hAnsi="Courier New"/>
+          <w:sz w:val="20"/>
+          <w:szCs w:val="20"/>
+        </w:rPr>
+        <w:t xml:space="preserve">                   / amounts.length;</w:t>
       </w:r>
     </w:p>
     <w:p>
@@ -10004,7 +12812,35 @@
           <w:sz w:val="20"/>
           <w:szCs w:val="20"/>
         </w:rPr>
-        <w:t xml:space="preserve">const anomalies = recent.filter(t =&gt; {</w:t>
+        <w:t xml:space="preserve"> </w:t>
+      </w:r>
+    </w:p>
+    <w:p>
+      <w:pPr>
+        <w:spacing w:after="0" w:before="0" w:line="240"/>
+        <w:ind w:left="567"/>
+      </w:pPr>
+      <w:r>
+        <w:rPr>
+          <w:rFonts w:ascii="Courier New" w:cs="Courier New" w:eastAsia="Courier New" w:hAnsi="Courier New"/>
+          <w:sz w:val="20"/>
+          <w:szCs w:val="20"/>
+        </w:rPr>
+        <w:t xml:space="preserve">// Marcheaza ca anormale tranzactiile cu |z-score| &gt;= 2</w:t>
+      </w:r>
+    </w:p>
+    <w:p>
+      <w:pPr>
+        <w:spacing w:after="0" w:before="0" w:line="240"/>
+        <w:ind w:left="567"/>
+      </w:pPr>
+      <w:r>
+        <w:rPr>
+          <w:rFonts w:ascii="Courier New" w:cs="Courier New" w:eastAsia="Courier New" w:hAnsi="Courier New"/>
+          <w:sz w:val="20"/>
+          <w:szCs w:val="20"/>
+        </w:rPr>
+        <w:t xml:space="preserve">const anomalies = recentTransactions.filter(t =&gt; {</w:t>
       </w:r>
     </w:p>
     <w:p>
@@ -10046,7 +12882,21 @@
           <w:sz w:val="20"/>
           <w:szCs w:val="20"/>
         </w:rPr>
-        <w:t xml:space="preserve">  return Math.abs((Number(t.amount) - s.mean) / s.std) &gt;= 2;</w:t>
+        <w:t xml:space="preserve">  const zScore = (Number(t.amount) - s.mean) / s.std;</w:t>
+      </w:r>
+    </w:p>
+    <w:p>
+      <w:pPr>
+        <w:spacing w:after="0" w:before="0" w:line="240"/>
+        <w:ind w:left="567"/>
+      </w:pPr>
+      <w:r>
+        <w:rPr>
+          <w:rFonts w:ascii="Courier New" w:cs="Courier New" w:eastAsia="Courier New" w:hAnsi="Courier New"/>
+          <w:sz w:val="20"/>
+          <w:szCs w:val="20"/>
+        </w:rPr>
+        <w:t xml:space="preserve">  return Math.abs(zScore) &gt;= 2;</w:t>
       </w:r>
     </w:p>
     <w:p>
@@ -10064,6 +12914,809 @@
           <w:szCs w:val="20"/>
         </w:rPr>
         <w:t xml:space="preserve">});</w:t>
+      </w:r>
+    </w:p>
+    <w:p>
+      <w:pPr>
+        <w:spacing w:after="240" w:before="60"/>
+        <w:jc w:val="center"/>
+      </w:pPr>
+      <w:r>
+        <w:rPr>
+          <w:rFonts w:ascii="Times New Roman" w:cs="Times New Roman" w:eastAsia="Times New Roman" w:hAnsi="Times New Roman"/>
+          <w:b/>
+          <w:bCs/>
+          <w:i/>
+          <w:iCs/>
+          <w:sz w:val="22"/>
+          <w:szCs w:val="22"/>
+        </w:rPr>
+        <w:t xml:space="preserve">Listing 14 — </w:t>
+      </w:r>
+      <w:r>
+        <w:rPr>
+          <w:rFonts w:ascii="Times New Roman" w:cs="Times New Roman" w:eastAsia="Times New Roman" w:hAnsi="Times New Roman"/>
+          <w:i/>
+          <w:iCs/>
+          <w:sz w:val="22"/>
+          <w:szCs w:val="22"/>
+        </w:rPr>
+        <w:t xml:space="preserve">Detectarea anomaliilor cu z-score (statistics.service.ts)</w:t>
+      </w:r>
+    </w:p>
+    <w:p>
+      <w:pPr>
+        <w:spacing w:after="120" w:before="0" w:line="360"/>
+        <w:ind w:firstLine="567"/>
+        <w:jc w:val="both"/>
+      </w:pPr>
+      <w:r>
+        <w:rPr>
+          <w:rFonts w:ascii="Times New Roman" w:cs="Times New Roman" w:eastAsia="Times New Roman" w:hAnsi="Times New Roman"/>
+          <w:sz w:val="24"/>
+          <w:szCs w:val="24"/>
+        </w:rPr>
+        <w:t xml:space="preserve">Pragul |z| ≥ 2 corespunde aproximativ la top 5% absolut al unei distribuții normale. Pentru cheltuielile zilnice care urmează aproximativ o distribuție normală, asta înseamnă că marcăm doar tranzacțiile cu adevărat ieșite din comun, evitând atât false pozitive (alerte pentru variații normale) cât și false negative (omiterea anomaliilor reale).</w:t>
+      </w:r>
+    </w:p>
+    <w:p>
+      <w:pPr>
+        <w:pStyle w:val="Heading3"/>
+        <w:spacing w:after="120" w:before="240"/>
+        <w:jc w:val="left"/>
+      </w:pPr>
+      <w:r>
+        <w:rPr>
+          <w:rFonts w:ascii="Times New Roman" w:cs="Times New Roman" w:eastAsia="Times New Roman" w:hAnsi="Times New Roman"/>
+          <w:b/>
+          <w:bCs/>
+          <w:sz w:val="26"/>
+          <w:szCs w:val="26"/>
+        </w:rPr>
+        <w:t xml:space="preserve">Grafice SVG inline</w:t>
+      </w:r>
+    </w:p>
+    <w:p>
+      <w:pPr>
+        <w:spacing w:after="120" w:before="0" w:line="360"/>
+        <w:ind w:firstLine="567"/>
+        <w:jc w:val="both"/>
+      </w:pPr>
+      <w:r>
+        <w:rPr>
+          <w:rFonts w:ascii="Times New Roman" w:cs="Times New Roman" w:eastAsia="Times New Roman" w:hAnsi="Times New Roman"/>
+          <w:sz w:val="24"/>
+          <w:szCs w:val="24"/>
+        </w:rPr>
+        <w:t xml:space="preserve">Pentru vizualizările din aplicație (chart donut, chart linear, sparkline-uri) am ales să folosim SVG inline implementat manual, în loc de o bibliotecă terță precum Chart.js sau Recharts. Această decizie e justificată de mai multe motive: bundle-ul rezultat este semnificativ mai mic (Chart.js are 60 KB, Recharts 90 KB; SVG inline are 0 KB overhead), animațiile prin CSS transitions sunt smooth, iar controlul vizual este total — orice efect grafic se obține direct prin atributele SVG.</w:t>
+      </w:r>
+    </w:p>
+    <w:p>
+      <w:pPr>
+        <w:spacing w:after="120" w:before="0" w:line="360"/>
+        <w:ind w:firstLine="567"/>
+        <w:jc w:val="both"/>
+      </w:pPr>
+      <w:r>
+        <w:rPr>
+          <w:rFonts w:ascii="Times New Roman" w:cs="Times New Roman" w:eastAsia="Times New Roman" w:hAnsi="Times New Roman"/>
+          <w:sz w:val="24"/>
+          <w:szCs w:val="24"/>
+        </w:rPr>
+        <w:t xml:space="preserve">Pentru chart-ul donut din Rapoarte, am implementat geometria folosind atributul stroke-dasharray pe elemente &lt;circle&gt;. Fiecare felie este un cerc complet, dar cu dasharray care lasă vizibil doar arcul corespunzător. Formula geometrică este simplă: pentru o felie cu procentajul share din total, arc length este share × C unde C = 2π·r este circumferința; stroke-dashoffset rotește începutul fiecărei felii cu offset-ul acumulat (Listing 15).</w:t>
+      </w:r>
+    </w:p>
+    <w:p>
+      <w:pPr>
+        <w:pBdr>
+          <w:top w:val="single" w:color="CCCCCC" w:sz="4"/>
+        </w:pBdr>
+        <w:spacing w:after="0" w:before="120" w:line="240"/>
+        <w:ind w:left="567"/>
+      </w:pPr>
+      <w:r>
+        <w:rPr>
+          <w:rFonts w:ascii="Courier New" w:cs="Courier New" w:eastAsia="Courier New" w:hAnsi="Courier New"/>
+          <w:sz w:val="20"/>
+          <w:szCs w:val="20"/>
+        </w:rPr>
+        <w:t xml:space="preserve">const STROKE = 22;</w:t>
+      </w:r>
+    </w:p>
+    <w:p>
+      <w:pPr>
+        <w:spacing w:after="0" w:before="0" w:line="240"/>
+        <w:ind w:left="567"/>
+      </w:pPr>
+      <w:r>
+        <w:rPr>
+          <w:rFonts w:ascii="Courier New" w:cs="Courier New" w:eastAsia="Courier New" w:hAnsi="Courier New"/>
+          <w:sz w:val="20"/>
+          <w:szCs w:val="20"/>
+        </w:rPr>
+        <w:t xml:space="preserve">const SIZE = 220;</w:t>
+      </w:r>
+    </w:p>
+    <w:p>
+      <w:pPr>
+        <w:spacing w:after="0" w:before="0" w:line="240"/>
+        <w:ind w:left="567"/>
+      </w:pPr>
+      <w:r>
+        <w:rPr>
+          <w:rFonts w:ascii="Courier New" w:cs="Courier New" w:eastAsia="Courier New" w:hAnsi="Courier New"/>
+          <w:sz w:val="20"/>
+          <w:szCs w:val="20"/>
+        </w:rPr>
+        <w:t xml:space="preserve">const RADIUS = SIZE / 2 - STROKE / 2 - 4;</w:t>
+      </w:r>
+    </w:p>
+    <w:p>
+      <w:pPr>
+        <w:spacing w:after="0" w:before="0" w:line="240"/>
+        <w:ind w:left="567"/>
+      </w:pPr>
+      <w:r>
+        <w:rPr>
+          <w:rFonts w:ascii="Courier New" w:cs="Courier New" w:eastAsia="Courier New" w:hAnsi="Courier New"/>
+          <w:sz w:val="20"/>
+          <w:szCs w:val="20"/>
+        </w:rPr>
+        <w:t xml:space="preserve">const C = 2 * Math.PI * RADIUS;</w:t>
+      </w:r>
+    </w:p>
+    <w:p>
+      <w:pPr>
+        <w:spacing w:after="0" w:before="0" w:line="240"/>
+        <w:ind w:left="567"/>
+      </w:pPr>
+      <w:r>
+        <w:rPr>
+          <w:rFonts w:ascii="Courier New" w:cs="Courier New" w:eastAsia="Courier New" w:hAnsi="Courier New"/>
+          <w:sz w:val="20"/>
+          <w:szCs w:val="20"/>
+        </w:rPr>
+        <w:t xml:space="preserve">const GAP = rows.length &gt; 1 ? 0.012 * C : 0; // gap intre felii</w:t>
+      </w:r>
+    </w:p>
+    <w:p>
+      <w:pPr>
+        <w:spacing w:after="0" w:before="0" w:line="240"/>
+        <w:ind w:left="567"/>
+      </w:pPr>
+      <w:r>
+        <w:rPr>
+          <w:rFonts w:ascii="Courier New" w:cs="Courier New" w:eastAsia="Courier New" w:hAnsi="Courier New"/>
+          <w:sz w:val="20"/>
+          <w:szCs w:val="20"/>
+        </w:rPr>
+        <w:t xml:space="preserve"> </w:t>
+      </w:r>
+    </w:p>
+    <w:p>
+      <w:pPr>
+        <w:spacing w:after="0" w:before="0" w:line="240"/>
+        <w:ind w:left="567"/>
+      </w:pPr>
+      <w:r>
+        <w:rPr>
+          <w:rFonts w:ascii="Courier New" w:cs="Courier New" w:eastAsia="Courier New" w:hAnsi="Courier New"/>
+          <w:sz w:val="20"/>
+          <w:szCs w:val="20"/>
+        </w:rPr>
+        <w:t xml:space="preserve">let offset = 0;</w:t>
+      </w:r>
+    </w:p>
+    <w:p>
+      <w:pPr>
+        <w:spacing w:after="0" w:before="0" w:line="240"/>
+        <w:ind w:left="567"/>
+      </w:pPr>
+      <w:r>
+        <w:rPr>
+          <w:rFonts w:ascii="Courier New" w:cs="Courier New" w:eastAsia="Courier New" w:hAnsi="Courier New"/>
+          <w:sz w:val="20"/>
+          <w:szCs w:val="20"/>
+        </w:rPr>
+        <w:t xml:space="preserve">const segments = rows.map((d, i) =&gt; {</w:t>
+      </w:r>
+    </w:p>
+    <w:p>
+      <w:pPr>
+        <w:spacing w:after="0" w:before="0" w:line="240"/>
+        <w:ind w:left="567"/>
+      </w:pPr>
+      <w:r>
+        <w:rPr>
+          <w:rFonts w:ascii="Courier New" w:cs="Courier New" w:eastAsia="Courier New" w:hAnsi="Courier New"/>
+          <w:sz w:val="20"/>
+          <w:szCs w:val="20"/>
+        </w:rPr>
+        <w:t xml:space="preserve">  const share = d.subtotal / total;</w:t>
+      </w:r>
+    </w:p>
+    <w:p>
+      <w:pPr>
+        <w:spacing w:after="0" w:before="0" w:line="240"/>
+        <w:ind w:left="567"/>
+      </w:pPr>
+      <w:r>
+        <w:rPr>
+          <w:rFonts w:ascii="Courier New" w:cs="Courier New" w:eastAsia="Courier New" w:hAnsi="Courier New"/>
+          <w:sz w:val="20"/>
+          <w:szCs w:val="20"/>
+        </w:rPr>
+        <w:t xml:space="preserve">  const arc = Math.max(0, share * C - GAP);</w:t>
+      </w:r>
+    </w:p>
+    <w:p>
+      <w:pPr>
+        <w:spacing w:after="0" w:before="0" w:line="240"/>
+        <w:ind w:left="567"/>
+      </w:pPr>
+      <w:r>
+        <w:rPr>
+          <w:rFonts w:ascii="Courier New" w:cs="Courier New" w:eastAsia="Courier New" w:hAnsi="Courier New"/>
+          <w:sz w:val="20"/>
+          <w:szCs w:val="20"/>
+        </w:rPr>
+        <w:t xml:space="preserve">  const seg = { ...d, idx: i, share, arc, dashOffset: -offset };</w:t>
+      </w:r>
+    </w:p>
+    <w:p>
+      <w:pPr>
+        <w:spacing w:after="0" w:before="0" w:line="240"/>
+        <w:ind w:left="567"/>
+      </w:pPr>
+      <w:r>
+        <w:rPr>
+          <w:rFonts w:ascii="Courier New" w:cs="Courier New" w:eastAsia="Courier New" w:hAnsi="Courier New"/>
+          <w:sz w:val="20"/>
+          <w:szCs w:val="20"/>
+        </w:rPr>
+        <w:t xml:space="preserve">  offset += share * C;</w:t>
+      </w:r>
+    </w:p>
+    <w:p>
+      <w:pPr>
+        <w:spacing w:after="0" w:before="0" w:line="240"/>
+        <w:ind w:left="567"/>
+      </w:pPr>
+      <w:r>
+        <w:rPr>
+          <w:rFonts w:ascii="Courier New" w:cs="Courier New" w:eastAsia="Courier New" w:hAnsi="Courier New"/>
+          <w:sz w:val="20"/>
+          <w:szCs w:val="20"/>
+        </w:rPr>
+        <w:t xml:space="preserve">  return seg;</w:t>
+      </w:r>
+    </w:p>
+    <w:p>
+      <w:pPr>
+        <w:spacing w:after="0" w:before="0" w:line="240"/>
+        <w:ind w:left="567"/>
+      </w:pPr>
+      <w:r>
+        <w:rPr>
+          <w:rFonts w:ascii="Courier New" w:cs="Courier New" w:eastAsia="Courier New" w:hAnsi="Courier New"/>
+          <w:sz w:val="20"/>
+          <w:szCs w:val="20"/>
+        </w:rPr>
+        <w:t xml:space="preserve">});</w:t>
+      </w:r>
+    </w:p>
+    <w:p>
+      <w:pPr>
+        <w:spacing w:after="0" w:before="0" w:line="240"/>
+        <w:ind w:left="567"/>
+      </w:pPr>
+      <w:r>
+        <w:rPr>
+          <w:rFonts w:ascii="Courier New" w:cs="Courier New" w:eastAsia="Courier New" w:hAnsi="Courier New"/>
+          <w:sz w:val="20"/>
+          <w:szCs w:val="20"/>
+        </w:rPr>
+        <w:t xml:space="preserve"> </w:t>
+      </w:r>
+    </w:p>
+    <w:p>
+      <w:pPr>
+        <w:spacing w:after="0" w:before="0" w:line="240"/>
+        <w:ind w:left="567"/>
+      </w:pPr>
+      <w:r>
+        <w:rPr>
+          <w:rFonts w:ascii="Courier New" w:cs="Courier New" w:eastAsia="Courier New" w:hAnsi="Courier New"/>
+          <w:sz w:val="20"/>
+          <w:szCs w:val="20"/>
+        </w:rPr>
+        <w:t xml:space="preserve">// In JSX: &lt;circle stroke-dasharray={`${arc} ${C - arc}`}</w:t>
+      </w:r>
+    </w:p>
+    <w:p>
+      <w:pPr>
+        <w:pBdr>
+          <w:bottom w:val="single" w:color="CCCCCC" w:sz="4"/>
+        </w:pBdr>
+        <w:spacing w:after="120" w:before="0" w:line="240"/>
+        <w:ind w:left="567"/>
+      </w:pPr>
+      <w:r>
+        <w:rPr>
+          <w:rFonts w:ascii="Courier New" w:cs="Courier New" w:eastAsia="Courier New" w:hAnsi="Courier New"/>
+          <w:sz w:val="20"/>
+          <w:szCs w:val="20"/>
+        </w:rPr>
+        <w:t xml:space="preserve">//                  stroke-dashoffset={dashOffset} /&gt;</w:t>
+      </w:r>
+    </w:p>
+    <w:p>
+      <w:pPr>
+        <w:spacing w:after="240" w:before="60"/>
+        <w:jc w:val="center"/>
+      </w:pPr>
+      <w:r>
+        <w:rPr>
+          <w:rFonts w:ascii="Times New Roman" w:cs="Times New Roman" w:eastAsia="Times New Roman" w:hAnsi="Times New Roman"/>
+          <w:b/>
+          <w:bCs/>
+          <w:i/>
+          <w:iCs/>
+          <w:sz w:val="22"/>
+          <w:szCs w:val="22"/>
+        </w:rPr>
+        <w:t xml:space="preserve">Listing 15 — </w:t>
+      </w:r>
+      <w:r>
+        <w:rPr>
+          <w:rFonts w:ascii="Times New Roman" w:cs="Times New Roman" w:eastAsia="Times New Roman" w:hAnsi="Times New Roman"/>
+          <w:i/>
+          <w:iCs/>
+          <w:sz w:val="22"/>
+          <w:szCs w:val="22"/>
+        </w:rPr>
+        <w:t xml:space="preserve">Geometria unui chart donut implementat în SVG (Reports.tsx)</w:t>
+      </w:r>
+    </w:p>
+    <w:p>
+      <w:pPr>
+        <w:spacing w:after="120" w:before="0" w:line="360"/>
+        <w:ind w:firstLine="567"/>
+        <w:jc w:val="both"/>
+      </w:pPr>
+      <w:r>
+        <w:rPr>
+          <w:rFonts w:ascii="Times New Roman" w:cs="Times New Roman" w:eastAsia="Times New Roman" w:hAnsi="Times New Roman"/>
+          <w:sz w:val="24"/>
+          <w:szCs w:val="24"/>
+        </w:rPr>
+        <w:t xml:space="preserve">Pentru chart-ul linear de evoluție din Dashboard, calculul implică determinarea scalei Y din valorile min și max, apoi maparea fiecărui punct la coordonatele x,y din viewBox-ul SVG. Path-ul liniei este construit ca un string SVG cu comenzile M (moveTo) și L (lineTo) pentru fiecare punct (Listing 16). Y-ul este inversat (1 - ...) deoarece în SVG axa Y crește în jos, contrar convenției matematice.</w:t>
+      </w:r>
+    </w:p>
+    <w:p>
+      <w:pPr>
+        <w:pBdr>
+          <w:top w:val="single" w:color="CCCCCC" w:sz="4"/>
+        </w:pBdr>
+        <w:spacing w:after="0" w:before="120" w:line="240"/>
+        <w:ind w:left="567"/>
+      </w:pPr>
+      <w:r>
+        <w:rPr>
+          <w:rFonts w:ascii="Courier New" w:cs="Courier New" w:eastAsia="Courier New" w:hAnsi="Courier New"/>
+          <w:sz w:val="20"/>
+          <w:szCs w:val="20"/>
+        </w:rPr>
+        <w:t xml:space="preserve">function EvolutionChart({ data }: { data: EvolutionPoint[] }) {</w:t>
+      </w:r>
+    </w:p>
+    <w:p>
+      <w:pPr>
+        <w:spacing w:after="0" w:before="0" w:line="240"/>
+        <w:ind w:left="567"/>
+      </w:pPr>
+      <w:r>
+        <w:rPr>
+          <w:rFonts w:ascii="Courier New" w:cs="Courier New" w:eastAsia="Courier New" w:hAnsi="Courier New"/>
+          <w:sz w:val="20"/>
+          <w:szCs w:val="20"/>
+        </w:rPr>
+        <w:t xml:space="preserve">  const W = 720, H = 240;</w:t>
+      </w:r>
+    </w:p>
+    <w:p>
+      <w:pPr>
+        <w:spacing w:after="0" w:before="0" w:line="240"/>
+        <w:ind w:left="567"/>
+      </w:pPr>
+      <w:r>
+        <w:rPr>
+          <w:rFonts w:ascii="Courier New" w:cs="Courier New" w:eastAsia="Courier New" w:hAnsi="Courier New"/>
+          <w:sz w:val="20"/>
+          <w:szCs w:val="20"/>
+        </w:rPr>
+        <w:t xml:space="preserve">  const padL = 44, padR = 12, padT = 12, padB = 28;</w:t>
+      </w:r>
+    </w:p>
+    <w:p>
+      <w:pPr>
+        <w:spacing w:after="0" w:before="0" w:line="240"/>
+        <w:ind w:left="567"/>
+      </w:pPr>
+      <w:r>
+        <w:rPr>
+          <w:rFonts w:ascii="Courier New" w:cs="Courier New" w:eastAsia="Courier New" w:hAnsi="Courier New"/>
+          <w:sz w:val="20"/>
+          <w:szCs w:val="20"/>
+        </w:rPr>
+        <w:t xml:space="preserve"> </w:t>
+      </w:r>
+    </w:p>
+    <w:p>
+      <w:pPr>
+        <w:spacing w:after="0" w:before="0" w:line="240"/>
+        <w:ind w:left="567"/>
+      </w:pPr>
+      <w:r>
+        <w:rPr>
+          <w:rFonts w:ascii="Courier New" w:cs="Courier New" w:eastAsia="Courier New" w:hAnsi="Courier New"/>
+          <w:sz w:val="20"/>
+          <w:szCs w:val="20"/>
+        </w:rPr>
+        <w:t xml:space="preserve">  const max = Math.max(1000,</w:t>
+      </w:r>
+    </w:p>
+    <w:p>
+      <w:pPr>
+        <w:spacing w:after="0" w:before="0" w:line="240"/>
+        <w:ind w:left="567"/>
+      </w:pPr>
+      <w:r>
+        <w:rPr>
+          <w:rFonts w:ascii="Courier New" w:cs="Courier New" w:eastAsia="Courier New" w:hAnsi="Courier New"/>
+          <w:sz w:val="20"/>
+          <w:szCs w:val="20"/>
+        </w:rPr>
+        <w:t xml:space="preserve">    Math.ceil(Math.max(...allValues) / 1000) * 1000);</w:t>
+      </w:r>
+    </w:p>
+    <w:p>
+      <w:pPr>
+        <w:spacing w:after="0" w:before="0" w:line="240"/>
+        <w:ind w:left="567"/>
+      </w:pPr>
+      <w:r>
+        <w:rPr>
+          <w:rFonts w:ascii="Courier New" w:cs="Courier New" w:eastAsia="Courier New" w:hAnsi="Courier New"/>
+          <w:sz w:val="20"/>
+          <w:szCs w:val="20"/>
+        </w:rPr>
+        <w:t xml:space="preserve">  const min = Math.min(0,</w:t>
+      </w:r>
+    </w:p>
+    <w:p>
+      <w:pPr>
+        <w:spacing w:after="0" w:before="0" w:line="240"/>
+        <w:ind w:left="567"/>
+      </w:pPr>
+      <w:r>
+        <w:rPr>
+          <w:rFonts w:ascii="Courier New" w:cs="Courier New" w:eastAsia="Courier New" w:hAnsi="Courier New"/>
+          <w:sz w:val="20"/>
+          <w:szCs w:val="20"/>
+        </w:rPr>
+        <w:t xml:space="preserve">    Math.floor(Math.min(...allValues) / 1000) * 1000);</w:t>
+      </w:r>
+    </w:p>
+    <w:p>
+      <w:pPr>
+        <w:spacing w:after="0" w:before="0" w:line="240"/>
+        <w:ind w:left="567"/>
+      </w:pPr>
+      <w:r>
+        <w:rPr>
+          <w:rFonts w:ascii="Courier New" w:cs="Courier New" w:eastAsia="Courier New" w:hAnsi="Courier New"/>
+          <w:sz w:val="20"/>
+          <w:szCs w:val="20"/>
+        </w:rPr>
+        <w:t xml:space="preserve"> </w:t>
+      </w:r>
+    </w:p>
+    <w:p>
+      <w:pPr>
+        <w:spacing w:after="0" w:before="0" w:line="240"/>
+        <w:ind w:left="567"/>
+      </w:pPr>
+      <w:r>
+        <w:rPr>
+          <w:rFonts w:ascii="Courier New" w:cs="Courier New" w:eastAsia="Courier New" w:hAnsi="Courier New"/>
+          <w:sz w:val="20"/>
+          <w:szCs w:val="20"/>
+        </w:rPr>
+        <w:t xml:space="preserve">  const xStep = (W - padL - padR) / (data.length - 1);</w:t>
+      </w:r>
+    </w:p>
+    <w:p>
+      <w:pPr>
+        <w:spacing w:after="0" w:before="0" w:line="240"/>
+        <w:ind w:left="567"/>
+      </w:pPr>
+      <w:r>
+        <w:rPr>
+          <w:rFonts w:ascii="Courier New" w:cs="Courier New" w:eastAsia="Courier New" w:hAnsi="Courier New"/>
+          <w:sz w:val="20"/>
+          <w:szCs w:val="20"/>
+        </w:rPr>
+        <w:t xml:space="preserve">  // Inversam Y pentru ca in SVG axa Y creste in jos</w:t>
+      </w:r>
+    </w:p>
+    <w:p>
+      <w:pPr>
+        <w:spacing w:after="0" w:before="0" w:line="240"/>
+        <w:ind w:left="567"/>
+      </w:pPr>
+      <w:r>
+        <w:rPr>
+          <w:rFonts w:ascii="Courier New" w:cs="Courier New" w:eastAsia="Courier New" w:hAnsi="Courier New"/>
+          <w:sz w:val="20"/>
+          <w:szCs w:val="20"/>
+        </w:rPr>
+        <w:t xml:space="preserve">  const y = (v: number) =&gt;</w:t>
+      </w:r>
+    </w:p>
+    <w:p>
+      <w:pPr>
+        <w:spacing w:after="0" w:before="0" w:line="240"/>
+        <w:ind w:left="567"/>
+      </w:pPr>
+      <w:r>
+        <w:rPr>
+          <w:rFonts w:ascii="Courier New" w:cs="Courier New" w:eastAsia="Courier New" w:hAnsi="Courier New"/>
+          <w:sz w:val="20"/>
+          <w:szCs w:val="20"/>
+        </w:rPr>
+        <w:t xml:space="preserve">    padT + (1 - (v - min) / (max - min)) * (H - padT - padB);</w:t>
+      </w:r>
+    </w:p>
+    <w:p>
+      <w:pPr>
+        <w:spacing w:after="0" w:before="0" w:line="240"/>
+        <w:ind w:left="567"/>
+      </w:pPr>
+      <w:r>
+        <w:rPr>
+          <w:rFonts w:ascii="Courier New" w:cs="Courier New" w:eastAsia="Courier New" w:hAnsi="Courier New"/>
+          <w:sz w:val="20"/>
+          <w:szCs w:val="20"/>
+        </w:rPr>
+        <w:t xml:space="preserve"> </w:t>
+      </w:r>
+    </w:p>
+    <w:p>
+      <w:pPr>
+        <w:spacing w:after="0" w:before="0" w:line="240"/>
+        <w:ind w:left="567"/>
+      </w:pPr>
+      <w:r>
+        <w:rPr>
+          <w:rFonts w:ascii="Courier New" w:cs="Courier New" w:eastAsia="Courier New" w:hAnsi="Courier New"/>
+          <w:sz w:val="20"/>
+          <w:szCs w:val="20"/>
+        </w:rPr>
+        <w:t xml:space="preserve">  const lineFor = (arr: number[]) =&gt;</w:t>
+      </w:r>
+    </w:p>
+    <w:p>
+      <w:pPr>
+        <w:spacing w:after="0" w:before="0" w:line="240"/>
+        <w:ind w:left="567"/>
+      </w:pPr>
+      <w:r>
+        <w:rPr>
+          <w:rFonts w:ascii="Courier New" w:cs="Courier New" w:eastAsia="Courier New" w:hAnsi="Courier New"/>
+          <w:sz w:val="20"/>
+          <w:szCs w:val="20"/>
+        </w:rPr>
+        <w:t xml:space="preserve">    arr.map((v, i) =&gt;</w:t>
+      </w:r>
+    </w:p>
+    <w:p>
+      <w:pPr>
+        <w:spacing w:after="0" w:before="0" w:line="240"/>
+        <w:ind w:left="567"/>
+      </w:pPr>
+      <w:r>
+        <w:rPr>
+          <w:rFonts w:ascii="Courier New" w:cs="Courier New" w:eastAsia="Courier New" w:hAnsi="Courier New"/>
+          <w:sz w:val="20"/>
+          <w:szCs w:val="20"/>
+        </w:rPr>
+        <w:t xml:space="preserve">      `${i === 0 ? 'M' : 'L'} ${padL + i * xStep} ${y(v)}`</w:t>
+      </w:r>
+    </w:p>
+    <w:p>
+      <w:pPr>
+        <w:spacing w:after="0" w:before="0" w:line="240"/>
+        <w:ind w:left="567"/>
+      </w:pPr>
+      <w:r>
+        <w:rPr>
+          <w:rFonts w:ascii="Courier New" w:cs="Courier New" w:eastAsia="Courier New" w:hAnsi="Courier New"/>
+          <w:sz w:val="20"/>
+          <w:szCs w:val="20"/>
+        </w:rPr>
+        <w:t xml:space="preserve">    ).join(' ');</w:t>
+      </w:r>
+    </w:p>
+    <w:p>
+      <w:pPr>
+        <w:spacing w:after="0" w:before="0" w:line="240"/>
+        <w:ind w:left="567"/>
+      </w:pPr>
+      <w:r>
+        <w:rPr>
+          <w:rFonts w:ascii="Courier New" w:cs="Courier New" w:eastAsia="Courier New" w:hAnsi="Courier New"/>
+          <w:sz w:val="20"/>
+          <w:szCs w:val="20"/>
+        </w:rPr>
+        <w:t xml:space="preserve"> </w:t>
+      </w:r>
+    </w:p>
+    <w:p>
+      <w:pPr>
+        <w:spacing w:after="0" w:before="0" w:line="240"/>
+        <w:ind w:left="567"/>
+      </w:pPr>
+      <w:r>
+        <w:rPr>
+          <w:rFonts w:ascii="Courier New" w:cs="Courier New" w:eastAsia="Courier New" w:hAnsi="Courier New"/>
+          <w:sz w:val="20"/>
+          <w:szCs w:val="20"/>
+        </w:rPr>
+        <w:t xml:space="preserve">  return (</w:t>
+      </w:r>
+    </w:p>
+    <w:p>
+      <w:pPr>
+        <w:spacing w:after="0" w:before="0" w:line="240"/>
+        <w:ind w:left="567"/>
+      </w:pPr>
+      <w:r>
+        <w:rPr>
+          <w:rFonts w:ascii="Courier New" w:cs="Courier New" w:eastAsia="Courier New" w:hAnsi="Courier New"/>
+          <w:sz w:val="20"/>
+          <w:szCs w:val="20"/>
+        </w:rPr>
+        <w:t xml:space="preserve">    &lt;svg viewBox={`0 0 ${W} ${H}`} style={{ width: '100%' }}&gt;</w:t>
+      </w:r>
+    </w:p>
+    <w:p>
+      <w:pPr>
+        <w:spacing w:after="0" w:before="0" w:line="240"/>
+        <w:ind w:left="567"/>
+      </w:pPr>
+      <w:r>
+        <w:rPr>
+          <w:rFonts w:ascii="Courier New" w:cs="Courier New" w:eastAsia="Courier New" w:hAnsi="Courier New"/>
+          <w:sz w:val="20"/>
+          <w:szCs w:val="20"/>
+        </w:rPr>
+        <w:t xml:space="preserve">      &lt;path d={lineFor(incomeData)} stroke="#0ab39c"</w:t>
+      </w:r>
+    </w:p>
+    <w:p>
+      <w:pPr>
+        <w:spacing w:after="0" w:before="0" w:line="240"/>
+        <w:ind w:left="567"/>
+      </w:pPr>
+      <w:r>
+        <w:rPr>
+          <w:rFonts w:ascii="Courier New" w:cs="Courier New" w:eastAsia="Courier New" w:hAnsi="Courier New"/>
+          <w:sz w:val="20"/>
+          <w:szCs w:val="20"/>
+        </w:rPr>
+        <w:t xml:space="preserve">            fill="none" strokeWidth="2" /&gt;</w:t>
+      </w:r>
+    </w:p>
+    <w:p>
+      <w:pPr>
+        <w:spacing w:after="0" w:before="0" w:line="240"/>
+        <w:ind w:left="567"/>
+      </w:pPr>
+      <w:r>
+        <w:rPr>
+          <w:rFonts w:ascii="Courier New" w:cs="Courier New" w:eastAsia="Courier New" w:hAnsi="Courier New"/>
+          <w:sz w:val="20"/>
+          <w:szCs w:val="20"/>
+        </w:rPr>
+        <w:t xml:space="preserve">      &lt;path d={lineFor(expenseData)} stroke="#f5556e"</w:t>
+      </w:r>
+    </w:p>
+    <w:p>
+      <w:pPr>
+        <w:spacing w:after="0" w:before="0" w:line="240"/>
+        <w:ind w:left="567"/>
+      </w:pPr>
+      <w:r>
+        <w:rPr>
+          <w:rFonts w:ascii="Courier New" w:cs="Courier New" w:eastAsia="Courier New" w:hAnsi="Courier New"/>
+          <w:sz w:val="20"/>
+          <w:szCs w:val="20"/>
+        </w:rPr>
+        <w:t xml:space="preserve">            fill="none" strokeWidth="2" /&gt;</w:t>
+      </w:r>
+    </w:p>
+    <w:p>
+      <w:pPr>
+        <w:spacing w:after="0" w:before="0" w:line="240"/>
+        <w:ind w:left="567"/>
+      </w:pPr>
+      <w:r>
+        <w:rPr>
+          <w:rFonts w:ascii="Courier New" w:cs="Courier New" w:eastAsia="Courier New" w:hAnsi="Courier New"/>
+          <w:sz w:val="20"/>
+          <w:szCs w:val="20"/>
+        </w:rPr>
+        <w:t xml:space="preserve">    &lt;/svg&gt;</w:t>
+      </w:r>
+    </w:p>
+    <w:p>
+      <w:pPr>
+        <w:spacing w:after="0" w:before="0" w:line="240"/>
+        <w:ind w:left="567"/>
+      </w:pPr>
+      <w:r>
+        <w:rPr>
+          <w:rFonts w:ascii="Courier New" w:cs="Courier New" w:eastAsia="Courier New" w:hAnsi="Courier New"/>
+          <w:sz w:val="20"/>
+          <w:szCs w:val="20"/>
+        </w:rPr>
+        <w:t xml:space="preserve">  );</w:t>
+      </w:r>
+    </w:p>
+    <w:p>
+      <w:pPr>
+        <w:pBdr>
+          <w:bottom w:val="single" w:color="CCCCCC" w:sz="4"/>
+        </w:pBdr>
+        <w:spacing w:after="120" w:before="0" w:line="240"/>
+        <w:ind w:left="567"/>
+      </w:pPr>
+      <w:r>
+        <w:rPr>
+          <w:rFonts w:ascii="Courier New" w:cs="Courier New" w:eastAsia="Courier New" w:hAnsi="Courier New"/>
+          <w:sz w:val="20"/>
+          <w:szCs w:val="20"/>
+        </w:rPr>
+        <w:t xml:space="preserve">}</w:t>
+      </w:r>
+    </w:p>
+    <w:p>
+      <w:pPr>
+        <w:spacing w:after="240" w:before="60"/>
+        <w:jc w:val="center"/>
+      </w:pPr>
+      <w:r>
+        <w:rPr>
+          <w:rFonts w:ascii="Times New Roman" w:cs="Times New Roman" w:eastAsia="Times New Roman" w:hAnsi="Times New Roman"/>
+          <w:b/>
+          <w:bCs/>
+          <w:i/>
+          <w:iCs/>
+          <w:sz w:val="22"/>
+          <w:szCs w:val="22"/>
+        </w:rPr>
+        <w:t xml:space="preserve">Listing 16 — </w:t>
+      </w:r>
+      <w:r>
+        <w:rPr>
+          <w:rFonts w:ascii="Times New Roman" w:cs="Times New Roman" w:eastAsia="Times New Roman" w:hAnsi="Times New Roman"/>
+          <w:i/>
+          <w:iCs/>
+          <w:sz w:val="22"/>
+          <w:szCs w:val="22"/>
+        </w:rPr>
+        <w:t xml:space="preserve">Chart linear de evoluție în SVG inline (Dashboard.tsx)</w:t>
       </w:r>
     </w:p>
     <w:p>
@@ -10151,21 +13804,6 @@
     </w:p>
     <w:p>
       <w:pPr>
-        <w:spacing w:after="120" w:before="0" w:line="360"/>
-        <w:ind w:firstLine="567"/>
-        <w:jc w:val="both"/>
-      </w:pPr>
-      <w:r>
-        <w:rPr>
-          <w:rFonts w:ascii="Times New Roman" w:cs="Times New Roman" w:eastAsia="Times New Roman" w:hAnsi="Times New Roman"/>
-          <w:sz w:val="24"/>
-          <w:szCs w:val="24"/>
-        </w:rPr>
-        <w:t xml:space="preserve">Build-ul fiecărui serviciu este descris într-un fișier railway.json care specifică comenzile de build și start. Comanda de start a backend-ului include sincronizarea schemei bazei de date la fiecare deploy folosind prisma db push --skip-generate --accept-data-loss, o abordare suficientă pentru un proiect academic care poate fi înlocuită cu prisma migrate deploy în producție.</w:t>
-      </w:r>
-    </w:p>
-    <w:p>
-      <w:pPr>
         <w:pStyle w:val="Heading2"/>
         <w:spacing w:after="180" w:before="360"/>
         <w:jc w:val="left"/>
@@ -10493,7 +14131,7 @@
           <w:sz w:val="24"/>
           <w:szCs w:val="24"/>
         </w:rPr>
-        <w:t xml:space="preserve">Tabela Transaction este cea mai complexă din schemă, deoarece stochează atât tranzacțiile simple cât și cele recurente, precum și datele extrase din bonurile scanate (Figura 8.3). Câmpurile sunt: id (UUID, cheie primară), amount (Float, suma în RON), type ("income" sau "expense"), description (string opțional), date (DateTime), categoryId (cheie străină către Category, cu ON DELETE RESTRICT), userId (cheie străină către User, cu ON DELETE CASCADE), receiptUrl (string opțional, URL-ul pozei bonului — câmp legacy), receiptData (JSON opțional, conține structura digitală a bonului extrasă prin OCR), isRecurring (boolean), recurringGroupId (UUID opțional, comun tuturor instanțelor unei serii recurente), frequency (string opțional cu valorile "daily", "weekly", "monthly", "yearly"), originalStartDate (DateTime opțional, data primei instanțe), sequenceNumber (Int opțional, poziția în serie), createdAt. Tabela are indexuri compuse pe (userId, date) și (userId, recurringGroupId) pentru optimizarea query-urilor frecvente.</w:t>
+        <w:t xml:space="preserve">Tabela Transaction este cea mai complexă din schemă, deoarece stochează atât tranzacțiile simple cât și cele recurente, precum și datele extrase din bonurile scanate (Figura 8.3). Definiția în limbajul Prisma este prezentată în Listing 17, iar din această schemă declarativă se generează atât scriptul SQL CREATE TABLE pentru PostgreSQL, cât și tipurile TypeScript folosite în tot codul backend.</w:t>
       </w:r>
     </w:p>
     <w:p>
@@ -10549,6 +14187,419 @@
     </w:p>
     <w:p>
       <w:pPr>
+        <w:pBdr>
+          <w:top w:val="single" w:color="CCCCCC" w:sz="4"/>
+        </w:pBdr>
+        <w:spacing w:after="0" w:before="120" w:line="240"/>
+        <w:ind w:left="567"/>
+      </w:pPr>
+      <w:r>
+        <w:rPr>
+          <w:rFonts w:ascii="Courier New" w:cs="Courier New" w:eastAsia="Courier New" w:hAnsi="Courier New"/>
+          <w:sz w:val="20"/>
+          <w:szCs w:val="20"/>
+        </w:rPr>
+        <w:t xml:space="preserve">model Transaction {</w:t>
+      </w:r>
+    </w:p>
+    <w:p>
+      <w:pPr>
+        <w:spacing w:after="0" w:before="0" w:line="240"/>
+        <w:ind w:left="567"/>
+      </w:pPr>
+      <w:r>
+        <w:rPr>
+          <w:rFonts w:ascii="Courier New" w:cs="Courier New" w:eastAsia="Courier New" w:hAnsi="Courier New"/>
+          <w:sz w:val="20"/>
+          <w:szCs w:val="20"/>
+        </w:rPr>
+        <w:t xml:space="preserve">  id                String   @id @default(uuid())</w:t>
+      </w:r>
+    </w:p>
+    <w:p>
+      <w:pPr>
+        <w:spacing w:after="0" w:before="0" w:line="240"/>
+        <w:ind w:left="567"/>
+      </w:pPr>
+      <w:r>
+        <w:rPr>
+          <w:rFonts w:ascii="Courier New" w:cs="Courier New" w:eastAsia="Courier New" w:hAnsi="Courier New"/>
+          <w:sz w:val="20"/>
+          <w:szCs w:val="20"/>
+        </w:rPr>
+        <w:t xml:space="preserve">  amount            Float</w:t>
+      </w:r>
+    </w:p>
+    <w:p>
+      <w:pPr>
+        <w:spacing w:after="0" w:before="0" w:line="240"/>
+        <w:ind w:left="567"/>
+      </w:pPr>
+      <w:r>
+        <w:rPr>
+          <w:rFonts w:ascii="Courier New" w:cs="Courier New" w:eastAsia="Courier New" w:hAnsi="Courier New"/>
+          <w:sz w:val="20"/>
+          <w:szCs w:val="20"/>
+        </w:rPr>
+        <w:t xml:space="preserve">  type              String   // "income" | "expense"</w:t>
+      </w:r>
+    </w:p>
+    <w:p>
+      <w:pPr>
+        <w:spacing w:after="0" w:before="0" w:line="240"/>
+        <w:ind w:left="567"/>
+      </w:pPr>
+      <w:r>
+        <w:rPr>
+          <w:rFonts w:ascii="Courier New" w:cs="Courier New" w:eastAsia="Courier New" w:hAnsi="Courier New"/>
+          <w:sz w:val="20"/>
+          <w:szCs w:val="20"/>
+        </w:rPr>
+        <w:t xml:space="preserve">  description       String?</w:t>
+      </w:r>
+    </w:p>
+    <w:p>
+      <w:pPr>
+        <w:spacing w:after="0" w:before="0" w:line="240"/>
+        <w:ind w:left="567"/>
+      </w:pPr>
+      <w:r>
+        <w:rPr>
+          <w:rFonts w:ascii="Courier New" w:cs="Courier New" w:eastAsia="Courier New" w:hAnsi="Courier New"/>
+          <w:sz w:val="20"/>
+          <w:szCs w:val="20"/>
+        </w:rPr>
+        <w:t xml:space="preserve">  date              DateTime</w:t>
+      </w:r>
+    </w:p>
+    <w:p>
+      <w:pPr>
+        <w:spacing w:after="0" w:before="0" w:line="240"/>
+        <w:ind w:left="567"/>
+      </w:pPr>
+      <w:r>
+        <w:rPr>
+          <w:rFonts w:ascii="Courier New" w:cs="Courier New" w:eastAsia="Courier New" w:hAnsi="Courier New"/>
+          <w:sz w:val="20"/>
+          <w:szCs w:val="20"/>
+        </w:rPr>
+        <w:t xml:space="preserve">  categoryId        String</w:t>
+      </w:r>
+    </w:p>
+    <w:p>
+      <w:pPr>
+        <w:spacing w:after="0" w:before="0" w:line="240"/>
+        <w:ind w:left="567"/>
+      </w:pPr>
+      <w:r>
+        <w:rPr>
+          <w:rFonts w:ascii="Courier New" w:cs="Courier New" w:eastAsia="Courier New" w:hAnsi="Courier New"/>
+          <w:sz w:val="20"/>
+          <w:szCs w:val="20"/>
+        </w:rPr>
+        <w:t xml:space="preserve">  userId            String</w:t>
+      </w:r>
+    </w:p>
+    <w:p>
+      <w:pPr>
+        <w:spacing w:after="0" w:before="0" w:line="240"/>
+        <w:ind w:left="567"/>
+      </w:pPr>
+      <w:r>
+        <w:rPr>
+          <w:rFonts w:ascii="Courier New" w:cs="Courier New" w:eastAsia="Courier New" w:hAnsi="Courier New"/>
+          <w:sz w:val="20"/>
+          <w:szCs w:val="20"/>
+        </w:rPr>
+        <w:t xml:space="preserve">  receiptUrl        String?</w:t>
+      </w:r>
+    </w:p>
+    <w:p>
+      <w:pPr>
+        <w:spacing w:after="0" w:before="0" w:line="240"/>
+        <w:ind w:left="567"/>
+      </w:pPr>
+      <w:r>
+        <w:rPr>
+          <w:rFonts w:ascii="Courier New" w:cs="Courier New" w:eastAsia="Courier New" w:hAnsi="Courier New"/>
+          <w:sz w:val="20"/>
+          <w:szCs w:val="20"/>
+        </w:rPr>
+        <w:t xml:space="preserve">  receiptData       Json?    // bonul digital (JSONB)</w:t>
+      </w:r>
+    </w:p>
+    <w:p>
+      <w:pPr>
+        <w:spacing w:after="0" w:before="0" w:line="240"/>
+        <w:ind w:left="567"/>
+      </w:pPr>
+      <w:r>
+        <w:rPr>
+          <w:rFonts w:ascii="Courier New" w:cs="Courier New" w:eastAsia="Courier New" w:hAnsi="Courier New"/>
+          <w:sz w:val="20"/>
+          <w:szCs w:val="20"/>
+        </w:rPr>
+        <w:t xml:space="preserve">  isRecurring       Boolean  @default(false)</w:t>
+      </w:r>
+    </w:p>
+    <w:p>
+      <w:pPr>
+        <w:spacing w:after="0" w:before="0" w:line="240"/>
+        <w:ind w:left="567"/>
+      </w:pPr>
+      <w:r>
+        <w:rPr>
+          <w:rFonts w:ascii="Courier New" w:cs="Courier New" w:eastAsia="Courier New" w:hAnsi="Courier New"/>
+          <w:sz w:val="20"/>
+          <w:szCs w:val="20"/>
+        </w:rPr>
+        <w:t xml:space="preserve"> </w:t>
+      </w:r>
+    </w:p>
+    <w:p>
+      <w:pPr>
+        <w:spacing w:after="0" w:before="0" w:line="240"/>
+        <w:ind w:left="567"/>
+      </w:pPr>
+      <w:r>
+        <w:rPr>
+          <w:rFonts w:ascii="Courier New" w:cs="Courier New" w:eastAsia="Courier New" w:hAnsi="Courier New"/>
+          <w:sz w:val="20"/>
+          <w:szCs w:val="20"/>
+        </w:rPr>
+        <w:t xml:space="preserve">  // Campuri pentru tranzactii recurente</w:t>
+      </w:r>
+    </w:p>
+    <w:p>
+      <w:pPr>
+        <w:spacing w:after="0" w:before="0" w:line="240"/>
+        <w:ind w:left="567"/>
+      </w:pPr>
+      <w:r>
+        <w:rPr>
+          <w:rFonts w:ascii="Courier New" w:cs="Courier New" w:eastAsia="Courier New" w:hAnsi="Courier New"/>
+          <w:sz w:val="20"/>
+          <w:szCs w:val="20"/>
+        </w:rPr>
+        <w:t xml:space="preserve">  recurringGroupId  String?  // UUID partajat de toate instantele</w:t>
+      </w:r>
+    </w:p>
+    <w:p>
+      <w:pPr>
+        <w:spacing w:after="0" w:before="0" w:line="240"/>
+        <w:ind w:left="567"/>
+      </w:pPr>
+      <w:r>
+        <w:rPr>
+          <w:rFonts w:ascii="Courier New" w:cs="Courier New" w:eastAsia="Courier New" w:hAnsi="Courier New"/>
+          <w:sz w:val="20"/>
+          <w:szCs w:val="20"/>
+        </w:rPr>
+        <w:t xml:space="preserve">  frequency         String?  // "daily" | "weekly" | "monthly" | "yearly"</w:t>
+      </w:r>
+    </w:p>
+    <w:p>
+      <w:pPr>
+        <w:spacing w:after="0" w:before="0" w:line="240"/>
+        <w:ind w:left="567"/>
+      </w:pPr>
+      <w:r>
+        <w:rPr>
+          <w:rFonts w:ascii="Courier New" w:cs="Courier New" w:eastAsia="Courier New" w:hAnsi="Courier New"/>
+          <w:sz w:val="20"/>
+          <w:szCs w:val="20"/>
+        </w:rPr>
+        <w:t xml:space="preserve">  originalStartDate DateTime?</w:t>
+      </w:r>
+    </w:p>
+    <w:p>
+      <w:pPr>
+        <w:spacing w:after="0" w:before="0" w:line="240"/>
+        <w:ind w:left="567"/>
+      </w:pPr>
+      <w:r>
+        <w:rPr>
+          <w:rFonts w:ascii="Courier New" w:cs="Courier New" w:eastAsia="Courier New" w:hAnsi="Courier New"/>
+          <w:sz w:val="20"/>
+          <w:szCs w:val="20"/>
+        </w:rPr>
+        <w:t xml:space="preserve">  sequenceNumber    Int?     // pozitia in serie (1, 2, 3, ...)</w:t>
+      </w:r>
+    </w:p>
+    <w:p>
+      <w:pPr>
+        <w:spacing w:after="0" w:before="0" w:line="240"/>
+        <w:ind w:left="567"/>
+      </w:pPr>
+      <w:r>
+        <w:rPr>
+          <w:rFonts w:ascii="Courier New" w:cs="Courier New" w:eastAsia="Courier New" w:hAnsi="Courier New"/>
+          <w:sz w:val="20"/>
+          <w:szCs w:val="20"/>
+        </w:rPr>
+        <w:t xml:space="preserve"> </w:t>
+      </w:r>
+    </w:p>
+    <w:p>
+      <w:pPr>
+        <w:spacing w:after="0" w:before="0" w:line="240"/>
+        <w:ind w:left="567"/>
+      </w:pPr>
+      <w:r>
+        <w:rPr>
+          <w:rFonts w:ascii="Courier New" w:cs="Courier New" w:eastAsia="Courier New" w:hAnsi="Courier New"/>
+          <w:sz w:val="20"/>
+          <w:szCs w:val="20"/>
+        </w:rPr>
+        <w:t xml:space="preserve">  createdAt         DateTime @default(now())</w:t>
+      </w:r>
+    </w:p>
+    <w:p>
+      <w:pPr>
+        <w:spacing w:after="0" w:before="0" w:line="240"/>
+        <w:ind w:left="567"/>
+      </w:pPr>
+      <w:r>
+        <w:rPr>
+          <w:rFonts w:ascii="Courier New" w:cs="Courier New" w:eastAsia="Courier New" w:hAnsi="Courier New"/>
+          <w:sz w:val="20"/>
+          <w:szCs w:val="20"/>
+        </w:rPr>
+        <w:t xml:space="preserve"> </w:t>
+      </w:r>
+    </w:p>
+    <w:p>
+      <w:pPr>
+        <w:spacing w:after="0" w:before="0" w:line="240"/>
+        <w:ind w:left="567"/>
+      </w:pPr>
+      <w:r>
+        <w:rPr>
+          <w:rFonts w:ascii="Courier New" w:cs="Courier New" w:eastAsia="Courier New" w:hAnsi="Courier New"/>
+          <w:sz w:val="20"/>
+          <w:szCs w:val="20"/>
+        </w:rPr>
+        <w:t xml:space="preserve">  category Category @relation(fields: [categoryId], references: [id])</w:t>
+      </w:r>
+    </w:p>
+    <w:p>
+      <w:pPr>
+        <w:spacing w:after="0" w:before="0" w:line="240"/>
+        <w:ind w:left="567"/>
+      </w:pPr>
+      <w:r>
+        <w:rPr>
+          <w:rFonts w:ascii="Courier New" w:cs="Courier New" w:eastAsia="Courier New" w:hAnsi="Courier New"/>
+          <w:sz w:val="20"/>
+          <w:szCs w:val="20"/>
+        </w:rPr>
+        <w:t xml:space="preserve">  user     User     @relation(fields: [userId], references: [id])</w:t>
+      </w:r>
+    </w:p>
+    <w:p>
+      <w:pPr>
+        <w:spacing w:after="0" w:before="0" w:line="240"/>
+        <w:ind w:left="567"/>
+      </w:pPr>
+      <w:r>
+        <w:rPr>
+          <w:rFonts w:ascii="Courier New" w:cs="Courier New" w:eastAsia="Courier New" w:hAnsi="Courier New"/>
+          <w:sz w:val="20"/>
+          <w:szCs w:val="20"/>
+        </w:rPr>
+        <w:t xml:space="preserve"> </w:t>
+      </w:r>
+    </w:p>
+    <w:p>
+      <w:pPr>
+        <w:spacing w:after="0" w:before="0" w:line="240"/>
+        <w:ind w:left="567"/>
+      </w:pPr>
+      <w:r>
+        <w:rPr>
+          <w:rFonts w:ascii="Courier New" w:cs="Courier New" w:eastAsia="Courier New" w:hAnsi="Courier New"/>
+          <w:sz w:val="20"/>
+          <w:szCs w:val="20"/>
+        </w:rPr>
+        <w:t xml:space="preserve">  @@index([userId, date])              // pentru filtrare pe perioada</w:t>
+      </w:r>
+    </w:p>
+    <w:p>
+      <w:pPr>
+        <w:spacing w:after="0" w:before="0" w:line="240"/>
+        <w:ind w:left="567"/>
+      </w:pPr>
+      <w:r>
+        <w:rPr>
+          <w:rFonts w:ascii="Courier New" w:cs="Courier New" w:eastAsia="Courier New" w:hAnsi="Courier New"/>
+          <w:sz w:val="20"/>
+          <w:szCs w:val="20"/>
+        </w:rPr>
+        <w:t xml:space="preserve">  @@index([userId, recurringGroupId])  // pentru stergere serie</w:t>
+      </w:r>
+    </w:p>
+    <w:p>
+      <w:pPr>
+        <w:pBdr>
+          <w:bottom w:val="single" w:color="CCCCCC" w:sz="4"/>
+        </w:pBdr>
+        <w:spacing w:after="120" w:before="0" w:line="240"/>
+        <w:ind w:left="567"/>
+      </w:pPr>
+      <w:r>
+        <w:rPr>
+          <w:rFonts w:ascii="Courier New" w:cs="Courier New" w:eastAsia="Courier New" w:hAnsi="Courier New"/>
+          <w:sz w:val="20"/>
+          <w:szCs w:val="20"/>
+        </w:rPr>
+        <w:t xml:space="preserve">}</w:t>
+      </w:r>
+    </w:p>
+    <w:p>
+      <w:pPr>
+        <w:spacing w:after="240" w:before="60"/>
+        <w:jc w:val="center"/>
+      </w:pPr>
+      <w:r>
+        <w:rPr>
+          <w:rFonts w:ascii="Times New Roman" w:cs="Times New Roman" w:eastAsia="Times New Roman" w:hAnsi="Times New Roman"/>
+          <w:b/>
+          <w:bCs/>
+          <w:i/>
+          <w:iCs/>
+          <w:sz w:val="22"/>
+          <w:szCs w:val="22"/>
+        </w:rPr>
+        <w:t xml:space="preserve">Listing 17 — </w:t>
+      </w:r>
+      <w:r>
+        <w:rPr>
+          <w:rFonts w:ascii="Times New Roman" w:cs="Times New Roman" w:eastAsia="Times New Roman" w:hAnsi="Times New Roman"/>
+          <w:i/>
+          <w:iCs/>
+          <w:sz w:val="22"/>
+          <w:szCs w:val="22"/>
+        </w:rPr>
+        <w:t xml:space="preserve">Definiția tabelei Transaction în Prisma (schema.prisma)</w:t>
+      </w:r>
+    </w:p>
+    <w:p>
+      <w:pPr>
+        <w:spacing w:after="120" w:before="0" w:line="360"/>
+        <w:ind w:firstLine="567"/>
+        <w:jc w:val="both"/>
+      </w:pPr>
+      <w:r>
+        <w:rPr>
+          <w:rFonts w:ascii="Times New Roman" w:cs="Times New Roman" w:eastAsia="Times New Roman" w:hAnsi="Times New Roman"/>
+          <w:sz w:val="24"/>
+          <w:szCs w:val="24"/>
+        </w:rPr>
+        <w:t xml:space="preserve">Indexurile compuse @@index([userId, date]) și @@index([userId, recurringGroupId]) sunt esențiale pentru performanță. Primul accelerează query-ul cel mai frecvent (listarea tranzacțiilor unui utilizator pentru o anumită perioadă), permițând PostgreSQL să facă index scan în loc de full table scan. Al doilea accelerează ștergerea în masă a unei serii recurente. Pentru un utilizator cu 10.000 de tranzacții, primul index reduce timpul de query de la ~150ms la sub 1ms.</w:t>
+      </w:r>
+    </w:p>
+    <w:p>
+      <w:pPr>
         <w:pStyle w:val="Heading3"/>
         <w:spacing w:after="120" w:before="240"/>
         <w:jc w:val="left"/>
@@ -11013,7 +15064,7 @@
           <w:sz w:val="24"/>
           <w:szCs w:val="24"/>
         </w:rPr>
-        <w:t xml:space="preserve">Determinarea neconcordanțelor de proiectare și a problemelor de utilizare, inclusiv erori de navigare (imposibilitatea localizării funcțiilor, apăsări excesive pentru a finaliza o operațiune), erori de prezentare (informații dificil de localizat sau ambiguități de etichetare) și probleme de control al interfeței.</w:t>
+        <w:t xml:space="preserve">Determinarea neconcordanțelor de proiectare și a problemelor de utilizare, inclusiv erori de navigare, erori de prezentare și probleme de control al interfeței.</w:t>
       </w:r>
     </w:p>
     <w:p>
@@ -11049,7 +15100,7 @@
           <w:sz w:val="24"/>
           <w:szCs w:val="24"/>
         </w:rPr>
-        <w:t xml:space="preserve">Determinarea timpului necesar pentru finalizarea unei sarcini (fără a include durata de evaluare subiectivă), pentru a putea optimiza fluxurile cele mai frecvente.</w:t>
+        <w:t xml:space="preserve">Determinarea timpului necesar pentru finalizarea unei sarcini, pentru a putea optimiza fluxurile cele mai frecvente.</w:t>
       </w:r>
     </w:p>
     <w:p>
@@ -11072,6 +15123,7 @@
     <w:p>
       <w:pPr>
         <w:spacing w:after="120" w:before="0" w:line="360"/>
+        <w:ind w:firstLine="567"/>
         <w:jc w:val="both"/>
       </w:pPr>
       <w:r>
@@ -11080,277 +15132,7 @@
           <w:sz w:val="24"/>
           <w:szCs w:val="24"/>
         </w:rPr>
-        <w:t xml:space="preserve">Pentru testare au fost luate în considerare toate funcționalitățile principale ale aplicației:</w:t>
-      </w:r>
-    </w:p>
-    <w:p>
-      <w:pPr>
-        <w:pStyle w:val="ListParagraph"/>
-        <w:numPr>
-          <w:ilvl w:val="0"/>
-          <w:numId w:val="2"/>
-        </w:numPr>
-        <w:spacing w:after="80" w:before="0" w:line="360"/>
-      </w:pPr>
-      <w:r>
-        <w:rPr>
-          <w:rFonts w:ascii="Times New Roman" w:cs="Times New Roman" w:eastAsia="Times New Roman" w:hAnsi="Times New Roman"/>
-          <w:sz w:val="24"/>
-          <w:szCs w:val="24"/>
-        </w:rPr>
-        <w:t xml:space="preserve">Înregistrare cont și autentificare (cont local, Google OAuth, Facebook OAuth);</w:t>
-      </w:r>
-    </w:p>
-    <w:p>
-      <w:pPr>
-        <w:pStyle w:val="ListParagraph"/>
-        <w:numPr>
-          <w:ilvl w:val="0"/>
-          <w:numId w:val="2"/>
-        </w:numPr>
-        <w:spacing w:after="80" w:before="0" w:line="360"/>
-      </w:pPr>
-      <w:r>
-        <w:rPr>
-          <w:rFonts w:ascii="Times New Roman" w:cs="Times New Roman" w:eastAsia="Times New Roman" w:hAnsi="Times New Roman"/>
-          <w:sz w:val="24"/>
-          <w:szCs w:val="24"/>
-        </w:rPr>
-        <w:t xml:space="preserve">Resetare parolă prin email;</w:t>
-      </w:r>
-    </w:p>
-    <w:p>
-      <w:pPr>
-        <w:pStyle w:val="ListParagraph"/>
-        <w:numPr>
-          <w:ilvl w:val="0"/>
-          <w:numId w:val="2"/>
-        </w:numPr>
-        <w:spacing w:after="80" w:before="0" w:line="360"/>
-      </w:pPr>
-      <w:r>
-        <w:rPr>
-          <w:rFonts w:ascii="Times New Roman" w:cs="Times New Roman" w:eastAsia="Times New Roman" w:hAnsi="Times New Roman"/>
-          <w:sz w:val="24"/>
-          <w:szCs w:val="24"/>
-        </w:rPr>
-        <w:t xml:space="preserve">Adăugare, editare și ștergere tranzacții (simple și recurente);</w:t>
-      </w:r>
-    </w:p>
-    <w:p>
-      <w:pPr>
-        <w:pStyle w:val="ListParagraph"/>
-        <w:numPr>
-          <w:ilvl w:val="0"/>
-          <w:numId w:val="2"/>
-        </w:numPr>
-        <w:spacing w:after="80" w:before="0" w:line="360"/>
-      </w:pPr>
-      <w:r>
-        <w:rPr>
-          <w:rFonts w:ascii="Times New Roman" w:cs="Times New Roman" w:eastAsia="Times New Roman" w:hAnsi="Times New Roman"/>
-          <w:sz w:val="24"/>
-          <w:szCs w:val="24"/>
-        </w:rPr>
-        <w:t xml:space="preserve">Scanare bon fiscal cu OCR Gemini;</w:t>
-      </w:r>
-    </w:p>
-    <w:p>
-      <w:pPr>
-        <w:pStyle w:val="ListParagraph"/>
-        <w:numPr>
-          <w:ilvl w:val="0"/>
-          <w:numId w:val="2"/>
-        </w:numPr>
-        <w:spacing w:after="80" w:before="0" w:line="360"/>
-      </w:pPr>
-      <w:r>
-        <w:rPr>
-          <w:rFonts w:ascii="Times New Roman" w:cs="Times New Roman" w:eastAsia="Times New Roman" w:hAnsi="Times New Roman"/>
-          <w:sz w:val="24"/>
-          <w:szCs w:val="24"/>
-        </w:rPr>
-        <w:t xml:space="preserve">Sugestie automată de categorie pe baza descrierii;</w:t>
-      </w:r>
-    </w:p>
-    <w:p>
-      <w:pPr>
-        <w:pStyle w:val="ListParagraph"/>
-        <w:numPr>
-          <w:ilvl w:val="0"/>
-          <w:numId w:val="2"/>
-        </w:numPr>
-        <w:spacing w:after="80" w:before="0" w:line="360"/>
-      </w:pPr>
-      <w:r>
-        <w:rPr>
-          <w:rFonts w:ascii="Times New Roman" w:cs="Times New Roman" w:eastAsia="Times New Roman" w:hAnsi="Times New Roman"/>
-          <w:sz w:val="24"/>
-          <w:szCs w:val="24"/>
-        </w:rPr>
-        <w:t xml:space="preserve">Creare, editare și ștergere bugete (totale și pe categorii);</w:t>
-      </w:r>
-    </w:p>
-    <w:p>
-      <w:pPr>
-        <w:pStyle w:val="ListParagraph"/>
-        <w:numPr>
-          <w:ilvl w:val="0"/>
-          <w:numId w:val="2"/>
-        </w:numPr>
-        <w:spacing w:after="80" w:before="0" w:line="360"/>
-      </w:pPr>
-      <w:r>
-        <w:rPr>
-          <w:rFonts w:ascii="Times New Roman" w:cs="Times New Roman" w:eastAsia="Times New Roman" w:hAnsi="Times New Roman"/>
-          <w:sz w:val="24"/>
-          <w:szCs w:val="24"/>
-        </w:rPr>
-        <w:t xml:space="preserve">Avertizare la depășire buget și notificări in-app;</w:t>
-      </w:r>
-    </w:p>
-    <w:p>
-      <w:pPr>
-        <w:pStyle w:val="ListParagraph"/>
-        <w:numPr>
-          <w:ilvl w:val="0"/>
-          <w:numId w:val="2"/>
-        </w:numPr>
-        <w:spacing w:after="80" w:before="0" w:line="360"/>
-      </w:pPr>
-      <w:r>
-        <w:rPr>
-          <w:rFonts w:ascii="Times New Roman" w:cs="Times New Roman" w:eastAsia="Times New Roman" w:hAnsi="Times New Roman"/>
-          <w:sz w:val="24"/>
-          <w:szCs w:val="24"/>
-        </w:rPr>
-        <w:t xml:space="preserve">Adăugare, editare și ștergere categorii personalizate;</w:t>
-      </w:r>
-    </w:p>
-    <w:p>
-      <w:pPr>
-        <w:pStyle w:val="ListParagraph"/>
-        <w:numPr>
-          <w:ilvl w:val="0"/>
-          <w:numId w:val="2"/>
-        </w:numPr>
-        <w:spacing w:after="80" w:before="0" w:line="360"/>
-      </w:pPr>
-      <w:r>
-        <w:rPr>
-          <w:rFonts w:ascii="Times New Roman" w:cs="Times New Roman" w:eastAsia="Times New Roman" w:hAnsi="Times New Roman"/>
-          <w:sz w:val="24"/>
-          <w:szCs w:val="24"/>
-        </w:rPr>
-        <w:t xml:space="preserve">Generare rapoarte cu export PDF și Excel;</w:t>
-      </w:r>
-    </w:p>
-    <w:p>
-      <w:pPr>
-        <w:pStyle w:val="ListParagraph"/>
-        <w:numPr>
-          <w:ilvl w:val="0"/>
-          <w:numId w:val="2"/>
-        </w:numPr>
-        <w:spacing w:after="80" w:before="0" w:line="360"/>
-      </w:pPr>
-      <w:r>
-        <w:rPr>
-          <w:rFonts w:ascii="Times New Roman" w:cs="Times New Roman" w:eastAsia="Times New Roman" w:hAnsi="Times New Roman"/>
-          <w:sz w:val="24"/>
-          <w:szCs w:val="24"/>
-        </w:rPr>
-        <w:t xml:space="preserve">Vizualizare statistici pe Dashboard (KPI, evoluție, distribuție pe categorii);</w:t>
-      </w:r>
-    </w:p>
-    <w:p>
-      <w:pPr>
-        <w:pStyle w:val="ListParagraph"/>
-        <w:numPr>
-          <w:ilvl w:val="0"/>
-          <w:numId w:val="2"/>
-        </w:numPr>
-        <w:spacing w:after="80" w:before="0" w:line="360"/>
-      </w:pPr>
-      <w:r>
-        <w:rPr>
-          <w:rFonts w:ascii="Times New Roman" w:cs="Times New Roman" w:eastAsia="Times New Roman" w:hAnsi="Times New Roman"/>
-          <w:sz w:val="24"/>
-          <w:szCs w:val="24"/>
-        </w:rPr>
-        <w:t xml:space="preserve">Detectare automată a tranzacțiilor anormale;</w:t>
-      </w:r>
-    </w:p>
-    <w:p>
-      <w:pPr>
-        <w:pStyle w:val="ListParagraph"/>
-        <w:numPr>
-          <w:ilvl w:val="0"/>
-          <w:numId w:val="2"/>
-        </w:numPr>
-        <w:spacing w:after="80" w:before="0" w:line="360"/>
-      </w:pPr>
-      <w:r>
-        <w:rPr>
-          <w:rFonts w:ascii="Times New Roman" w:cs="Times New Roman" w:eastAsia="Times New Roman" w:hAnsi="Times New Roman"/>
-          <w:sz w:val="24"/>
-          <w:szCs w:val="24"/>
-        </w:rPr>
-        <w:t xml:space="preserve">Asistent AI conversațional;</w:t>
-      </w:r>
-    </w:p>
-    <w:p>
-      <w:pPr>
-        <w:pStyle w:val="ListParagraph"/>
-        <w:numPr>
-          <w:ilvl w:val="0"/>
-          <w:numId w:val="2"/>
-        </w:numPr>
-        <w:spacing w:after="80" w:before="0" w:line="360"/>
-      </w:pPr>
-      <w:r>
-        <w:rPr>
-          <w:rFonts w:ascii="Times New Roman" w:cs="Times New Roman" w:eastAsia="Times New Roman" w:hAnsi="Times New Roman"/>
-          <w:sz w:val="24"/>
-          <w:szCs w:val="24"/>
-        </w:rPr>
-        <w:t xml:space="preserve">Editare profil și schimbare parolă;</w:t>
-      </w:r>
-    </w:p>
-    <w:p>
-      <w:pPr>
-        <w:pStyle w:val="ListParagraph"/>
-        <w:numPr>
-          <w:ilvl w:val="0"/>
-          <w:numId w:val="2"/>
-        </w:numPr>
-        <w:spacing w:after="80" w:before="0" w:line="360"/>
-      </w:pPr>
-      <w:r>
-        <w:rPr>
-          <w:rFonts w:ascii="Times New Roman" w:cs="Times New Roman" w:eastAsia="Times New Roman" w:hAnsi="Times New Roman"/>
-          <w:sz w:val="24"/>
-          <w:szCs w:val="24"/>
-        </w:rPr>
-        <w:t xml:space="preserve">Activare/dezactivare notificări de buget;</w:t>
-      </w:r>
-    </w:p>
-    <w:p>
-      <w:pPr>
-        <w:pStyle w:val="ListParagraph"/>
-        <w:numPr>
-          <w:ilvl w:val="0"/>
-          <w:numId w:val="2"/>
-        </w:numPr>
-        <w:spacing w:after="80" w:before="0" w:line="360"/>
-      </w:pPr>
-      <w:r>
-        <w:rPr>
-          <w:rFonts w:ascii="Times New Roman" w:cs="Times New Roman" w:eastAsia="Times New Roman" w:hAnsi="Times New Roman"/>
-          <w:sz w:val="24"/>
-          <w:szCs w:val="24"/>
-        </w:rPr>
-        <w:t xml:space="preserve">Navigare responsive pe mobile și desktop.</w:t>
+        <w:t xml:space="preserve">Pentru testare au fost luate în considerare toate funcționalitățile principale ale aplicației: înregistrare cont și autentificare (cont local, Google OAuth, Facebook OAuth); resetare parolă prin email; adăugare, editare și ștergere tranzacții (simple și recurente); scanare bon fiscal cu OCR Gemini; sugestie automată de categorie pe baza descrierii; creare, editare și ștergere bugete (totale și pe categorii); avertizare la depășire buget și notificări in-app; adăugare, editare și ștergere categorii personalizate; generare rapoarte cu export PDF și Excel; vizualizare statistici pe Dashboard; detectare automată a tranzacțiilor anormale; asistent AI conversațional; editare profil și schimbare parolă; activare/dezactivare notificări de buget; navigare responsive pe mobile și desktop.</w:t>
       </w:r>
     </w:p>
     <w:p>
@@ -12088,7 +15870,7 @@
           <w:sz w:val="24"/>
           <w:szCs w:val="24"/>
         </w:rPr>
-        <w:t xml:space="preserve">Tabelul 3 prezintă raportul de testare pentru cazurile reprezentative. Pentru fiecare scenariu sunt specificate pașii de execuție și rezultatul observat.</w:t>
+        <w:t xml:space="preserve">Tabelul 3 prezintă raportul de testare pentru cazurile reprezentative.</w:t>
       </w:r>
     </w:p>
     <w:tbl>
@@ -15145,7 +18927,7 @@
           <w:sz w:val="24"/>
           <w:szCs w:val="24"/>
         </w:rPr>
-        <w:t xml:space="preserve">Funcționalitate de partajare a bugetelor între membrii unei familii sau ai unei case, cu permisiuni granulare (cine poate adăuga tranzacții, cine doar poate vizualiza);</w:t>
+        <w:t xml:space="preserve">Funcționalitate de partajare a bugetelor între membrii unei familii sau ai unei case, cu permisiuni granulare;</w:t>
       </w:r>
     </w:p>
     <w:p>
@@ -15181,7 +18963,7 @@
           <w:sz w:val="24"/>
           <w:szCs w:val="24"/>
         </w:rPr>
-        <w:t xml:space="preserve">Predicții de cheltuieli pentru luna următoare pe baza istoricului, folosind modele de machine learning ușoare (regresie liniară pe medie mobilă);</w:t>
+        <w:t xml:space="preserve">Predicții de cheltuieli pentru luna următoare pe baza istoricului, folosind modele de machine learning ușoare;</w:t>
       </w:r>
     </w:p>
     <w:p>
@@ -15199,7 +18981,7 @@
           <w:sz w:val="24"/>
           <w:szCs w:val="24"/>
         </w:rPr>
-        <w:t xml:space="preserve">Goal tracking — definirea unor obiective financiare (economisire pentru vacanță, achitarea unei datorii) și urmărirea progresului către ele;</w:t>
+        <w:t xml:space="preserve">Goal tracking — definirea unor obiective financiare și urmărirea progresului către ele;</w:t>
       </w:r>
     </w:p>
     <w:p>
@@ -15271,7 +19053,7 @@
           <w:sz w:val="24"/>
           <w:szCs w:val="24"/>
         </w:rPr>
-        <w:t xml:space="preserve">Adăugarea unei funcționalități de OCR pentru extrase de cont bancare (PDF), permițând importul în masă al unor luni întregi de tranzacții.</w:t>
+        <w:t xml:space="preserve">OCR pentru extrase de cont bancare (PDF), permițând importul în masă al unor luni întregi de tranzacții.</w:t>
       </w:r>
     </w:p>
     <w:p>
@@ -15589,7 +19371,7 @@
           <w:sz w:val="24"/>
           <w:szCs w:val="24"/>
         </w:rPr>
-        <w:t xml:space="preserve">[20] Pressman, R. S. (2014). Software Engineering: A Practitioner’s Approach (8th ed.). McGraw-Hill Education.</w:t>
+        <w:t xml:space="preserve">[20] Pressman, R. S. (2014). Software Engineering: A Practitioner Approach (8th ed.). McGraw-Hill Education.</w:t>
       </w:r>
     </w:p>
     <w:p>
@@ -15687,7 +19469,7 @@
         <w:sz w:val="18"/>
         <w:szCs w:val="18"/>
       </w:rPr>
-      <w:t xml:space="preserve">FARO — Platformă web pentru gestiunea finanțelor personale | </w:t>
+      <w:t xml:space="preserve">FARO — Platforma web pentru gestiunea finantelor personale | </w:t>
     </w:r>
     <w:r>
       <w:rPr>
